--- a/DanhSach_TestCase_TechShop.docx
+++ b/DanhSach_TestCase_TechShop.docx
@@ -70,7 +70,7 @@
           <w:sz w:val="20"/>
           <w:szCs w:val="20"/>
         </w:rPr>
-        <w:t xml:space="preserve">26/09/2026</w:t>
+        <w:t xml:space="preserve">28/09/2026</w:t>
       </w:r>
     </w:p>
     <w:p>
@@ -93,7 +93,7 @@
           <w:sz w:val="20"/>
           <w:szCs w:val="20"/>
         </w:rPr>
-        <w:t xml:space="preserve">Jest + Supertest, cơ sở dữ liệu MongoDB tạm trong bộ nhớ (mongodb-memory-server) - mỗi test chạy trên dữ liệu sạch</w:t>
+        <w:t xml:space="preserve">Jest + Supertest, cơ sở dữ liệu MongoDB tạm trong bộ nhớ (mongodb-memory-server) - mỗi test chạy trên dữ liệu sạch; dịch vụ bên ngoài (VNPay, Resend, Google) được giả lập</w:t>
       </w:r>
     </w:p>
     <w:p>
@@ -165,7 +165,7 @@
           <w:sz w:val="20"/>
           <w:szCs w:val="20"/>
         </w:rPr>
-        <w:t xml:space="preserve">41/41 test case ĐẠT</w:t>
+        <w:t xml:space="preserve">72/72 test case ĐẠT</w:t>
       </w:r>
       <w:r>
         <w:rPr>
@@ -1653,6 +1653,939 @@
               <w:rPr>
                 <w:rFonts w:ascii="Arial" w:cs="Arial" w:eastAsia="Arial" w:hAnsi="Arial"/>
               </w:rPr>
+              <w:t xml:space="preserve">9</w:t>
+            </w:r>
+          </w:p>
+        </w:tc>
+        <w:tc>
+          <w:tcPr>
+            <w:tcW w:type="dxa" w:w="4200"/>
+            <w:tcBorders>
+              <w:top w:val="single" w:color="BFBFBF" w:sz="4"/>
+              <w:left w:val="single" w:color="BFBFBF" w:sz="4"/>
+              <w:bottom w:val="single" w:color="BFBFBF" w:sz="4"/>
+              <w:right w:val="single" w:color="BFBFBF" w:sz="4"/>
+            </w:tcBorders>
+            <w:tcMar>
+              <w:top w:type="dxa" w:w="60"/>
+              <w:left w:type="dxa" w:w="100"/>
+              <w:bottom w:type="dxa" w:w="60"/>
+              <w:right w:type="dxa" w:w="100"/>
+            </w:tcMar>
+            <w:vAlign w:val="center"/>
+          </w:tcPr>
+          <w:p>
+            <w:pPr>
+              <w:jc w:val="left"/>
+            </w:pPr>
+            <w:r>
+              <w:rPr>
+                <w:rFonts w:ascii="Arial" w:cs="Arial" w:eastAsia="Arial" w:hAnsi="Arial"/>
+              </w:rPr>
+              <w:t xml:space="preserve">Đánh giá sản phẩm</w:t>
+            </w:r>
+          </w:p>
+        </w:tc>
+        <w:tc>
+          <w:tcPr>
+            <w:tcW w:type="dxa" w:w="5500"/>
+            <w:tcBorders>
+              <w:top w:val="single" w:color="BFBFBF" w:sz="4"/>
+              <w:left w:val="single" w:color="BFBFBF" w:sz="4"/>
+              <w:bottom w:val="single" w:color="BFBFBF" w:sz="4"/>
+              <w:right w:val="single" w:color="BFBFBF" w:sz="4"/>
+            </w:tcBorders>
+            <w:tcMar>
+              <w:top w:type="dxa" w:w="60"/>
+              <w:left w:type="dxa" w:w="100"/>
+              <w:bottom w:type="dxa" w:w="60"/>
+              <w:right w:type="dxa" w:w="100"/>
+            </w:tcMar>
+            <w:vAlign w:val="center"/>
+          </w:tcPr>
+          <w:p>
+            <w:pPr>
+              <w:jc w:val="left"/>
+            </w:pPr>
+            <w:r>
+              <w:rPr>
+                <w:rFonts w:ascii="Arial" w:cs="Arial" w:eastAsia="Arial" w:hAnsi="Arial"/>
+              </w:rPr>
+              <w:t xml:space="preserve">TC-42, TC-43, TC-44, TC-45</w:t>
+            </w:r>
+          </w:p>
+        </w:tc>
+        <w:tc>
+          <w:tcPr>
+            <w:tcW w:type="dxa" w:w="1500"/>
+            <w:tcBorders>
+              <w:top w:val="single" w:color="BFBFBF" w:sz="4"/>
+              <w:left w:val="single" w:color="BFBFBF" w:sz="4"/>
+              <w:bottom w:val="single" w:color="BFBFBF" w:sz="4"/>
+              <w:right w:val="single" w:color="BFBFBF" w:sz="4"/>
+            </w:tcBorders>
+            <w:tcMar>
+              <w:top w:type="dxa" w:w="60"/>
+              <w:left w:type="dxa" w:w="100"/>
+              <w:bottom w:type="dxa" w:w="60"/>
+              <w:right w:type="dxa" w:w="100"/>
+            </w:tcMar>
+            <w:vAlign w:val="center"/>
+          </w:tcPr>
+          <w:p>
+            <w:pPr>
+              <w:jc w:val="center"/>
+            </w:pPr>
+            <w:r>
+              <w:rPr>
+                <w:rFonts w:ascii="Arial" w:cs="Arial" w:eastAsia="Arial" w:hAnsi="Arial"/>
+              </w:rPr>
+              <w:t xml:space="preserve">4</w:t>
+            </w:r>
+          </w:p>
+        </w:tc>
+        <w:tc>
+          <w:tcPr>
+            <w:tcW w:type="dxa" w:w="1500"/>
+            <w:tcBorders>
+              <w:top w:val="single" w:color="BFBFBF" w:sz="4"/>
+              <w:left w:val="single" w:color="BFBFBF" w:sz="4"/>
+              <w:bottom w:val="single" w:color="BFBFBF" w:sz="4"/>
+              <w:right w:val="single" w:color="BFBFBF" w:sz="4"/>
+            </w:tcBorders>
+            <w:tcMar>
+              <w:top w:type="dxa" w:w="60"/>
+              <w:left w:type="dxa" w:w="100"/>
+              <w:bottom w:type="dxa" w:w="60"/>
+              <w:right w:type="dxa" w:w="100"/>
+            </w:tcMar>
+            <w:vAlign w:val="center"/>
+          </w:tcPr>
+          <w:p>
+            <w:pPr>
+              <w:jc w:val="center"/>
+            </w:pPr>
+            <w:r>
+              <w:rPr>
+                <w:rFonts w:ascii="Arial" w:cs="Arial" w:eastAsia="Arial" w:hAnsi="Arial"/>
+                <w:b/>
+                <w:bCs/>
+                <w:color w:val="1E8449"/>
+              </w:rPr>
+              <w:t xml:space="preserve">4</w:t>
+            </w:r>
+          </w:p>
+        </w:tc>
+      </w:tr>
+      <w:tr>
+        <w:trPr>
+          <w:cantSplit/>
+        </w:trPr>
+        <w:tc>
+          <w:tcPr>
+            <w:tcW w:type="dxa" w:w="900"/>
+            <w:tcBorders>
+              <w:top w:val="single" w:color="BFBFBF" w:sz="4"/>
+              <w:left w:val="single" w:color="BFBFBF" w:sz="4"/>
+              <w:bottom w:val="single" w:color="BFBFBF" w:sz="4"/>
+              <w:right w:val="single" w:color="BFBFBF" w:sz="4"/>
+            </w:tcBorders>
+            <w:shd w:fill="F7F7F7" w:color="auto" w:val="clear"/>
+            <w:tcMar>
+              <w:top w:type="dxa" w:w="60"/>
+              <w:left w:type="dxa" w:w="100"/>
+              <w:bottom w:type="dxa" w:w="60"/>
+              <w:right w:type="dxa" w:w="100"/>
+            </w:tcMar>
+            <w:vAlign w:val="center"/>
+          </w:tcPr>
+          <w:p>
+            <w:pPr>
+              <w:jc w:val="center"/>
+            </w:pPr>
+            <w:r>
+              <w:rPr>
+                <w:rFonts w:ascii="Arial" w:cs="Arial" w:eastAsia="Arial" w:hAnsi="Arial"/>
+              </w:rPr>
+              <w:t xml:space="preserve">10</w:t>
+            </w:r>
+          </w:p>
+        </w:tc>
+        <w:tc>
+          <w:tcPr>
+            <w:tcW w:type="dxa" w:w="4200"/>
+            <w:tcBorders>
+              <w:top w:val="single" w:color="BFBFBF" w:sz="4"/>
+              <w:left w:val="single" w:color="BFBFBF" w:sz="4"/>
+              <w:bottom w:val="single" w:color="BFBFBF" w:sz="4"/>
+              <w:right w:val="single" w:color="BFBFBF" w:sz="4"/>
+            </w:tcBorders>
+            <w:shd w:fill="F7F7F7" w:color="auto" w:val="clear"/>
+            <w:tcMar>
+              <w:top w:type="dxa" w:w="60"/>
+              <w:left w:type="dxa" w:w="100"/>
+              <w:bottom w:type="dxa" w:w="60"/>
+              <w:right w:type="dxa" w:w="100"/>
+            </w:tcMar>
+            <w:vAlign w:val="center"/>
+          </w:tcPr>
+          <w:p>
+            <w:pPr>
+              <w:jc w:val="left"/>
+            </w:pPr>
+            <w:r>
+              <w:rPr>
+                <w:rFonts w:ascii="Arial" w:cs="Arial" w:eastAsia="Arial" w:hAnsi="Arial"/>
+              </w:rPr>
+              <w:t xml:space="preserve">Tra cứu bảo hành</w:t>
+            </w:r>
+          </w:p>
+        </w:tc>
+        <w:tc>
+          <w:tcPr>
+            <w:tcW w:type="dxa" w:w="5500"/>
+            <w:tcBorders>
+              <w:top w:val="single" w:color="BFBFBF" w:sz="4"/>
+              <w:left w:val="single" w:color="BFBFBF" w:sz="4"/>
+              <w:bottom w:val="single" w:color="BFBFBF" w:sz="4"/>
+              <w:right w:val="single" w:color="BFBFBF" w:sz="4"/>
+            </w:tcBorders>
+            <w:shd w:fill="F7F7F7" w:color="auto" w:val="clear"/>
+            <w:tcMar>
+              <w:top w:type="dxa" w:w="60"/>
+              <w:left w:type="dxa" w:w="100"/>
+              <w:bottom w:type="dxa" w:w="60"/>
+              <w:right w:type="dxa" w:w="100"/>
+            </w:tcMar>
+            <w:vAlign w:val="center"/>
+          </w:tcPr>
+          <w:p>
+            <w:pPr>
+              <w:jc w:val="left"/>
+            </w:pPr>
+            <w:r>
+              <w:rPr>
+                <w:rFonts w:ascii="Arial" w:cs="Arial" w:eastAsia="Arial" w:hAnsi="Arial"/>
+              </w:rPr>
+              <w:t xml:space="preserve">TC-46, TC-47</w:t>
+            </w:r>
+          </w:p>
+        </w:tc>
+        <w:tc>
+          <w:tcPr>
+            <w:tcW w:type="dxa" w:w="1500"/>
+            <w:tcBorders>
+              <w:top w:val="single" w:color="BFBFBF" w:sz="4"/>
+              <w:left w:val="single" w:color="BFBFBF" w:sz="4"/>
+              <w:bottom w:val="single" w:color="BFBFBF" w:sz="4"/>
+              <w:right w:val="single" w:color="BFBFBF" w:sz="4"/>
+            </w:tcBorders>
+            <w:shd w:fill="F7F7F7" w:color="auto" w:val="clear"/>
+            <w:tcMar>
+              <w:top w:type="dxa" w:w="60"/>
+              <w:left w:type="dxa" w:w="100"/>
+              <w:bottom w:type="dxa" w:w="60"/>
+              <w:right w:type="dxa" w:w="100"/>
+            </w:tcMar>
+            <w:vAlign w:val="center"/>
+          </w:tcPr>
+          <w:p>
+            <w:pPr>
+              <w:jc w:val="center"/>
+            </w:pPr>
+            <w:r>
+              <w:rPr>
+                <w:rFonts w:ascii="Arial" w:cs="Arial" w:eastAsia="Arial" w:hAnsi="Arial"/>
+              </w:rPr>
+              <w:t xml:space="preserve">2</w:t>
+            </w:r>
+          </w:p>
+        </w:tc>
+        <w:tc>
+          <w:tcPr>
+            <w:tcW w:type="dxa" w:w="1500"/>
+            <w:tcBorders>
+              <w:top w:val="single" w:color="BFBFBF" w:sz="4"/>
+              <w:left w:val="single" w:color="BFBFBF" w:sz="4"/>
+              <w:bottom w:val="single" w:color="BFBFBF" w:sz="4"/>
+              <w:right w:val="single" w:color="BFBFBF" w:sz="4"/>
+            </w:tcBorders>
+            <w:shd w:fill="F7F7F7" w:color="auto" w:val="clear"/>
+            <w:tcMar>
+              <w:top w:type="dxa" w:w="60"/>
+              <w:left w:type="dxa" w:w="100"/>
+              <w:bottom w:type="dxa" w:w="60"/>
+              <w:right w:type="dxa" w:w="100"/>
+            </w:tcMar>
+            <w:vAlign w:val="center"/>
+          </w:tcPr>
+          <w:p>
+            <w:pPr>
+              <w:jc w:val="center"/>
+            </w:pPr>
+            <w:r>
+              <w:rPr>
+                <w:rFonts w:ascii="Arial" w:cs="Arial" w:eastAsia="Arial" w:hAnsi="Arial"/>
+                <w:b/>
+                <w:bCs/>
+                <w:color w:val="1E8449"/>
+              </w:rPr>
+              <w:t xml:space="preserve">2</w:t>
+            </w:r>
+          </w:p>
+        </w:tc>
+      </w:tr>
+      <w:tr>
+        <w:trPr>
+          <w:cantSplit/>
+        </w:trPr>
+        <w:tc>
+          <w:tcPr>
+            <w:tcW w:type="dxa" w:w="900"/>
+            <w:tcBorders>
+              <w:top w:val="single" w:color="BFBFBF" w:sz="4"/>
+              <w:left w:val="single" w:color="BFBFBF" w:sz="4"/>
+              <w:bottom w:val="single" w:color="BFBFBF" w:sz="4"/>
+              <w:right w:val="single" w:color="BFBFBF" w:sz="4"/>
+            </w:tcBorders>
+            <w:tcMar>
+              <w:top w:type="dxa" w:w="60"/>
+              <w:left w:type="dxa" w:w="100"/>
+              <w:bottom w:type="dxa" w:w="60"/>
+              <w:right w:type="dxa" w:w="100"/>
+            </w:tcMar>
+            <w:vAlign w:val="center"/>
+          </w:tcPr>
+          <w:p>
+            <w:pPr>
+              <w:jc w:val="center"/>
+            </w:pPr>
+            <w:r>
+              <w:rPr>
+                <w:rFonts w:ascii="Arial" w:cs="Arial" w:eastAsia="Arial" w:hAnsi="Arial"/>
+              </w:rPr>
+              <w:t xml:space="preserve">11</w:t>
+            </w:r>
+          </w:p>
+        </w:tc>
+        <w:tc>
+          <w:tcPr>
+            <w:tcW w:type="dxa" w:w="4200"/>
+            <w:tcBorders>
+              <w:top w:val="single" w:color="BFBFBF" w:sz="4"/>
+              <w:left w:val="single" w:color="BFBFBF" w:sz="4"/>
+              <w:bottom w:val="single" w:color="BFBFBF" w:sz="4"/>
+              <w:right w:val="single" w:color="BFBFBF" w:sz="4"/>
+            </w:tcBorders>
+            <w:tcMar>
+              <w:top w:type="dxa" w:w="60"/>
+              <w:left w:type="dxa" w:w="100"/>
+              <w:bottom w:type="dxa" w:w="60"/>
+              <w:right w:type="dxa" w:w="100"/>
+            </w:tcMar>
+            <w:vAlign w:val="center"/>
+          </w:tcPr>
+          <w:p>
+            <w:pPr>
+              <w:jc w:val="left"/>
+            </w:pPr>
+            <w:r>
+              <w:rPr>
+                <w:rFonts w:ascii="Arial" w:cs="Arial" w:eastAsia="Arial" w:hAnsi="Arial"/>
+              </w:rPr>
+              <w:t xml:space="preserve">Tìm kiếm</w:t>
+            </w:r>
+          </w:p>
+        </w:tc>
+        <w:tc>
+          <w:tcPr>
+            <w:tcW w:type="dxa" w:w="5500"/>
+            <w:tcBorders>
+              <w:top w:val="single" w:color="BFBFBF" w:sz="4"/>
+              <w:left w:val="single" w:color="BFBFBF" w:sz="4"/>
+              <w:bottom w:val="single" w:color="BFBFBF" w:sz="4"/>
+              <w:right w:val="single" w:color="BFBFBF" w:sz="4"/>
+            </w:tcBorders>
+            <w:tcMar>
+              <w:top w:type="dxa" w:w="60"/>
+              <w:left w:type="dxa" w:w="100"/>
+              <w:bottom w:type="dxa" w:w="60"/>
+              <w:right w:type="dxa" w:w="100"/>
+            </w:tcMar>
+            <w:vAlign w:val="center"/>
+          </w:tcPr>
+          <w:p>
+            <w:pPr>
+              <w:jc w:val="left"/>
+            </w:pPr>
+            <w:r>
+              <w:rPr>
+                <w:rFonts w:ascii="Arial" w:cs="Arial" w:eastAsia="Arial" w:hAnsi="Arial"/>
+              </w:rPr>
+              <w:t xml:space="preserve">TC-48, TC-49, TC-50, TC-51, TC-52</w:t>
+            </w:r>
+          </w:p>
+        </w:tc>
+        <w:tc>
+          <w:tcPr>
+            <w:tcW w:type="dxa" w:w="1500"/>
+            <w:tcBorders>
+              <w:top w:val="single" w:color="BFBFBF" w:sz="4"/>
+              <w:left w:val="single" w:color="BFBFBF" w:sz="4"/>
+              <w:bottom w:val="single" w:color="BFBFBF" w:sz="4"/>
+              <w:right w:val="single" w:color="BFBFBF" w:sz="4"/>
+            </w:tcBorders>
+            <w:tcMar>
+              <w:top w:type="dxa" w:w="60"/>
+              <w:left w:type="dxa" w:w="100"/>
+              <w:bottom w:type="dxa" w:w="60"/>
+              <w:right w:type="dxa" w:w="100"/>
+            </w:tcMar>
+            <w:vAlign w:val="center"/>
+          </w:tcPr>
+          <w:p>
+            <w:pPr>
+              <w:jc w:val="center"/>
+            </w:pPr>
+            <w:r>
+              <w:rPr>
+                <w:rFonts w:ascii="Arial" w:cs="Arial" w:eastAsia="Arial" w:hAnsi="Arial"/>
+              </w:rPr>
+              <w:t xml:space="preserve">5</w:t>
+            </w:r>
+          </w:p>
+        </w:tc>
+        <w:tc>
+          <w:tcPr>
+            <w:tcW w:type="dxa" w:w="1500"/>
+            <w:tcBorders>
+              <w:top w:val="single" w:color="BFBFBF" w:sz="4"/>
+              <w:left w:val="single" w:color="BFBFBF" w:sz="4"/>
+              <w:bottom w:val="single" w:color="BFBFBF" w:sz="4"/>
+              <w:right w:val="single" w:color="BFBFBF" w:sz="4"/>
+            </w:tcBorders>
+            <w:tcMar>
+              <w:top w:type="dxa" w:w="60"/>
+              <w:left w:type="dxa" w:w="100"/>
+              <w:bottom w:type="dxa" w:w="60"/>
+              <w:right w:type="dxa" w:w="100"/>
+            </w:tcMar>
+            <w:vAlign w:val="center"/>
+          </w:tcPr>
+          <w:p>
+            <w:pPr>
+              <w:jc w:val="center"/>
+            </w:pPr>
+            <w:r>
+              <w:rPr>
+                <w:rFonts w:ascii="Arial" w:cs="Arial" w:eastAsia="Arial" w:hAnsi="Arial"/>
+                <w:b/>
+                <w:bCs/>
+                <w:color w:val="1E8449"/>
+              </w:rPr>
+              <w:t xml:space="preserve">5</w:t>
+            </w:r>
+          </w:p>
+        </w:tc>
+      </w:tr>
+      <w:tr>
+        <w:trPr>
+          <w:cantSplit/>
+        </w:trPr>
+        <w:tc>
+          <w:tcPr>
+            <w:tcW w:type="dxa" w:w="900"/>
+            <w:tcBorders>
+              <w:top w:val="single" w:color="BFBFBF" w:sz="4"/>
+              <w:left w:val="single" w:color="BFBFBF" w:sz="4"/>
+              <w:bottom w:val="single" w:color="BFBFBF" w:sz="4"/>
+              <w:right w:val="single" w:color="BFBFBF" w:sz="4"/>
+            </w:tcBorders>
+            <w:shd w:fill="F7F7F7" w:color="auto" w:val="clear"/>
+            <w:tcMar>
+              <w:top w:type="dxa" w:w="60"/>
+              <w:left w:type="dxa" w:w="100"/>
+              <w:bottom w:type="dxa" w:w="60"/>
+              <w:right w:type="dxa" w:w="100"/>
+            </w:tcMar>
+            <w:vAlign w:val="center"/>
+          </w:tcPr>
+          <w:p>
+            <w:pPr>
+              <w:jc w:val="center"/>
+            </w:pPr>
+            <w:r>
+              <w:rPr>
+                <w:rFonts w:ascii="Arial" w:cs="Arial" w:eastAsia="Arial" w:hAnsi="Arial"/>
+              </w:rPr>
+              <w:t xml:space="preserve">12</w:t>
+            </w:r>
+          </w:p>
+        </w:tc>
+        <w:tc>
+          <w:tcPr>
+            <w:tcW w:type="dxa" w:w="4200"/>
+            <w:tcBorders>
+              <w:top w:val="single" w:color="BFBFBF" w:sz="4"/>
+              <w:left w:val="single" w:color="BFBFBF" w:sz="4"/>
+              <w:bottom w:val="single" w:color="BFBFBF" w:sz="4"/>
+              <w:right w:val="single" w:color="BFBFBF" w:sz="4"/>
+            </w:tcBorders>
+            <w:shd w:fill="F7F7F7" w:color="auto" w:val="clear"/>
+            <w:tcMar>
+              <w:top w:type="dxa" w:w="60"/>
+              <w:left w:type="dxa" w:w="100"/>
+              <w:bottom w:type="dxa" w:w="60"/>
+              <w:right w:type="dxa" w:w="100"/>
+            </w:tcMar>
+            <w:vAlign w:val="center"/>
+          </w:tcPr>
+          <w:p>
+            <w:pPr>
+              <w:jc w:val="left"/>
+            </w:pPr>
+            <w:r>
+              <w:rPr>
+                <w:rFonts w:ascii="Arial" w:cs="Arial" w:eastAsia="Arial" w:hAnsi="Arial"/>
+              </w:rPr>
+              <w:t xml:space="preserve">Gửi email</w:t>
+            </w:r>
+          </w:p>
+        </w:tc>
+        <w:tc>
+          <w:tcPr>
+            <w:tcW w:type="dxa" w:w="5500"/>
+            <w:tcBorders>
+              <w:top w:val="single" w:color="BFBFBF" w:sz="4"/>
+              <w:left w:val="single" w:color="BFBFBF" w:sz="4"/>
+              <w:bottom w:val="single" w:color="BFBFBF" w:sz="4"/>
+              <w:right w:val="single" w:color="BFBFBF" w:sz="4"/>
+            </w:tcBorders>
+            <w:shd w:fill="F7F7F7" w:color="auto" w:val="clear"/>
+            <w:tcMar>
+              <w:top w:type="dxa" w:w="60"/>
+              <w:left w:type="dxa" w:w="100"/>
+              <w:bottom w:type="dxa" w:w="60"/>
+              <w:right w:type="dxa" w:w="100"/>
+            </w:tcMar>
+            <w:vAlign w:val="center"/>
+          </w:tcPr>
+          <w:p>
+            <w:pPr>
+              <w:jc w:val="left"/>
+            </w:pPr>
+            <w:r>
+              <w:rPr>
+                <w:rFonts w:ascii="Arial" w:cs="Arial" w:eastAsia="Arial" w:hAnsi="Arial"/>
+              </w:rPr>
+              <w:t xml:space="preserve">TC-53, TC-54, TC-55, TC-68, TC-69, TC-70, TC-71, TC-72</w:t>
+            </w:r>
+          </w:p>
+        </w:tc>
+        <w:tc>
+          <w:tcPr>
+            <w:tcW w:type="dxa" w:w="1500"/>
+            <w:tcBorders>
+              <w:top w:val="single" w:color="BFBFBF" w:sz="4"/>
+              <w:left w:val="single" w:color="BFBFBF" w:sz="4"/>
+              <w:bottom w:val="single" w:color="BFBFBF" w:sz="4"/>
+              <w:right w:val="single" w:color="BFBFBF" w:sz="4"/>
+            </w:tcBorders>
+            <w:shd w:fill="F7F7F7" w:color="auto" w:val="clear"/>
+            <w:tcMar>
+              <w:top w:type="dxa" w:w="60"/>
+              <w:left w:type="dxa" w:w="100"/>
+              <w:bottom w:type="dxa" w:w="60"/>
+              <w:right w:type="dxa" w:w="100"/>
+            </w:tcMar>
+            <w:vAlign w:val="center"/>
+          </w:tcPr>
+          <w:p>
+            <w:pPr>
+              <w:jc w:val="center"/>
+            </w:pPr>
+            <w:r>
+              <w:rPr>
+                <w:rFonts w:ascii="Arial" w:cs="Arial" w:eastAsia="Arial" w:hAnsi="Arial"/>
+              </w:rPr>
+              <w:t xml:space="preserve">8</w:t>
+            </w:r>
+          </w:p>
+        </w:tc>
+        <w:tc>
+          <w:tcPr>
+            <w:tcW w:type="dxa" w:w="1500"/>
+            <w:tcBorders>
+              <w:top w:val="single" w:color="BFBFBF" w:sz="4"/>
+              <w:left w:val="single" w:color="BFBFBF" w:sz="4"/>
+              <w:bottom w:val="single" w:color="BFBFBF" w:sz="4"/>
+              <w:right w:val="single" w:color="BFBFBF" w:sz="4"/>
+            </w:tcBorders>
+            <w:shd w:fill="F7F7F7" w:color="auto" w:val="clear"/>
+            <w:tcMar>
+              <w:top w:type="dxa" w:w="60"/>
+              <w:left w:type="dxa" w:w="100"/>
+              <w:bottom w:type="dxa" w:w="60"/>
+              <w:right w:type="dxa" w:w="100"/>
+            </w:tcMar>
+            <w:vAlign w:val="center"/>
+          </w:tcPr>
+          <w:p>
+            <w:pPr>
+              <w:jc w:val="center"/>
+            </w:pPr>
+            <w:r>
+              <w:rPr>
+                <w:rFonts w:ascii="Arial" w:cs="Arial" w:eastAsia="Arial" w:hAnsi="Arial"/>
+                <w:b/>
+                <w:bCs/>
+                <w:color w:val="1E8449"/>
+              </w:rPr>
+              <w:t xml:space="preserve">8</w:t>
+            </w:r>
+          </w:p>
+        </w:tc>
+      </w:tr>
+      <w:tr>
+        <w:trPr>
+          <w:cantSplit/>
+        </w:trPr>
+        <w:tc>
+          <w:tcPr>
+            <w:tcW w:type="dxa" w:w="900"/>
+            <w:tcBorders>
+              <w:top w:val="single" w:color="BFBFBF" w:sz="4"/>
+              <w:left w:val="single" w:color="BFBFBF" w:sz="4"/>
+              <w:bottom w:val="single" w:color="BFBFBF" w:sz="4"/>
+              <w:right w:val="single" w:color="BFBFBF" w:sz="4"/>
+            </w:tcBorders>
+            <w:tcMar>
+              <w:top w:type="dxa" w:w="60"/>
+              <w:left w:type="dxa" w:w="100"/>
+              <w:bottom w:type="dxa" w:w="60"/>
+              <w:right w:type="dxa" w:w="100"/>
+            </w:tcMar>
+            <w:vAlign w:val="center"/>
+          </w:tcPr>
+          <w:p>
+            <w:pPr>
+              <w:jc w:val="center"/>
+            </w:pPr>
+            <w:r>
+              <w:rPr>
+                <w:rFonts w:ascii="Arial" w:cs="Arial" w:eastAsia="Arial" w:hAnsi="Arial"/>
+              </w:rPr>
+              <w:t xml:space="preserve">13</w:t>
+            </w:r>
+          </w:p>
+        </w:tc>
+        <w:tc>
+          <w:tcPr>
+            <w:tcW w:type="dxa" w:w="4200"/>
+            <w:tcBorders>
+              <w:top w:val="single" w:color="BFBFBF" w:sz="4"/>
+              <w:left w:val="single" w:color="BFBFBF" w:sz="4"/>
+              <w:bottom w:val="single" w:color="BFBFBF" w:sz="4"/>
+              <w:right w:val="single" w:color="BFBFBF" w:sz="4"/>
+            </w:tcBorders>
+            <w:tcMar>
+              <w:top w:type="dxa" w:w="60"/>
+              <w:left w:type="dxa" w:w="100"/>
+              <w:bottom w:type="dxa" w:w="60"/>
+              <w:right w:type="dxa" w:w="100"/>
+            </w:tcMar>
+            <w:vAlign w:val="center"/>
+          </w:tcPr>
+          <w:p>
+            <w:pPr>
+              <w:jc w:val="left"/>
+            </w:pPr>
+            <w:r>
+              <w:rPr>
+                <w:rFonts w:ascii="Arial" w:cs="Arial" w:eastAsia="Arial" w:hAnsi="Arial"/>
+              </w:rPr>
+              <w:t xml:space="preserve">Cấu hình gửi email</w:t>
+            </w:r>
+          </w:p>
+        </w:tc>
+        <w:tc>
+          <w:tcPr>
+            <w:tcW w:type="dxa" w:w="5500"/>
+            <w:tcBorders>
+              <w:top w:val="single" w:color="BFBFBF" w:sz="4"/>
+              <w:left w:val="single" w:color="BFBFBF" w:sz="4"/>
+              <w:bottom w:val="single" w:color="BFBFBF" w:sz="4"/>
+              <w:right w:val="single" w:color="BFBFBF" w:sz="4"/>
+            </w:tcBorders>
+            <w:tcMar>
+              <w:top w:type="dxa" w:w="60"/>
+              <w:left w:type="dxa" w:w="100"/>
+              <w:bottom w:type="dxa" w:w="60"/>
+              <w:right w:type="dxa" w:w="100"/>
+            </w:tcMar>
+            <w:vAlign w:val="center"/>
+          </w:tcPr>
+          <w:p>
+            <w:pPr>
+              <w:jc w:val="left"/>
+            </w:pPr>
+            <w:r>
+              <w:rPr>
+                <w:rFonts w:ascii="Arial" w:cs="Arial" w:eastAsia="Arial" w:hAnsi="Arial"/>
+              </w:rPr>
+              <w:t xml:space="preserve">TC-56, TC-57, TC-58, TC-59, TC-60, TC-61, TC-62, TC-63, TC-64</w:t>
+            </w:r>
+          </w:p>
+        </w:tc>
+        <w:tc>
+          <w:tcPr>
+            <w:tcW w:type="dxa" w:w="1500"/>
+            <w:tcBorders>
+              <w:top w:val="single" w:color="BFBFBF" w:sz="4"/>
+              <w:left w:val="single" w:color="BFBFBF" w:sz="4"/>
+              <w:bottom w:val="single" w:color="BFBFBF" w:sz="4"/>
+              <w:right w:val="single" w:color="BFBFBF" w:sz="4"/>
+            </w:tcBorders>
+            <w:tcMar>
+              <w:top w:type="dxa" w:w="60"/>
+              <w:left w:type="dxa" w:w="100"/>
+              <w:bottom w:type="dxa" w:w="60"/>
+              <w:right w:type="dxa" w:w="100"/>
+            </w:tcMar>
+            <w:vAlign w:val="center"/>
+          </w:tcPr>
+          <w:p>
+            <w:pPr>
+              <w:jc w:val="center"/>
+            </w:pPr>
+            <w:r>
+              <w:rPr>
+                <w:rFonts w:ascii="Arial" w:cs="Arial" w:eastAsia="Arial" w:hAnsi="Arial"/>
+              </w:rPr>
+              <w:t xml:space="preserve">9</w:t>
+            </w:r>
+          </w:p>
+        </w:tc>
+        <w:tc>
+          <w:tcPr>
+            <w:tcW w:type="dxa" w:w="1500"/>
+            <w:tcBorders>
+              <w:top w:val="single" w:color="BFBFBF" w:sz="4"/>
+              <w:left w:val="single" w:color="BFBFBF" w:sz="4"/>
+              <w:bottom w:val="single" w:color="BFBFBF" w:sz="4"/>
+              <w:right w:val="single" w:color="BFBFBF" w:sz="4"/>
+            </w:tcBorders>
+            <w:tcMar>
+              <w:top w:type="dxa" w:w="60"/>
+              <w:left w:type="dxa" w:w="100"/>
+              <w:bottom w:type="dxa" w:w="60"/>
+              <w:right w:type="dxa" w:w="100"/>
+            </w:tcMar>
+            <w:vAlign w:val="center"/>
+          </w:tcPr>
+          <w:p>
+            <w:pPr>
+              <w:jc w:val="center"/>
+            </w:pPr>
+            <w:r>
+              <w:rPr>
+                <w:rFonts w:ascii="Arial" w:cs="Arial" w:eastAsia="Arial" w:hAnsi="Arial"/>
+                <w:b/>
+                <w:bCs/>
+                <w:color w:val="1E8449"/>
+              </w:rPr>
+              <w:t xml:space="preserve">9</w:t>
+            </w:r>
+          </w:p>
+        </w:tc>
+      </w:tr>
+      <w:tr>
+        <w:trPr>
+          <w:cantSplit/>
+        </w:trPr>
+        <w:tc>
+          <w:tcPr>
+            <w:tcW w:type="dxa" w:w="900"/>
+            <w:tcBorders>
+              <w:top w:val="single" w:color="BFBFBF" w:sz="4"/>
+              <w:left w:val="single" w:color="BFBFBF" w:sz="4"/>
+              <w:bottom w:val="single" w:color="BFBFBF" w:sz="4"/>
+              <w:right w:val="single" w:color="BFBFBF" w:sz="4"/>
+            </w:tcBorders>
+            <w:shd w:fill="F7F7F7" w:color="auto" w:val="clear"/>
+            <w:tcMar>
+              <w:top w:type="dxa" w:w="60"/>
+              <w:left w:type="dxa" w:w="100"/>
+              <w:bottom w:type="dxa" w:w="60"/>
+              <w:right w:type="dxa" w:w="100"/>
+            </w:tcMar>
+            <w:vAlign w:val="center"/>
+          </w:tcPr>
+          <w:p>
+            <w:pPr>
+              <w:jc w:val="center"/>
+            </w:pPr>
+            <w:r>
+              <w:rPr>
+                <w:rFonts w:ascii="Arial" w:cs="Arial" w:eastAsia="Arial" w:hAnsi="Arial"/>
+              </w:rPr>
+              <w:t xml:space="preserve">14</w:t>
+            </w:r>
+          </w:p>
+        </w:tc>
+        <w:tc>
+          <w:tcPr>
+            <w:tcW w:type="dxa" w:w="4200"/>
+            <w:tcBorders>
+              <w:top w:val="single" w:color="BFBFBF" w:sz="4"/>
+              <w:left w:val="single" w:color="BFBFBF" w:sz="4"/>
+              <w:bottom w:val="single" w:color="BFBFBF" w:sz="4"/>
+              <w:right w:val="single" w:color="BFBFBF" w:sz="4"/>
+            </w:tcBorders>
+            <w:shd w:fill="F7F7F7" w:color="auto" w:val="clear"/>
+            <w:tcMar>
+              <w:top w:type="dxa" w:w="60"/>
+              <w:left w:type="dxa" w:w="100"/>
+              <w:bottom w:type="dxa" w:w="60"/>
+              <w:right w:type="dxa" w:w="100"/>
+            </w:tcMar>
+            <w:vAlign w:val="center"/>
+          </w:tcPr>
+          <w:p>
+            <w:pPr>
+              <w:jc w:val="left"/>
+            </w:pPr>
+            <w:r>
+              <w:rPr>
+                <w:rFonts w:ascii="Arial" w:cs="Arial" w:eastAsia="Arial" w:hAnsi="Arial"/>
+              </w:rPr>
+              <w:t xml:space="preserve">Quên mật khẩu</w:t>
+            </w:r>
+          </w:p>
+        </w:tc>
+        <w:tc>
+          <w:tcPr>
+            <w:tcW w:type="dxa" w:w="5500"/>
+            <w:tcBorders>
+              <w:top w:val="single" w:color="BFBFBF" w:sz="4"/>
+              <w:left w:val="single" w:color="BFBFBF" w:sz="4"/>
+              <w:bottom w:val="single" w:color="BFBFBF" w:sz="4"/>
+              <w:right w:val="single" w:color="BFBFBF" w:sz="4"/>
+            </w:tcBorders>
+            <w:shd w:fill="F7F7F7" w:color="auto" w:val="clear"/>
+            <w:tcMar>
+              <w:top w:type="dxa" w:w="60"/>
+              <w:left w:type="dxa" w:w="100"/>
+              <w:bottom w:type="dxa" w:w="60"/>
+              <w:right w:type="dxa" w:w="100"/>
+            </w:tcMar>
+            <w:vAlign w:val="center"/>
+          </w:tcPr>
+          <w:p>
+            <w:pPr>
+              <w:jc w:val="left"/>
+            </w:pPr>
+            <w:r>
+              <w:rPr>
+                <w:rFonts w:ascii="Arial" w:cs="Arial" w:eastAsia="Arial" w:hAnsi="Arial"/>
+              </w:rPr>
+              <w:t xml:space="preserve">TC-65, TC-66, TC-67</w:t>
+            </w:r>
+          </w:p>
+        </w:tc>
+        <w:tc>
+          <w:tcPr>
+            <w:tcW w:type="dxa" w:w="1500"/>
+            <w:tcBorders>
+              <w:top w:val="single" w:color="BFBFBF" w:sz="4"/>
+              <w:left w:val="single" w:color="BFBFBF" w:sz="4"/>
+              <w:bottom w:val="single" w:color="BFBFBF" w:sz="4"/>
+              <w:right w:val="single" w:color="BFBFBF" w:sz="4"/>
+            </w:tcBorders>
+            <w:shd w:fill="F7F7F7" w:color="auto" w:val="clear"/>
+            <w:tcMar>
+              <w:top w:type="dxa" w:w="60"/>
+              <w:left w:type="dxa" w:w="100"/>
+              <w:bottom w:type="dxa" w:w="60"/>
+              <w:right w:type="dxa" w:w="100"/>
+            </w:tcMar>
+            <w:vAlign w:val="center"/>
+          </w:tcPr>
+          <w:p>
+            <w:pPr>
+              <w:jc w:val="center"/>
+            </w:pPr>
+            <w:r>
+              <w:rPr>
+                <w:rFonts w:ascii="Arial" w:cs="Arial" w:eastAsia="Arial" w:hAnsi="Arial"/>
+              </w:rPr>
+              <w:t xml:space="preserve">3</w:t>
+            </w:r>
+          </w:p>
+        </w:tc>
+        <w:tc>
+          <w:tcPr>
+            <w:tcW w:type="dxa" w:w="1500"/>
+            <w:tcBorders>
+              <w:top w:val="single" w:color="BFBFBF" w:sz="4"/>
+              <w:left w:val="single" w:color="BFBFBF" w:sz="4"/>
+              <w:bottom w:val="single" w:color="BFBFBF" w:sz="4"/>
+              <w:right w:val="single" w:color="BFBFBF" w:sz="4"/>
+            </w:tcBorders>
+            <w:shd w:fill="F7F7F7" w:color="auto" w:val="clear"/>
+            <w:tcMar>
+              <w:top w:type="dxa" w:w="60"/>
+              <w:left w:type="dxa" w:w="100"/>
+              <w:bottom w:type="dxa" w:w="60"/>
+              <w:right w:type="dxa" w:w="100"/>
+            </w:tcMar>
+            <w:vAlign w:val="center"/>
+          </w:tcPr>
+          <w:p>
+            <w:pPr>
+              <w:jc w:val="center"/>
+            </w:pPr>
+            <w:r>
+              <w:rPr>
+                <w:rFonts w:ascii="Arial" w:cs="Arial" w:eastAsia="Arial" w:hAnsi="Arial"/>
+                <w:b/>
+                <w:bCs/>
+                <w:color w:val="1E8449"/>
+              </w:rPr>
+              <w:t xml:space="preserve">3</w:t>
+            </w:r>
+          </w:p>
+        </w:tc>
+      </w:tr>
+      <w:tr>
+        <w:trPr>
+          <w:cantSplit/>
+        </w:trPr>
+        <w:tc>
+          <w:tcPr>
+            <w:tcW w:type="dxa" w:w="900"/>
+            <w:tcBorders>
+              <w:top w:val="single" w:color="BFBFBF" w:sz="4"/>
+              <w:left w:val="single" w:color="BFBFBF" w:sz="4"/>
+              <w:bottom w:val="single" w:color="BFBFBF" w:sz="4"/>
+              <w:right w:val="single" w:color="BFBFBF" w:sz="4"/>
+            </w:tcBorders>
+            <w:tcMar>
+              <w:top w:type="dxa" w:w="60"/>
+              <w:left w:type="dxa" w:w="100"/>
+              <w:bottom w:type="dxa" w:w="60"/>
+              <w:right w:type="dxa" w:w="100"/>
+            </w:tcMar>
+            <w:vAlign w:val="center"/>
+          </w:tcPr>
+          <w:p>
+            <w:pPr>
+              <w:jc w:val="center"/>
+            </w:pPr>
+            <w:r>
+              <w:rPr>
+                <w:rFonts w:ascii="Arial" w:cs="Arial" w:eastAsia="Arial" w:hAnsi="Arial"/>
+              </w:rPr>
               <w:t xml:space="preserve"/>
             </w:r>
           </w:p>
@@ -1740,7 +2673,7 @@
               <w:rPr>
                 <w:rFonts w:ascii="Arial" w:cs="Arial" w:eastAsia="Arial" w:hAnsi="Arial"/>
               </w:rPr>
-              <w:t xml:space="preserve">41</w:t>
+              <w:t xml:space="preserve">72</w:t>
             </w:r>
           </w:p>
         </w:tc>
@@ -1772,7 +2705,7 @@
                 <w:bCs/>
                 <w:color w:val="1E8449"/>
               </w:rPr>
-              <w:t xml:space="preserve">41</w:t>
+              <w:t xml:space="preserve">72</w:t>
             </w:r>
           </w:p>
         </w:tc>
@@ -8413,6 +9346,4891 @@
               <w:bottom w:val="single" w:color="BFBFBF" w:sz="4"/>
               <w:right w:val="single" w:color="BFBFBF" w:sz="4"/>
             </w:tcBorders>
+            <w:tcMar>
+              <w:top w:type="dxa" w:w="60"/>
+              <w:left w:type="dxa" w:w="100"/>
+              <w:bottom w:type="dxa" w:w="60"/>
+              <w:right w:type="dxa" w:w="100"/>
+            </w:tcMar>
+            <w:vAlign w:val="center"/>
+          </w:tcPr>
+          <w:p>
+            <w:pPr>
+              <w:jc w:val="center"/>
+            </w:pPr>
+            <w:r>
+              <w:rPr>
+                <w:rFonts w:ascii="Arial" w:cs="Arial" w:eastAsia="Arial" w:hAnsi="Arial"/>
+                <w:b/>
+                <w:bCs/>
+                <w:color w:val="1E8449"/>
+              </w:rPr>
+              <w:t xml:space="preserve">Đạt</w:t>
+            </w:r>
+          </w:p>
+        </w:tc>
+      </w:tr>
+      <w:tr>
+        <w:trPr>
+          <w:cantSplit/>
+        </w:trPr>
+        <w:tc>
+          <w:tcPr>
+            <w:tcW w:type="dxa" w:w="1000"/>
+            <w:tcBorders>
+              <w:top w:val="single" w:color="BFBFBF" w:sz="4"/>
+              <w:left w:val="single" w:color="BFBFBF" w:sz="4"/>
+              <w:bottom w:val="single" w:color="BFBFBF" w:sz="4"/>
+              <w:right w:val="single" w:color="BFBFBF" w:sz="4"/>
+            </w:tcBorders>
+            <w:shd w:fill="F7F7F7" w:color="auto" w:val="clear"/>
+            <w:tcMar>
+              <w:top w:type="dxa" w:w="60"/>
+              <w:left w:type="dxa" w:w="100"/>
+              <w:bottom w:type="dxa" w:w="60"/>
+              <w:right w:type="dxa" w:w="100"/>
+            </w:tcMar>
+            <w:vAlign w:val="center"/>
+          </w:tcPr>
+          <w:p>
+            <w:pPr>
+              <w:jc w:val="center"/>
+            </w:pPr>
+            <w:r>
+              <w:rPr>
+                <w:rFonts w:ascii="Arial" w:cs="Arial" w:eastAsia="Arial" w:hAnsi="Arial"/>
+                <w:b/>
+                <w:bCs/>
+              </w:rPr>
+              <w:t xml:space="preserve">TC-42</w:t>
+            </w:r>
+          </w:p>
+        </w:tc>
+        <w:tc>
+          <w:tcPr>
+            <w:tcW w:type="dxa" w:w="2100"/>
+            <w:tcBorders>
+              <w:top w:val="single" w:color="BFBFBF" w:sz="4"/>
+              <w:left w:val="single" w:color="BFBFBF" w:sz="4"/>
+              <w:bottom w:val="single" w:color="BFBFBF" w:sz="4"/>
+              <w:right w:val="single" w:color="BFBFBF" w:sz="4"/>
+            </w:tcBorders>
+            <w:shd w:fill="F7F7F7" w:color="auto" w:val="clear"/>
+            <w:tcMar>
+              <w:top w:type="dxa" w:w="60"/>
+              <w:left w:type="dxa" w:w="100"/>
+              <w:bottom w:type="dxa" w:w="60"/>
+              <w:right w:type="dxa" w:w="100"/>
+            </w:tcMar>
+            <w:vAlign w:val="center"/>
+          </w:tcPr>
+          <w:p>
+            <w:pPr>
+              <w:jc w:val="left"/>
+            </w:pPr>
+            <w:r>
+              <w:rPr>
+                <w:rFonts w:ascii="Arial" w:cs="Arial" w:eastAsia="Arial" w:hAnsi="Arial"/>
+              </w:rPr>
+              <w:t xml:space="preserve">Đánh giá sản phẩm</w:t>
+            </w:r>
+          </w:p>
+        </w:tc>
+        <w:tc>
+          <w:tcPr>
+            <w:tcW w:type="dxa" w:w="4900"/>
+            <w:tcBorders>
+              <w:top w:val="single" w:color="BFBFBF" w:sz="4"/>
+              <w:left w:val="single" w:color="BFBFBF" w:sz="4"/>
+              <w:bottom w:val="single" w:color="BFBFBF" w:sz="4"/>
+              <w:right w:val="single" w:color="BFBFBF" w:sz="4"/>
+            </w:tcBorders>
+            <w:shd w:fill="F7F7F7" w:color="auto" w:val="clear"/>
+            <w:tcMar>
+              <w:top w:type="dxa" w:w="60"/>
+              <w:left w:type="dxa" w:w="100"/>
+              <w:bottom w:type="dxa" w:w="60"/>
+              <w:right w:type="dxa" w:w="100"/>
+            </w:tcMar>
+            <w:vAlign w:val="center"/>
+          </w:tcPr>
+          <w:p>
+            <w:pPr>
+              <w:jc w:val="left"/>
+            </w:pPr>
+            <w:r>
+              <w:rPr>
+                <w:rFonts w:ascii="Arial" w:cs="Arial" w:eastAsia="Arial" w:hAnsi="Arial"/>
+              </w:rPr>
+              <w:t xml:space="preserve">Khách sửa được số sao, nội dung và ảnh của đánh giá mình; điểm trung bình được tính lại</w:t>
+            </w:r>
+          </w:p>
+        </w:tc>
+        <w:tc>
+          <w:tcPr>
+            <w:tcW w:type="dxa" w:w="5300"/>
+            <w:tcBorders>
+              <w:top w:val="single" w:color="BFBFBF" w:sz="4"/>
+              <w:left w:val="single" w:color="BFBFBF" w:sz="4"/>
+              <w:bottom w:val="single" w:color="BFBFBF" w:sz="4"/>
+              <w:right w:val="single" w:color="BFBFBF" w:sz="4"/>
+            </w:tcBorders>
+            <w:shd w:fill="F7F7F7" w:color="auto" w:val="clear"/>
+            <w:tcMar>
+              <w:top w:type="dxa" w:w="60"/>
+              <w:left w:type="dxa" w:w="100"/>
+              <w:bottom w:type="dxa" w:w="60"/>
+              <w:right w:type="dxa" w:w="100"/>
+            </w:tcMar>
+            <w:vAlign w:val="center"/>
+          </w:tcPr>
+          <w:p>
+            <w:pPr>
+              <w:jc w:val="left"/>
+            </w:pPr>
+            <w:r>
+              <w:rPr>
+                <w:rFonts w:ascii="Arial" w:cs="Arial" w:eastAsia="Arial" w:hAnsi="Arial"/>
+              </w:rPr>
+              <w:t xml:space="preserve">Mã 200; số sao, nội dung, ảnh được cập nhật; có thời điểm chỉnh sửa; điểm trung bình sản phẩm đổi từ 2 thành 5</w:t>
+            </w:r>
+          </w:p>
+        </w:tc>
+        <w:tc>
+          <w:tcPr>
+            <w:tcW w:type="dxa" w:w="1300"/>
+            <w:tcBorders>
+              <w:top w:val="single" w:color="BFBFBF" w:sz="4"/>
+              <w:left w:val="single" w:color="BFBFBF" w:sz="4"/>
+              <w:bottom w:val="single" w:color="BFBFBF" w:sz="4"/>
+              <w:right w:val="single" w:color="BFBFBF" w:sz="4"/>
+            </w:tcBorders>
+            <w:shd w:fill="F7F7F7" w:color="auto" w:val="clear"/>
+            <w:tcMar>
+              <w:top w:type="dxa" w:w="60"/>
+              <w:left w:type="dxa" w:w="100"/>
+              <w:bottom w:type="dxa" w:w="60"/>
+              <w:right w:type="dxa" w:w="100"/>
+            </w:tcMar>
+            <w:vAlign w:val="center"/>
+          </w:tcPr>
+          <w:p>
+            <w:pPr>
+              <w:jc w:val="center"/>
+            </w:pPr>
+            <w:r>
+              <w:rPr>
+                <w:rFonts w:ascii="Arial" w:cs="Arial" w:eastAsia="Arial" w:hAnsi="Arial"/>
+                <w:b/>
+                <w:bCs/>
+                <w:color w:val="1E8449"/>
+              </w:rPr>
+              <w:t xml:space="preserve">Đạt</w:t>
+            </w:r>
+          </w:p>
+        </w:tc>
+      </w:tr>
+      <w:tr>
+        <w:trPr>
+          <w:cantSplit/>
+        </w:trPr>
+        <w:tc>
+          <w:tcPr>
+            <w:tcW w:type="dxa" w:w="1000"/>
+            <w:tcBorders>
+              <w:top w:val="single" w:color="BFBFBF" w:sz="4"/>
+              <w:left w:val="single" w:color="BFBFBF" w:sz="4"/>
+              <w:bottom w:val="single" w:color="BFBFBF" w:sz="4"/>
+              <w:right w:val="single" w:color="BFBFBF" w:sz="4"/>
+            </w:tcBorders>
+            <w:tcMar>
+              <w:top w:type="dxa" w:w="60"/>
+              <w:left w:type="dxa" w:w="100"/>
+              <w:bottom w:type="dxa" w:w="60"/>
+              <w:right w:type="dxa" w:w="100"/>
+            </w:tcMar>
+            <w:vAlign w:val="center"/>
+          </w:tcPr>
+          <w:p>
+            <w:pPr>
+              <w:jc w:val="center"/>
+            </w:pPr>
+            <w:r>
+              <w:rPr>
+                <w:rFonts w:ascii="Arial" w:cs="Arial" w:eastAsia="Arial" w:hAnsi="Arial"/>
+                <w:b/>
+                <w:bCs/>
+              </w:rPr>
+              <w:t xml:space="preserve">TC-43</w:t>
+            </w:r>
+          </w:p>
+        </w:tc>
+        <w:tc>
+          <w:tcPr>
+            <w:tcW w:type="dxa" w:w="2100"/>
+            <w:tcBorders>
+              <w:top w:val="single" w:color="BFBFBF" w:sz="4"/>
+              <w:left w:val="single" w:color="BFBFBF" w:sz="4"/>
+              <w:bottom w:val="single" w:color="BFBFBF" w:sz="4"/>
+              <w:right w:val="single" w:color="BFBFBF" w:sz="4"/>
+            </w:tcBorders>
+            <w:tcMar>
+              <w:top w:type="dxa" w:w="60"/>
+              <w:left w:type="dxa" w:w="100"/>
+              <w:bottom w:type="dxa" w:w="60"/>
+              <w:right w:type="dxa" w:w="100"/>
+            </w:tcMar>
+            <w:vAlign w:val="center"/>
+          </w:tcPr>
+          <w:p>
+            <w:pPr>
+              <w:jc w:val="left"/>
+            </w:pPr>
+            <w:r>
+              <w:rPr>
+                <w:rFonts w:ascii="Arial" w:cs="Arial" w:eastAsia="Arial" w:hAnsi="Arial"/>
+              </w:rPr>
+              <w:t xml:space="preserve">Đánh giá sản phẩm</w:t>
+            </w:r>
+          </w:p>
+        </w:tc>
+        <w:tc>
+          <w:tcPr>
+            <w:tcW w:type="dxa" w:w="4900"/>
+            <w:tcBorders>
+              <w:top w:val="single" w:color="BFBFBF" w:sz="4"/>
+              <w:left w:val="single" w:color="BFBFBF" w:sz="4"/>
+              <w:bottom w:val="single" w:color="BFBFBF" w:sz="4"/>
+              <w:right w:val="single" w:color="BFBFBF" w:sz="4"/>
+            </w:tcBorders>
+            <w:tcMar>
+              <w:top w:type="dxa" w:w="60"/>
+              <w:left w:type="dxa" w:w="100"/>
+              <w:bottom w:type="dxa" w:w="60"/>
+              <w:right w:type="dxa" w:w="100"/>
+            </w:tcMar>
+            <w:vAlign w:val="center"/>
+          </w:tcPr>
+          <w:p>
+            <w:pPr>
+              <w:jc w:val="left"/>
+            </w:pPr>
+            <w:r>
+              <w:rPr>
+                <w:rFonts w:ascii="Arial" w:cs="Arial" w:eastAsia="Arial" w:hAnsi="Arial"/>
+              </w:rPr>
+              <w:t xml:space="preserve">Không sửa được đánh giá của người khác</w:t>
+            </w:r>
+          </w:p>
+        </w:tc>
+        <w:tc>
+          <w:tcPr>
+            <w:tcW w:type="dxa" w:w="5300"/>
+            <w:tcBorders>
+              <w:top w:val="single" w:color="BFBFBF" w:sz="4"/>
+              <w:left w:val="single" w:color="BFBFBF" w:sz="4"/>
+              <w:bottom w:val="single" w:color="BFBFBF" w:sz="4"/>
+              <w:right w:val="single" w:color="BFBFBF" w:sz="4"/>
+            </w:tcBorders>
+            <w:tcMar>
+              <w:top w:type="dxa" w:w="60"/>
+              <w:left w:type="dxa" w:w="100"/>
+              <w:bottom w:type="dxa" w:w="60"/>
+              <w:right w:type="dxa" w:w="100"/>
+            </w:tcMar>
+            <w:vAlign w:val="center"/>
+          </w:tcPr>
+          <w:p>
+            <w:pPr>
+              <w:jc w:val="left"/>
+            </w:pPr>
+            <w:r>
+              <w:rPr>
+                <w:rFonts w:ascii="Arial" w:cs="Arial" w:eastAsia="Arial" w:hAnsi="Arial"/>
+              </w:rPr>
+              <w:t xml:space="preserve">Mã 403; đánh giá giữ nguyên</w:t>
+            </w:r>
+          </w:p>
+        </w:tc>
+        <w:tc>
+          <w:tcPr>
+            <w:tcW w:type="dxa" w:w="1300"/>
+            <w:tcBorders>
+              <w:top w:val="single" w:color="BFBFBF" w:sz="4"/>
+              <w:left w:val="single" w:color="BFBFBF" w:sz="4"/>
+              <w:bottom w:val="single" w:color="BFBFBF" w:sz="4"/>
+              <w:right w:val="single" w:color="BFBFBF" w:sz="4"/>
+            </w:tcBorders>
+            <w:tcMar>
+              <w:top w:type="dxa" w:w="60"/>
+              <w:left w:type="dxa" w:w="100"/>
+              <w:bottom w:type="dxa" w:w="60"/>
+              <w:right w:type="dxa" w:w="100"/>
+            </w:tcMar>
+            <w:vAlign w:val="center"/>
+          </w:tcPr>
+          <w:p>
+            <w:pPr>
+              <w:jc w:val="center"/>
+            </w:pPr>
+            <w:r>
+              <w:rPr>
+                <w:rFonts w:ascii="Arial" w:cs="Arial" w:eastAsia="Arial" w:hAnsi="Arial"/>
+                <w:b/>
+                <w:bCs/>
+                <w:color w:val="1E8449"/>
+              </w:rPr>
+              <w:t xml:space="preserve">Đạt</w:t>
+            </w:r>
+          </w:p>
+        </w:tc>
+      </w:tr>
+      <w:tr>
+        <w:trPr>
+          <w:cantSplit/>
+        </w:trPr>
+        <w:tc>
+          <w:tcPr>
+            <w:tcW w:type="dxa" w:w="1000"/>
+            <w:tcBorders>
+              <w:top w:val="single" w:color="BFBFBF" w:sz="4"/>
+              <w:left w:val="single" w:color="BFBFBF" w:sz="4"/>
+              <w:bottom w:val="single" w:color="BFBFBF" w:sz="4"/>
+              <w:right w:val="single" w:color="BFBFBF" w:sz="4"/>
+            </w:tcBorders>
+            <w:shd w:fill="F7F7F7" w:color="auto" w:val="clear"/>
+            <w:tcMar>
+              <w:top w:type="dxa" w:w="60"/>
+              <w:left w:type="dxa" w:w="100"/>
+              <w:bottom w:type="dxa" w:w="60"/>
+              <w:right w:type="dxa" w:w="100"/>
+            </w:tcMar>
+            <w:vAlign w:val="center"/>
+          </w:tcPr>
+          <w:p>
+            <w:pPr>
+              <w:jc w:val="center"/>
+            </w:pPr>
+            <w:r>
+              <w:rPr>
+                <w:rFonts w:ascii="Arial" w:cs="Arial" w:eastAsia="Arial" w:hAnsi="Arial"/>
+                <w:b/>
+                <w:bCs/>
+              </w:rPr>
+              <w:t xml:space="preserve">TC-44</w:t>
+            </w:r>
+          </w:p>
+        </w:tc>
+        <w:tc>
+          <w:tcPr>
+            <w:tcW w:type="dxa" w:w="2100"/>
+            <w:tcBorders>
+              <w:top w:val="single" w:color="BFBFBF" w:sz="4"/>
+              <w:left w:val="single" w:color="BFBFBF" w:sz="4"/>
+              <w:bottom w:val="single" w:color="BFBFBF" w:sz="4"/>
+              <w:right w:val="single" w:color="BFBFBF" w:sz="4"/>
+            </w:tcBorders>
+            <w:shd w:fill="F7F7F7" w:color="auto" w:val="clear"/>
+            <w:tcMar>
+              <w:top w:type="dxa" w:w="60"/>
+              <w:left w:type="dxa" w:w="100"/>
+              <w:bottom w:type="dxa" w:w="60"/>
+              <w:right w:type="dxa" w:w="100"/>
+            </w:tcMar>
+            <w:vAlign w:val="center"/>
+          </w:tcPr>
+          <w:p>
+            <w:pPr>
+              <w:jc w:val="left"/>
+            </w:pPr>
+            <w:r>
+              <w:rPr>
+                <w:rFonts w:ascii="Arial" w:cs="Arial" w:eastAsia="Arial" w:hAnsi="Arial"/>
+              </w:rPr>
+              <w:t xml:space="preserve">Đánh giá sản phẩm</w:t>
+            </w:r>
+          </w:p>
+        </w:tc>
+        <w:tc>
+          <w:tcPr>
+            <w:tcW w:type="dxa" w:w="4900"/>
+            <w:tcBorders>
+              <w:top w:val="single" w:color="BFBFBF" w:sz="4"/>
+              <w:left w:val="single" w:color="BFBFBF" w:sz="4"/>
+              <w:bottom w:val="single" w:color="BFBFBF" w:sz="4"/>
+              <w:right w:val="single" w:color="BFBFBF" w:sz="4"/>
+            </w:tcBorders>
+            <w:shd w:fill="F7F7F7" w:color="auto" w:val="clear"/>
+            <w:tcMar>
+              <w:top w:type="dxa" w:w="60"/>
+              <w:left w:type="dxa" w:w="100"/>
+              <w:bottom w:type="dxa" w:w="60"/>
+              <w:right w:type="dxa" w:w="100"/>
+            </w:tcMar>
+            <w:vAlign w:val="center"/>
+          </w:tcPr>
+          <w:p>
+            <w:pPr>
+              <w:jc w:val="left"/>
+            </w:pPr>
+            <w:r>
+              <w:rPr>
+                <w:rFonts w:ascii="Arial" w:cs="Arial" w:eastAsia="Arial" w:hAnsi="Arial"/>
+              </w:rPr>
+              <w:t xml:space="preserve">Không sửa được đánh giá đã bị quản trị viên ẩn</w:t>
+            </w:r>
+          </w:p>
+        </w:tc>
+        <w:tc>
+          <w:tcPr>
+            <w:tcW w:type="dxa" w:w="5300"/>
+            <w:tcBorders>
+              <w:top w:val="single" w:color="BFBFBF" w:sz="4"/>
+              <w:left w:val="single" w:color="BFBFBF" w:sz="4"/>
+              <w:bottom w:val="single" w:color="BFBFBF" w:sz="4"/>
+              <w:right w:val="single" w:color="BFBFBF" w:sz="4"/>
+            </w:tcBorders>
+            <w:shd w:fill="F7F7F7" w:color="auto" w:val="clear"/>
+            <w:tcMar>
+              <w:top w:type="dxa" w:w="60"/>
+              <w:left w:type="dxa" w:w="100"/>
+              <w:bottom w:type="dxa" w:w="60"/>
+              <w:right w:type="dxa" w:w="100"/>
+            </w:tcMar>
+            <w:vAlign w:val="center"/>
+          </w:tcPr>
+          <w:p>
+            <w:pPr>
+              <w:jc w:val="left"/>
+            </w:pPr>
+            <w:r>
+              <w:rPr>
+                <w:rFonts w:ascii="Arial" w:cs="Arial" w:eastAsia="Arial" w:hAnsi="Arial"/>
+              </w:rPr>
+              <w:t xml:space="preserve">Mã 403 với đánh giá có trạng thái "đã ẩn"</w:t>
+            </w:r>
+          </w:p>
+        </w:tc>
+        <w:tc>
+          <w:tcPr>
+            <w:tcW w:type="dxa" w:w="1300"/>
+            <w:tcBorders>
+              <w:top w:val="single" w:color="BFBFBF" w:sz="4"/>
+              <w:left w:val="single" w:color="BFBFBF" w:sz="4"/>
+              <w:bottom w:val="single" w:color="BFBFBF" w:sz="4"/>
+              <w:right w:val="single" w:color="BFBFBF" w:sz="4"/>
+            </w:tcBorders>
+            <w:shd w:fill="F7F7F7" w:color="auto" w:val="clear"/>
+            <w:tcMar>
+              <w:top w:type="dxa" w:w="60"/>
+              <w:left w:type="dxa" w:w="100"/>
+              <w:bottom w:type="dxa" w:w="60"/>
+              <w:right w:type="dxa" w:w="100"/>
+            </w:tcMar>
+            <w:vAlign w:val="center"/>
+          </w:tcPr>
+          <w:p>
+            <w:pPr>
+              <w:jc w:val="center"/>
+            </w:pPr>
+            <w:r>
+              <w:rPr>
+                <w:rFonts w:ascii="Arial" w:cs="Arial" w:eastAsia="Arial" w:hAnsi="Arial"/>
+                <w:b/>
+                <w:bCs/>
+                <w:color w:val="1E8449"/>
+              </w:rPr>
+              <w:t xml:space="preserve">Đạt</w:t>
+            </w:r>
+          </w:p>
+        </w:tc>
+      </w:tr>
+      <w:tr>
+        <w:trPr>
+          <w:cantSplit/>
+        </w:trPr>
+        <w:tc>
+          <w:tcPr>
+            <w:tcW w:type="dxa" w:w="1000"/>
+            <w:tcBorders>
+              <w:top w:val="single" w:color="BFBFBF" w:sz="4"/>
+              <w:left w:val="single" w:color="BFBFBF" w:sz="4"/>
+              <w:bottom w:val="single" w:color="BFBFBF" w:sz="4"/>
+              <w:right w:val="single" w:color="BFBFBF" w:sz="4"/>
+            </w:tcBorders>
+            <w:tcMar>
+              <w:top w:type="dxa" w:w="60"/>
+              <w:left w:type="dxa" w:w="100"/>
+              <w:bottom w:type="dxa" w:w="60"/>
+              <w:right w:type="dxa" w:w="100"/>
+            </w:tcMar>
+            <w:vAlign w:val="center"/>
+          </w:tcPr>
+          <w:p>
+            <w:pPr>
+              <w:jc w:val="center"/>
+            </w:pPr>
+            <w:r>
+              <w:rPr>
+                <w:rFonts w:ascii="Arial" w:cs="Arial" w:eastAsia="Arial" w:hAnsi="Arial"/>
+                <w:b/>
+                <w:bCs/>
+              </w:rPr>
+              <w:t xml:space="preserve">TC-45</w:t>
+            </w:r>
+          </w:p>
+        </w:tc>
+        <w:tc>
+          <w:tcPr>
+            <w:tcW w:type="dxa" w:w="2100"/>
+            <w:tcBorders>
+              <w:top w:val="single" w:color="BFBFBF" w:sz="4"/>
+              <w:left w:val="single" w:color="BFBFBF" w:sz="4"/>
+              <w:bottom w:val="single" w:color="BFBFBF" w:sz="4"/>
+              <w:right w:val="single" w:color="BFBFBF" w:sz="4"/>
+            </w:tcBorders>
+            <w:tcMar>
+              <w:top w:type="dxa" w:w="60"/>
+              <w:left w:type="dxa" w:w="100"/>
+              <w:bottom w:type="dxa" w:w="60"/>
+              <w:right w:type="dxa" w:w="100"/>
+            </w:tcMar>
+            <w:vAlign w:val="center"/>
+          </w:tcPr>
+          <w:p>
+            <w:pPr>
+              <w:jc w:val="left"/>
+            </w:pPr>
+            <w:r>
+              <w:rPr>
+                <w:rFonts w:ascii="Arial" w:cs="Arial" w:eastAsia="Arial" w:hAnsi="Arial"/>
+              </w:rPr>
+              <w:t xml:space="preserve">Đánh giá sản phẩm</w:t>
+            </w:r>
+          </w:p>
+        </w:tc>
+        <w:tc>
+          <w:tcPr>
+            <w:tcW w:type="dxa" w:w="4900"/>
+            <w:tcBorders>
+              <w:top w:val="single" w:color="BFBFBF" w:sz="4"/>
+              <w:left w:val="single" w:color="BFBFBF" w:sz="4"/>
+              <w:bottom w:val="single" w:color="BFBFBF" w:sz="4"/>
+              <w:right w:val="single" w:color="BFBFBF" w:sz="4"/>
+            </w:tcBorders>
+            <w:tcMar>
+              <w:top w:type="dxa" w:w="60"/>
+              <w:left w:type="dxa" w:w="100"/>
+              <w:bottom w:type="dxa" w:w="60"/>
+              <w:right w:type="dxa" w:w="100"/>
+            </w:tcMar>
+            <w:vAlign w:val="center"/>
+          </w:tcPr>
+          <w:p>
+            <w:pPr>
+              <w:jc w:val="left"/>
+            </w:pPr>
+            <w:r>
+              <w:rPr>
+                <w:rFonts w:ascii="Arial" w:cs="Arial" w:eastAsia="Arial" w:hAnsi="Arial"/>
+              </w:rPr>
+              <w:t xml:space="preserve">Từ chối số sao ngoài 1-5 và quá 3 ảnh (cả khi viết mới lẫn khi sửa)</w:t>
+            </w:r>
+          </w:p>
+        </w:tc>
+        <w:tc>
+          <w:tcPr>
+            <w:tcW w:type="dxa" w:w="5300"/>
+            <w:tcBorders>
+              <w:top w:val="single" w:color="BFBFBF" w:sz="4"/>
+              <w:left w:val="single" w:color="BFBFBF" w:sz="4"/>
+              <w:bottom w:val="single" w:color="BFBFBF" w:sz="4"/>
+              <w:right w:val="single" w:color="BFBFBF" w:sz="4"/>
+            </w:tcBorders>
+            <w:tcMar>
+              <w:top w:type="dxa" w:w="60"/>
+              <w:left w:type="dxa" w:w="100"/>
+              <w:bottom w:type="dxa" w:w="60"/>
+              <w:right w:type="dxa" w:w="100"/>
+            </w:tcMar>
+            <w:vAlign w:val="center"/>
+          </w:tcPr>
+          <w:p>
+            <w:pPr>
+              <w:jc w:val="left"/>
+            </w:pPr>
+            <w:r>
+              <w:rPr>
+                <w:rFonts w:ascii="Arial" w:cs="Arial" w:eastAsia="Arial" w:hAnsi="Arial"/>
+              </w:rPr>
+              <w:t xml:space="preserve">Sửa với 6 sao hoặc 4 ảnh: mã 400; viết mới với 0 sao: mã 400; dữ liệu cũ không đổi</w:t>
+            </w:r>
+          </w:p>
+        </w:tc>
+        <w:tc>
+          <w:tcPr>
+            <w:tcW w:type="dxa" w:w="1300"/>
+            <w:tcBorders>
+              <w:top w:val="single" w:color="BFBFBF" w:sz="4"/>
+              <w:left w:val="single" w:color="BFBFBF" w:sz="4"/>
+              <w:bottom w:val="single" w:color="BFBFBF" w:sz="4"/>
+              <w:right w:val="single" w:color="BFBFBF" w:sz="4"/>
+            </w:tcBorders>
+            <w:tcMar>
+              <w:top w:type="dxa" w:w="60"/>
+              <w:left w:type="dxa" w:w="100"/>
+              <w:bottom w:type="dxa" w:w="60"/>
+              <w:right w:type="dxa" w:w="100"/>
+            </w:tcMar>
+            <w:vAlign w:val="center"/>
+          </w:tcPr>
+          <w:p>
+            <w:pPr>
+              <w:jc w:val="center"/>
+            </w:pPr>
+            <w:r>
+              <w:rPr>
+                <w:rFonts w:ascii="Arial" w:cs="Arial" w:eastAsia="Arial" w:hAnsi="Arial"/>
+                <w:b/>
+                <w:bCs/>
+                <w:color w:val="1E8449"/>
+              </w:rPr>
+              <w:t xml:space="preserve">Đạt</w:t>
+            </w:r>
+          </w:p>
+        </w:tc>
+      </w:tr>
+      <w:tr>
+        <w:trPr>
+          <w:cantSplit/>
+        </w:trPr>
+        <w:tc>
+          <w:tcPr>
+            <w:tcW w:type="dxa" w:w="1000"/>
+            <w:tcBorders>
+              <w:top w:val="single" w:color="BFBFBF" w:sz="4"/>
+              <w:left w:val="single" w:color="BFBFBF" w:sz="4"/>
+              <w:bottom w:val="single" w:color="BFBFBF" w:sz="4"/>
+              <w:right w:val="single" w:color="BFBFBF" w:sz="4"/>
+            </w:tcBorders>
+            <w:shd w:fill="F7F7F7" w:color="auto" w:val="clear"/>
+            <w:tcMar>
+              <w:top w:type="dxa" w:w="60"/>
+              <w:left w:type="dxa" w:w="100"/>
+              <w:bottom w:type="dxa" w:w="60"/>
+              <w:right w:type="dxa" w:w="100"/>
+            </w:tcMar>
+            <w:vAlign w:val="center"/>
+          </w:tcPr>
+          <w:p>
+            <w:pPr>
+              <w:jc w:val="center"/>
+            </w:pPr>
+            <w:r>
+              <w:rPr>
+                <w:rFonts w:ascii="Arial" w:cs="Arial" w:eastAsia="Arial" w:hAnsi="Arial"/>
+                <w:b/>
+                <w:bCs/>
+              </w:rPr>
+              <w:t xml:space="preserve">TC-46</w:t>
+            </w:r>
+          </w:p>
+        </w:tc>
+        <w:tc>
+          <w:tcPr>
+            <w:tcW w:type="dxa" w:w="2100"/>
+            <w:tcBorders>
+              <w:top w:val="single" w:color="BFBFBF" w:sz="4"/>
+              <w:left w:val="single" w:color="BFBFBF" w:sz="4"/>
+              <w:bottom w:val="single" w:color="BFBFBF" w:sz="4"/>
+              <w:right w:val="single" w:color="BFBFBF" w:sz="4"/>
+            </w:tcBorders>
+            <w:shd w:fill="F7F7F7" w:color="auto" w:val="clear"/>
+            <w:tcMar>
+              <w:top w:type="dxa" w:w="60"/>
+              <w:left w:type="dxa" w:w="100"/>
+              <w:bottom w:type="dxa" w:w="60"/>
+              <w:right w:type="dxa" w:w="100"/>
+            </w:tcMar>
+            <w:vAlign w:val="center"/>
+          </w:tcPr>
+          <w:p>
+            <w:pPr>
+              <w:jc w:val="left"/>
+            </w:pPr>
+            <w:r>
+              <w:rPr>
+                <w:rFonts w:ascii="Arial" w:cs="Arial" w:eastAsia="Arial" w:hAnsi="Arial"/>
+              </w:rPr>
+              <w:t xml:space="preserve">Tra cứu bảo hành</w:t>
+            </w:r>
+          </w:p>
+        </w:tc>
+        <w:tc>
+          <w:tcPr>
+            <w:tcW w:type="dxa" w:w="4900"/>
+            <w:tcBorders>
+              <w:top w:val="single" w:color="BFBFBF" w:sz="4"/>
+              <w:left w:val="single" w:color="BFBFBF" w:sz="4"/>
+              <w:bottom w:val="single" w:color="BFBFBF" w:sz="4"/>
+              <w:right w:val="single" w:color="BFBFBF" w:sz="4"/>
+            </w:tcBorders>
+            <w:shd w:fill="F7F7F7" w:color="auto" w:val="clear"/>
+            <w:tcMar>
+              <w:top w:type="dxa" w:w="60"/>
+              <w:left w:type="dxa" w:w="100"/>
+              <w:bottom w:type="dxa" w:w="60"/>
+              <w:right w:type="dxa" w:w="100"/>
+            </w:tcMar>
+            <w:vAlign w:val="center"/>
+          </w:tcPr>
+          <w:p>
+            <w:pPr>
+              <w:jc w:val="left"/>
+            </w:pPr>
+            <w:r>
+              <w:rPr>
+                <w:rFonts w:ascii="Arial" w:cs="Arial" w:eastAsia="Arial" w:hAnsi="Arial"/>
+              </w:rPr>
+              <w:t xml:space="preserve">Tra cứu đúng mã + số điện thoại (của tài khoản hoặc người nhận) → chỉ trả thông tin cần thiết</w:t>
+            </w:r>
+          </w:p>
+        </w:tc>
+        <w:tc>
+          <w:tcPr>
+            <w:tcW w:type="dxa" w:w="5300"/>
+            <w:tcBorders>
+              <w:top w:val="single" w:color="BFBFBF" w:sz="4"/>
+              <w:left w:val="single" w:color="BFBFBF" w:sz="4"/>
+              <w:bottom w:val="single" w:color="BFBFBF" w:sz="4"/>
+              <w:right w:val="single" w:color="BFBFBF" w:sz="4"/>
+            </w:tcBorders>
+            <w:shd w:fill="F7F7F7" w:color="auto" w:val="clear"/>
+            <w:tcMar>
+              <w:top w:type="dxa" w:w="60"/>
+              <w:left w:type="dxa" w:w="100"/>
+              <w:bottom w:type="dxa" w:w="60"/>
+              <w:right w:type="dxa" w:w="100"/>
+            </w:tcMar>
+            <w:vAlign w:val="center"/>
+          </w:tcPr>
+          <w:p>
+            <w:pPr>
+              <w:jc w:val="left"/>
+            </w:pPr>
+            <w:r>
+              <w:rPr>
+                <w:rFonts w:ascii="Arial" w:cs="Arial" w:eastAsia="Arial" w:hAnsi="Arial"/>
+              </w:rPr>
+              <w:t xml:space="preserve">Mã 200; nhận cả SĐT tài khoản và SĐT người nhận (không phân biệt hoa thường, nhận +84); không lộ mô tả lỗi, ảnh, mã nội bộ</w:t>
+            </w:r>
+          </w:p>
+        </w:tc>
+        <w:tc>
+          <w:tcPr>
+            <w:tcW w:type="dxa" w:w="1300"/>
+            <w:tcBorders>
+              <w:top w:val="single" w:color="BFBFBF" w:sz="4"/>
+              <w:left w:val="single" w:color="BFBFBF" w:sz="4"/>
+              <w:bottom w:val="single" w:color="BFBFBF" w:sz="4"/>
+              <w:right w:val="single" w:color="BFBFBF" w:sz="4"/>
+            </w:tcBorders>
+            <w:shd w:fill="F7F7F7" w:color="auto" w:val="clear"/>
+            <w:tcMar>
+              <w:top w:type="dxa" w:w="60"/>
+              <w:left w:type="dxa" w:w="100"/>
+              <w:bottom w:type="dxa" w:w="60"/>
+              <w:right w:type="dxa" w:w="100"/>
+            </w:tcMar>
+            <w:vAlign w:val="center"/>
+          </w:tcPr>
+          <w:p>
+            <w:pPr>
+              <w:jc w:val="center"/>
+            </w:pPr>
+            <w:r>
+              <w:rPr>
+                <w:rFonts w:ascii="Arial" w:cs="Arial" w:eastAsia="Arial" w:hAnsi="Arial"/>
+                <w:b/>
+                <w:bCs/>
+                <w:color w:val="1E8449"/>
+              </w:rPr>
+              <w:t xml:space="preserve">Đạt</w:t>
+            </w:r>
+          </w:p>
+        </w:tc>
+      </w:tr>
+      <w:tr>
+        <w:trPr>
+          <w:cantSplit/>
+        </w:trPr>
+        <w:tc>
+          <w:tcPr>
+            <w:tcW w:type="dxa" w:w="1000"/>
+            <w:tcBorders>
+              <w:top w:val="single" w:color="BFBFBF" w:sz="4"/>
+              <w:left w:val="single" w:color="BFBFBF" w:sz="4"/>
+              <w:bottom w:val="single" w:color="BFBFBF" w:sz="4"/>
+              <w:right w:val="single" w:color="BFBFBF" w:sz="4"/>
+            </w:tcBorders>
+            <w:tcMar>
+              <w:top w:type="dxa" w:w="60"/>
+              <w:left w:type="dxa" w:w="100"/>
+              <w:bottom w:type="dxa" w:w="60"/>
+              <w:right w:type="dxa" w:w="100"/>
+            </w:tcMar>
+            <w:vAlign w:val="center"/>
+          </w:tcPr>
+          <w:p>
+            <w:pPr>
+              <w:jc w:val="center"/>
+            </w:pPr>
+            <w:r>
+              <w:rPr>
+                <w:rFonts w:ascii="Arial" w:cs="Arial" w:eastAsia="Arial" w:hAnsi="Arial"/>
+                <w:b/>
+                <w:bCs/>
+              </w:rPr>
+              <w:t xml:space="preserve">TC-47</w:t>
+            </w:r>
+          </w:p>
+        </w:tc>
+        <w:tc>
+          <w:tcPr>
+            <w:tcW w:type="dxa" w:w="2100"/>
+            <w:tcBorders>
+              <w:top w:val="single" w:color="BFBFBF" w:sz="4"/>
+              <w:left w:val="single" w:color="BFBFBF" w:sz="4"/>
+              <w:bottom w:val="single" w:color="BFBFBF" w:sz="4"/>
+              <w:right w:val="single" w:color="BFBFBF" w:sz="4"/>
+            </w:tcBorders>
+            <w:tcMar>
+              <w:top w:type="dxa" w:w="60"/>
+              <w:left w:type="dxa" w:w="100"/>
+              <w:bottom w:type="dxa" w:w="60"/>
+              <w:right w:type="dxa" w:w="100"/>
+            </w:tcMar>
+            <w:vAlign w:val="center"/>
+          </w:tcPr>
+          <w:p>
+            <w:pPr>
+              <w:jc w:val="left"/>
+            </w:pPr>
+            <w:r>
+              <w:rPr>
+                <w:rFonts w:ascii="Arial" w:cs="Arial" w:eastAsia="Arial" w:hAnsi="Arial"/>
+              </w:rPr>
+              <w:t xml:space="preserve">Tra cứu bảo hành</w:t>
+            </w:r>
+          </w:p>
+        </w:tc>
+        <w:tc>
+          <w:tcPr>
+            <w:tcW w:type="dxa" w:w="4900"/>
+            <w:tcBorders>
+              <w:top w:val="single" w:color="BFBFBF" w:sz="4"/>
+              <w:left w:val="single" w:color="BFBFBF" w:sz="4"/>
+              <w:bottom w:val="single" w:color="BFBFBF" w:sz="4"/>
+              <w:right w:val="single" w:color="BFBFBF" w:sz="4"/>
+            </w:tcBorders>
+            <w:tcMar>
+              <w:top w:type="dxa" w:w="60"/>
+              <w:left w:type="dxa" w:w="100"/>
+              <w:bottom w:type="dxa" w:w="60"/>
+              <w:right w:type="dxa" w:w="100"/>
+            </w:tcMar>
+            <w:vAlign w:val="center"/>
+          </w:tcPr>
+          <w:p>
+            <w:pPr>
+              <w:jc w:val="left"/>
+            </w:pPr>
+            <w:r>
+              <w:rPr>
+                <w:rFonts w:ascii="Arial" w:cs="Arial" w:eastAsia="Arial" w:hAnsi="Arial"/>
+              </w:rPr>
+              <w:t xml:space="preserve">Sai số điện thoại hoặc thiếu số điện thoại → không xem được</w:t>
+            </w:r>
+          </w:p>
+        </w:tc>
+        <w:tc>
+          <w:tcPr>
+            <w:tcW w:type="dxa" w:w="5300"/>
+            <w:tcBorders>
+              <w:top w:val="single" w:color="BFBFBF" w:sz="4"/>
+              <w:left w:val="single" w:color="BFBFBF" w:sz="4"/>
+              <w:bottom w:val="single" w:color="BFBFBF" w:sz="4"/>
+              <w:right w:val="single" w:color="BFBFBF" w:sz="4"/>
+            </w:tcBorders>
+            <w:tcMar>
+              <w:top w:type="dxa" w:w="60"/>
+              <w:left w:type="dxa" w:w="100"/>
+              <w:bottom w:type="dxa" w:w="60"/>
+              <w:right w:type="dxa" w:w="100"/>
+            </w:tcMar>
+            <w:vAlign w:val="center"/>
+          </w:tcPr>
+          <w:p>
+            <w:pPr>
+              <w:jc w:val="left"/>
+            </w:pPr>
+            <w:r>
+              <w:rPr>
+                <w:rFonts w:ascii="Arial" w:cs="Arial" w:eastAsia="Arial" w:hAnsi="Arial"/>
+              </w:rPr>
+              <w:t xml:space="preserve">Sai SĐT: 404 với thông báo giống hệt mã không tồn tại; thiếu SĐT: 400</w:t>
+            </w:r>
+          </w:p>
+        </w:tc>
+        <w:tc>
+          <w:tcPr>
+            <w:tcW w:type="dxa" w:w="1300"/>
+            <w:tcBorders>
+              <w:top w:val="single" w:color="BFBFBF" w:sz="4"/>
+              <w:left w:val="single" w:color="BFBFBF" w:sz="4"/>
+              <w:bottom w:val="single" w:color="BFBFBF" w:sz="4"/>
+              <w:right w:val="single" w:color="BFBFBF" w:sz="4"/>
+            </w:tcBorders>
+            <w:tcMar>
+              <w:top w:type="dxa" w:w="60"/>
+              <w:left w:type="dxa" w:w="100"/>
+              <w:bottom w:type="dxa" w:w="60"/>
+              <w:right w:type="dxa" w:w="100"/>
+            </w:tcMar>
+            <w:vAlign w:val="center"/>
+          </w:tcPr>
+          <w:p>
+            <w:pPr>
+              <w:jc w:val="center"/>
+            </w:pPr>
+            <w:r>
+              <w:rPr>
+                <w:rFonts w:ascii="Arial" w:cs="Arial" w:eastAsia="Arial" w:hAnsi="Arial"/>
+                <w:b/>
+                <w:bCs/>
+                <w:color w:val="1E8449"/>
+              </w:rPr>
+              <w:t xml:space="preserve">Đạt</w:t>
+            </w:r>
+          </w:p>
+        </w:tc>
+      </w:tr>
+      <w:tr>
+        <w:trPr>
+          <w:cantSplit/>
+        </w:trPr>
+        <w:tc>
+          <w:tcPr>
+            <w:tcW w:type="dxa" w:w="1000"/>
+            <w:tcBorders>
+              <w:top w:val="single" w:color="BFBFBF" w:sz="4"/>
+              <w:left w:val="single" w:color="BFBFBF" w:sz="4"/>
+              <w:bottom w:val="single" w:color="BFBFBF" w:sz="4"/>
+              <w:right w:val="single" w:color="BFBFBF" w:sz="4"/>
+            </w:tcBorders>
+            <w:shd w:fill="F7F7F7" w:color="auto" w:val="clear"/>
+            <w:tcMar>
+              <w:top w:type="dxa" w:w="60"/>
+              <w:left w:type="dxa" w:w="100"/>
+              <w:bottom w:type="dxa" w:w="60"/>
+              <w:right w:type="dxa" w:w="100"/>
+            </w:tcMar>
+            <w:vAlign w:val="center"/>
+          </w:tcPr>
+          <w:p>
+            <w:pPr>
+              <w:jc w:val="center"/>
+            </w:pPr>
+            <w:r>
+              <w:rPr>
+                <w:rFonts w:ascii="Arial" w:cs="Arial" w:eastAsia="Arial" w:hAnsi="Arial"/>
+                <w:b/>
+                <w:bCs/>
+              </w:rPr>
+              <w:t xml:space="preserve">TC-48</w:t>
+            </w:r>
+          </w:p>
+        </w:tc>
+        <w:tc>
+          <w:tcPr>
+            <w:tcW w:type="dxa" w:w="2100"/>
+            <w:tcBorders>
+              <w:top w:val="single" w:color="BFBFBF" w:sz="4"/>
+              <w:left w:val="single" w:color="BFBFBF" w:sz="4"/>
+              <w:bottom w:val="single" w:color="BFBFBF" w:sz="4"/>
+              <w:right w:val="single" w:color="BFBFBF" w:sz="4"/>
+            </w:tcBorders>
+            <w:shd w:fill="F7F7F7" w:color="auto" w:val="clear"/>
+            <w:tcMar>
+              <w:top w:type="dxa" w:w="60"/>
+              <w:left w:type="dxa" w:w="100"/>
+              <w:bottom w:type="dxa" w:w="60"/>
+              <w:right w:type="dxa" w:w="100"/>
+            </w:tcMar>
+            <w:vAlign w:val="center"/>
+          </w:tcPr>
+          <w:p>
+            <w:pPr>
+              <w:jc w:val="left"/>
+            </w:pPr>
+            <w:r>
+              <w:rPr>
+                <w:rFonts w:ascii="Arial" w:cs="Arial" w:eastAsia="Arial" w:hAnsi="Arial"/>
+              </w:rPr>
+              <w:t xml:space="preserve">Tìm kiếm</w:t>
+            </w:r>
+          </w:p>
+        </w:tc>
+        <w:tc>
+          <w:tcPr>
+            <w:tcW w:type="dxa" w:w="4900"/>
+            <w:tcBorders>
+              <w:top w:val="single" w:color="BFBFBF" w:sz="4"/>
+              <w:left w:val="single" w:color="BFBFBF" w:sz="4"/>
+              <w:bottom w:val="single" w:color="BFBFBF" w:sz="4"/>
+              <w:right w:val="single" w:color="BFBFBF" w:sz="4"/>
+            </w:tcBorders>
+            <w:shd w:fill="F7F7F7" w:color="auto" w:val="clear"/>
+            <w:tcMar>
+              <w:top w:type="dxa" w:w="60"/>
+              <w:left w:type="dxa" w:w="100"/>
+              <w:bottom w:type="dxa" w:w="60"/>
+              <w:right w:type="dxa" w:w="100"/>
+            </w:tcMar>
+            <w:vAlign w:val="center"/>
+          </w:tcPr>
+          <w:p>
+            <w:pPr>
+              <w:jc w:val="left"/>
+            </w:pPr>
+            <w:r>
+              <w:rPr>
+                <w:rFonts w:ascii="Arial" w:cs="Arial" w:eastAsia="Arial" w:hAnsi="Arial"/>
+              </w:rPr>
+              <w:t xml:space="preserve">Bỏ dấu tiếng Việt, tách từ, tạo tiền tố; từ khóa rỗng không lọc</w:t>
+            </w:r>
+          </w:p>
+        </w:tc>
+        <w:tc>
+          <w:tcPr>
+            <w:tcW w:type="dxa" w:w="5300"/>
+            <w:tcBorders>
+              <w:top w:val="single" w:color="BFBFBF" w:sz="4"/>
+              <w:left w:val="single" w:color="BFBFBF" w:sz="4"/>
+              <w:bottom w:val="single" w:color="BFBFBF" w:sz="4"/>
+              <w:right w:val="single" w:color="BFBFBF" w:sz="4"/>
+            </w:tcBorders>
+            <w:shd w:fill="F7F7F7" w:color="auto" w:val="clear"/>
+            <w:tcMar>
+              <w:top w:type="dxa" w:w="60"/>
+              <w:left w:type="dxa" w:w="100"/>
+              <w:bottom w:type="dxa" w:w="60"/>
+              <w:right w:type="dxa" w:w="100"/>
+            </w:tcMar>
+            <w:vAlign w:val="center"/>
+          </w:tcPr>
+          <w:p>
+            <w:pPr>
+              <w:jc w:val="left"/>
+            </w:pPr>
+            <w:r>
+              <w:rPr>
+                <w:rFonts w:ascii="Arial" w:cs="Arial" w:eastAsia="Arial" w:hAnsi="Arial"/>
+              </w:rPr>
+              <w:t xml:space="preserve">"Nguyễn Văn ĐẠT" thành "nguyen van dat"; tạo đủ tiền tố; từ khóa toàn khoảng trắng không tạo điều kiện lọc</w:t>
+            </w:r>
+          </w:p>
+        </w:tc>
+        <w:tc>
+          <w:tcPr>
+            <w:tcW w:type="dxa" w:w="1300"/>
+            <w:tcBorders>
+              <w:top w:val="single" w:color="BFBFBF" w:sz="4"/>
+              <w:left w:val="single" w:color="BFBFBF" w:sz="4"/>
+              <w:bottom w:val="single" w:color="BFBFBF" w:sz="4"/>
+              <w:right w:val="single" w:color="BFBFBF" w:sz="4"/>
+            </w:tcBorders>
+            <w:shd w:fill="F7F7F7" w:color="auto" w:val="clear"/>
+            <w:tcMar>
+              <w:top w:type="dxa" w:w="60"/>
+              <w:left w:type="dxa" w:w="100"/>
+              <w:bottom w:type="dxa" w:w="60"/>
+              <w:right w:type="dxa" w:w="100"/>
+            </w:tcMar>
+            <w:vAlign w:val="center"/>
+          </w:tcPr>
+          <w:p>
+            <w:pPr>
+              <w:jc w:val="center"/>
+            </w:pPr>
+            <w:r>
+              <w:rPr>
+                <w:rFonts w:ascii="Arial" w:cs="Arial" w:eastAsia="Arial" w:hAnsi="Arial"/>
+                <w:b/>
+                <w:bCs/>
+                <w:color w:val="1E8449"/>
+              </w:rPr>
+              <w:t xml:space="preserve">Đạt</w:t>
+            </w:r>
+          </w:p>
+        </w:tc>
+      </w:tr>
+      <w:tr>
+        <w:trPr>
+          <w:cantSplit/>
+        </w:trPr>
+        <w:tc>
+          <w:tcPr>
+            <w:tcW w:type="dxa" w:w="1000"/>
+            <w:tcBorders>
+              <w:top w:val="single" w:color="BFBFBF" w:sz="4"/>
+              <w:left w:val="single" w:color="BFBFBF" w:sz="4"/>
+              <w:bottom w:val="single" w:color="BFBFBF" w:sz="4"/>
+              <w:right w:val="single" w:color="BFBFBF" w:sz="4"/>
+            </w:tcBorders>
+            <w:tcMar>
+              <w:top w:type="dxa" w:w="60"/>
+              <w:left w:type="dxa" w:w="100"/>
+              <w:bottom w:type="dxa" w:w="60"/>
+              <w:right w:type="dxa" w:w="100"/>
+            </w:tcMar>
+            <w:vAlign w:val="center"/>
+          </w:tcPr>
+          <w:p>
+            <w:pPr>
+              <w:jc w:val="center"/>
+            </w:pPr>
+            <w:r>
+              <w:rPr>
+                <w:rFonts w:ascii="Arial" w:cs="Arial" w:eastAsia="Arial" w:hAnsi="Arial"/>
+                <w:b/>
+                <w:bCs/>
+              </w:rPr>
+              <w:t xml:space="preserve">TC-49</w:t>
+            </w:r>
+          </w:p>
+        </w:tc>
+        <w:tc>
+          <w:tcPr>
+            <w:tcW w:type="dxa" w:w="2100"/>
+            <w:tcBorders>
+              <w:top w:val="single" w:color="BFBFBF" w:sz="4"/>
+              <w:left w:val="single" w:color="BFBFBF" w:sz="4"/>
+              <w:bottom w:val="single" w:color="BFBFBF" w:sz="4"/>
+              <w:right w:val="single" w:color="BFBFBF" w:sz="4"/>
+            </w:tcBorders>
+            <w:tcMar>
+              <w:top w:type="dxa" w:w="60"/>
+              <w:left w:type="dxa" w:w="100"/>
+              <w:bottom w:type="dxa" w:w="60"/>
+              <w:right w:type="dxa" w:w="100"/>
+            </w:tcMar>
+            <w:vAlign w:val="center"/>
+          </w:tcPr>
+          <w:p>
+            <w:pPr>
+              <w:jc w:val="left"/>
+            </w:pPr>
+            <w:r>
+              <w:rPr>
+                <w:rFonts w:ascii="Arial" w:cs="Arial" w:eastAsia="Arial" w:hAnsi="Arial"/>
+              </w:rPr>
+              <w:t xml:space="preserve">Tìm kiếm</w:t>
+            </w:r>
+          </w:p>
+        </w:tc>
+        <w:tc>
+          <w:tcPr>
+            <w:tcW w:type="dxa" w:w="4900"/>
+            <w:tcBorders>
+              <w:top w:val="single" w:color="BFBFBF" w:sz="4"/>
+              <w:left w:val="single" w:color="BFBFBF" w:sz="4"/>
+              <w:bottom w:val="single" w:color="BFBFBF" w:sz="4"/>
+              <w:right w:val="single" w:color="BFBFBF" w:sz="4"/>
+            </w:tcBorders>
+            <w:tcMar>
+              <w:top w:type="dxa" w:w="60"/>
+              <w:left w:type="dxa" w:w="100"/>
+              <w:bottom w:type="dxa" w:w="60"/>
+              <w:right w:type="dxa" w:w="100"/>
+            </w:tcMar>
+            <w:vAlign w:val="center"/>
+          </w:tcPr>
+          <w:p>
+            <w:pPr>
+              <w:jc w:val="left"/>
+            </w:pPr>
+            <w:r>
+              <w:rPr>
+                <w:rFonts w:ascii="Arial" w:cs="Arial" w:eastAsia="Arial" w:hAnsi="Arial"/>
+              </w:rPr>
+              <w:t xml:space="preserve">Đơn hàng: tìm theo tên không dấu, SĐT đầu số, mã đơn (cả phần số), tên sản phẩm; kết hợp bộ lọc</w:t>
+            </w:r>
+          </w:p>
+        </w:tc>
+        <w:tc>
+          <w:tcPr>
+            <w:tcW w:type="dxa" w:w="5300"/>
+            <w:tcBorders>
+              <w:top w:val="single" w:color="BFBFBF" w:sz="4"/>
+              <w:left w:val="single" w:color="BFBFBF" w:sz="4"/>
+              <w:bottom w:val="single" w:color="BFBFBF" w:sz="4"/>
+              <w:right w:val="single" w:color="BFBFBF" w:sz="4"/>
+            </w:tcBorders>
+            <w:tcMar>
+              <w:top w:type="dxa" w:w="60"/>
+              <w:left w:type="dxa" w:w="100"/>
+              <w:bottom w:type="dxa" w:w="60"/>
+              <w:right w:type="dxa" w:w="100"/>
+            </w:tcMar>
+            <w:vAlign w:val="center"/>
+          </w:tcPr>
+          <w:p>
+            <w:pPr>
+              <w:jc w:val="left"/>
+            </w:pPr>
+            <w:r>
+              <w:rPr>
+                <w:rFonts w:ascii="Arial" w:cs="Arial" w:eastAsia="Arial" w:hAnsi="Arial"/>
+              </w:rPr>
+              <w:t xml:space="preserve">Gõ không dấu, có dấu, hoa thường, SĐT đầu số, phần số của mã đơn, tên sản phẩm + phiên bản đều ra đúng đơn; bộ lọc trạng thái vẫn áp dụng</w:t>
+            </w:r>
+          </w:p>
+        </w:tc>
+        <w:tc>
+          <w:tcPr>
+            <w:tcW w:type="dxa" w:w="1300"/>
+            <w:tcBorders>
+              <w:top w:val="single" w:color="BFBFBF" w:sz="4"/>
+              <w:left w:val="single" w:color="BFBFBF" w:sz="4"/>
+              <w:bottom w:val="single" w:color="BFBFBF" w:sz="4"/>
+              <w:right w:val="single" w:color="BFBFBF" w:sz="4"/>
+            </w:tcBorders>
+            <w:tcMar>
+              <w:top w:type="dxa" w:w="60"/>
+              <w:left w:type="dxa" w:w="100"/>
+              <w:bottom w:type="dxa" w:w="60"/>
+              <w:right w:type="dxa" w:w="100"/>
+            </w:tcMar>
+            <w:vAlign w:val="center"/>
+          </w:tcPr>
+          <w:p>
+            <w:pPr>
+              <w:jc w:val="center"/>
+            </w:pPr>
+            <w:r>
+              <w:rPr>
+                <w:rFonts w:ascii="Arial" w:cs="Arial" w:eastAsia="Arial" w:hAnsi="Arial"/>
+                <w:b/>
+                <w:bCs/>
+                <w:color w:val="1E8449"/>
+              </w:rPr>
+              <w:t xml:space="preserve">Đạt</w:t>
+            </w:r>
+          </w:p>
+        </w:tc>
+      </w:tr>
+      <w:tr>
+        <w:trPr>
+          <w:cantSplit/>
+        </w:trPr>
+        <w:tc>
+          <w:tcPr>
+            <w:tcW w:type="dxa" w:w="1000"/>
+            <w:tcBorders>
+              <w:top w:val="single" w:color="BFBFBF" w:sz="4"/>
+              <w:left w:val="single" w:color="BFBFBF" w:sz="4"/>
+              <w:bottom w:val="single" w:color="BFBFBF" w:sz="4"/>
+              <w:right w:val="single" w:color="BFBFBF" w:sz="4"/>
+            </w:tcBorders>
+            <w:shd w:fill="F7F7F7" w:color="auto" w:val="clear"/>
+            <w:tcMar>
+              <w:top w:type="dxa" w:w="60"/>
+              <w:left w:type="dxa" w:w="100"/>
+              <w:bottom w:type="dxa" w:w="60"/>
+              <w:right w:type="dxa" w:w="100"/>
+            </w:tcMar>
+            <w:vAlign w:val="center"/>
+          </w:tcPr>
+          <w:p>
+            <w:pPr>
+              <w:jc w:val="center"/>
+            </w:pPr>
+            <w:r>
+              <w:rPr>
+                <w:rFonts w:ascii="Arial" w:cs="Arial" w:eastAsia="Arial" w:hAnsi="Arial"/>
+                <w:b/>
+                <w:bCs/>
+              </w:rPr>
+              <w:t xml:space="preserve">TC-50</w:t>
+            </w:r>
+          </w:p>
+        </w:tc>
+        <w:tc>
+          <w:tcPr>
+            <w:tcW w:type="dxa" w:w="2100"/>
+            <w:tcBorders>
+              <w:top w:val="single" w:color="BFBFBF" w:sz="4"/>
+              <w:left w:val="single" w:color="BFBFBF" w:sz="4"/>
+              <w:bottom w:val="single" w:color="BFBFBF" w:sz="4"/>
+              <w:right w:val="single" w:color="BFBFBF" w:sz="4"/>
+            </w:tcBorders>
+            <w:shd w:fill="F7F7F7" w:color="auto" w:val="clear"/>
+            <w:tcMar>
+              <w:top w:type="dxa" w:w="60"/>
+              <w:left w:type="dxa" w:w="100"/>
+              <w:bottom w:type="dxa" w:w="60"/>
+              <w:right w:type="dxa" w:w="100"/>
+            </w:tcMar>
+            <w:vAlign w:val="center"/>
+          </w:tcPr>
+          <w:p>
+            <w:pPr>
+              <w:jc w:val="left"/>
+            </w:pPr>
+            <w:r>
+              <w:rPr>
+                <w:rFonts w:ascii="Arial" w:cs="Arial" w:eastAsia="Arial" w:hAnsi="Arial"/>
+              </w:rPr>
+              <w:t xml:space="preserve">Tìm kiếm</w:t>
+            </w:r>
+          </w:p>
+        </w:tc>
+        <w:tc>
+          <w:tcPr>
+            <w:tcW w:type="dxa" w:w="4900"/>
+            <w:tcBorders>
+              <w:top w:val="single" w:color="BFBFBF" w:sz="4"/>
+              <w:left w:val="single" w:color="BFBFBF" w:sz="4"/>
+              <w:bottom w:val="single" w:color="BFBFBF" w:sz="4"/>
+              <w:right w:val="single" w:color="BFBFBF" w:sz="4"/>
+            </w:tcBorders>
+            <w:shd w:fill="F7F7F7" w:color="auto" w:val="clear"/>
+            <w:tcMar>
+              <w:top w:type="dxa" w:w="60"/>
+              <w:left w:type="dxa" w:w="100"/>
+              <w:bottom w:type="dxa" w:w="60"/>
+              <w:right w:type="dxa" w:w="100"/>
+            </w:tcMar>
+            <w:vAlign w:val="center"/>
+          </w:tcPr>
+          <w:p>
+            <w:pPr>
+              <w:jc w:val="left"/>
+            </w:pPr>
+            <w:r>
+              <w:rPr>
+                <w:rFonts w:ascii="Arial" w:cs="Arial" w:eastAsia="Arial" w:hAnsi="Arial"/>
+              </w:rPr>
+              <w:t xml:space="preserve">Quản lý chi nhánh tìm kiếm cũng chỉ thấy đơn của chi nhánh mình</w:t>
+            </w:r>
+          </w:p>
+        </w:tc>
+        <w:tc>
+          <w:tcPr>
+            <w:tcW w:type="dxa" w:w="5300"/>
+            <w:tcBorders>
+              <w:top w:val="single" w:color="BFBFBF" w:sz="4"/>
+              <w:left w:val="single" w:color="BFBFBF" w:sz="4"/>
+              <w:bottom w:val="single" w:color="BFBFBF" w:sz="4"/>
+              <w:right w:val="single" w:color="BFBFBF" w:sz="4"/>
+            </w:tcBorders>
+            <w:shd w:fill="F7F7F7" w:color="auto" w:val="clear"/>
+            <w:tcMar>
+              <w:top w:type="dxa" w:w="60"/>
+              <w:left w:type="dxa" w:w="100"/>
+              <w:bottom w:type="dxa" w:w="60"/>
+              <w:right w:type="dxa" w:w="100"/>
+            </w:tcMar>
+            <w:vAlign w:val="center"/>
+          </w:tcPr>
+          <w:p>
+            <w:pPr>
+              <w:jc w:val="left"/>
+            </w:pPr>
+            <w:r>
+              <w:rPr>
+                <w:rFonts w:ascii="Arial" w:cs="Arial" w:eastAsia="Arial" w:hAnsi="Arial"/>
+              </w:rPr>
+              <w:t xml:space="preserve">Tìm đơn của chi nhánh khác trả về danh sách rỗng</w:t>
+            </w:r>
+          </w:p>
+        </w:tc>
+        <w:tc>
+          <w:tcPr>
+            <w:tcW w:type="dxa" w:w="1300"/>
+            <w:tcBorders>
+              <w:top w:val="single" w:color="BFBFBF" w:sz="4"/>
+              <w:left w:val="single" w:color="BFBFBF" w:sz="4"/>
+              <w:bottom w:val="single" w:color="BFBFBF" w:sz="4"/>
+              <w:right w:val="single" w:color="BFBFBF" w:sz="4"/>
+            </w:tcBorders>
+            <w:shd w:fill="F7F7F7" w:color="auto" w:val="clear"/>
+            <w:tcMar>
+              <w:top w:type="dxa" w:w="60"/>
+              <w:left w:type="dxa" w:w="100"/>
+              <w:bottom w:type="dxa" w:w="60"/>
+              <w:right w:type="dxa" w:w="100"/>
+            </w:tcMar>
+            <w:vAlign w:val="center"/>
+          </w:tcPr>
+          <w:p>
+            <w:pPr>
+              <w:jc w:val="center"/>
+            </w:pPr>
+            <w:r>
+              <w:rPr>
+                <w:rFonts w:ascii="Arial" w:cs="Arial" w:eastAsia="Arial" w:hAnsi="Arial"/>
+                <w:b/>
+                <w:bCs/>
+                <w:color w:val="1E8449"/>
+              </w:rPr>
+              <w:t xml:space="preserve">Đạt</w:t>
+            </w:r>
+          </w:p>
+        </w:tc>
+      </w:tr>
+      <w:tr>
+        <w:trPr>
+          <w:cantSplit/>
+        </w:trPr>
+        <w:tc>
+          <w:tcPr>
+            <w:tcW w:type="dxa" w:w="1000"/>
+            <w:tcBorders>
+              <w:top w:val="single" w:color="BFBFBF" w:sz="4"/>
+              <w:left w:val="single" w:color="BFBFBF" w:sz="4"/>
+              <w:bottom w:val="single" w:color="BFBFBF" w:sz="4"/>
+              <w:right w:val="single" w:color="BFBFBF" w:sz="4"/>
+            </w:tcBorders>
+            <w:tcMar>
+              <w:top w:type="dxa" w:w="60"/>
+              <w:left w:type="dxa" w:w="100"/>
+              <w:bottom w:type="dxa" w:w="60"/>
+              <w:right w:type="dxa" w:w="100"/>
+            </w:tcMar>
+            <w:vAlign w:val="center"/>
+          </w:tcPr>
+          <w:p>
+            <w:pPr>
+              <w:jc w:val="center"/>
+            </w:pPr>
+            <w:r>
+              <w:rPr>
+                <w:rFonts w:ascii="Arial" w:cs="Arial" w:eastAsia="Arial" w:hAnsi="Arial"/>
+                <w:b/>
+                <w:bCs/>
+              </w:rPr>
+              <w:t xml:space="preserve">TC-51</w:t>
+            </w:r>
+          </w:p>
+        </w:tc>
+        <w:tc>
+          <w:tcPr>
+            <w:tcW w:type="dxa" w:w="2100"/>
+            <w:tcBorders>
+              <w:top w:val="single" w:color="BFBFBF" w:sz="4"/>
+              <w:left w:val="single" w:color="BFBFBF" w:sz="4"/>
+              <w:bottom w:val="single" w:color="BFBFBF" w:sz="4"/>
+              <w:right w:val="single" w:color="BFBFBF" w:sz="4"/>
+            </w:tcBorders>
+            <w:tcMar>
+              <w:top w:type="dxa" w:w="60"/>
+              <w:left w:type="dxa" w:w="100"/>
+              <w:bottom w:type="dxa" w:w="60"/>
+              <w:right w:type="dxa" w:w="100"/>
+            </w:tcMar>
+            <w:vAlign w:val="center"/>
+          </w:tcPr>
+          <w:p>
+            <w:pPr>
+              <w:jc w:val="left"/>
+            </w:pPr>
+            <w:r>
+              <w:rPr>
+                <w:rFonts w:ascii="Arial" w:cs="Arial" w:eastAsia="Arial" w:hAnsi="Arial"/>
+              </w:rPr>
+              <w:t xml:space="preserve">Tìm kiếm</w:t>
+            </w:r>
+          </w:p>
+        </w:tc>
+        <w:tc>
+          <w:tcPr>
+            <w:tcW w:type="dxa" w:w="4900"/>
+            <w:tcBorders>
+              <w:top w:val="single" w:color="BFBFBF" w:sz="4"/>
+              <w:left w:val="single" w:color="BFBFBF" w:sz="4"/>
+              <w:bottom w:val="single" w:color="BFBFBF" w:sz="4"/>
+              <w:right w:val="single" w:color="BFBFBF" w:sz="4"/>
+            </w:tcBorders>
+            <w:tcMar>
+              <w:top w:type="dxa" w:w="60"/>
+              <w:left w:type="dxa" w:w="100"/>
+              <w:bottom w:type="dxa" w:w="60"/>
+              <w:right w:type="dxa" w:w="100"/>
+            </w:tcMar>
+            <w:vAlign w:val="center"/>
+          </w:tcPr>
+          <w:p>
+            <w:pPr>
+              <w:jc w:val="left"/>
+            </w:pPr>
+            <w:r>
+              <w:rPr>
+                <w:rFonts w:ascii="Arial" w:cs="Arial" w:eastAsia="Arial" w:hAnsi="Arial"/>
+              </w:rPr>
+              <w:t xml:space="preserve">Sản phẩm (trang khách và admin): tìm không dấu theo tên, danh mục, thương hiệu, màu</w:t>
+            </w:r>
+          </w:p>
+        </w:tc>
+        <w:tc>
+          <w:tcPr>
+            <w:tcW w:type="dxa" w:w="5300"/>
+            <w:tcBorders>
+              <w:top w:val="single" w:color="BFBFBF" w:sz="4"/>
+              <w:left w:val="single" w:color="BFBFBF" w:sz="4"/>
+              <w:bottom w:val="single" w:color="BFBFBF" w:sz="4"/>
+              <w:right w:val="single" w:color="BFBFBF" w:sz="4"/>
+            </w:tcBorders>
+            <w:tcMar>
+              <w:top w:type="dxa" w:w="60"/>
+              <w:left w:type="dxa" w:w="100"/>
+              <w:bottom w:type="dxa" w:w="60"/>
+              <w:right w:type="dxa" w:w="100"/>
+            </w:tcMar>
+            <w:vAlign w:val="center"/>
+          </w:tcPr>
+          <w:p>
+            <w:pPr>
+              <w:jc w:val="left"/>
+            </w:pPr>
+            <w:r>
+              <w:rPr>
+                <w:rFonts w:ascii="Arial" w:cs="Arial" w:eastAsia="Arial" w:hAnsi="Arial"/>
+              </w:rPr>
+              <w:t xml:space="preserve">"dien thoai", "samsung", "tim oai", "may tinh", "dien thoai samsung" ra đúng sản phẩm (theo tên, thương hiệu, màu, danh mục)</w:t>
+            </w:r>
+          </w:p>
+        </w:tc>
+        <w:tc>
+          <w:tcPr>
+            <w:tcW w:type="dxa" w:w="1300"/>
+            <w:tcBorders>
+              <w:top w:val="single" w:color="BFBFBF" w:sz="4"/>
+              <w:left w:val="single" w:color="BFBFBF" w:sz="4"/>
+              <w:bottom w:val="single" w:color="BFBFBF" w:sz="4"/>
+              <w:right w:val="single" w:color="BFBFBF" w:sz="4"/>
+            </w:tcBorders>
+            <w:tcMar>
+              <w:top w:type="dxa" w:w="60"/>
+              <w:left w:type="dxa" w:w="100"/>
+              <w:bottom w:type="dxa" w:w="60"/>
+              <w:right w:type="dxa" w:w="100"/>
+            </w:tcMar>
+            <w:vAlign w:val="center"/>
+          </w:tcPr>
+          <w:p>
+            <w:pPr>
+              <w:jc w:val="center"/>
+            </w:pPr>
+            <w:r>
+              <w:rPr>
+                <w:rFonts w:ascii="Arial" w:cs="Arial" w:eastAsia="Arial" w:hAnsi="Arial"/>
+                <w:b/>
+                <w:bCs/>
+                <w:color w:val="1E8449"/>
+              </w:rPr>
+              <w:t xml:space="preserve">Đạt</w:t>
+            </w:r>
+          </w:p>
+        </w:tc>
+      </w:tr>
+      <w:tr>
+        <w:trPr>
+          <w:cantSplit/>
+        </w:trPr>
+        <w:tc>
+          <w:tcPr>
+            <w:tcW w:type="dxa" w:w="1000"/>
+            <w:tcBorders>
+              <w:top w:val="single" w:color="BFBFBF" w:sz="4"/>
+              <w:left w:val="single" w:color="BFBFBF" w:sz="4"/>
+              <w:bottom w:val="single" w:color="BFBFBF" w:sz="4"/>
+              <w:right w:val="single" w:color="BFBFBF" w:sz="4"/>
+            </w:tcBorders>
+            <w:shd w:fill="F7F7F7" w:color="auto" w:val="clear"/>
+            <w:tcMar>
+              <w:top w:type="dxa" w:w="60"/>
+              <w:left w:type="dxa" w:w="100"/>
+              <w:bottom w:type="dxa" w:w="60"/>
+              <w:right w:type="dxa" w:w="100"/>
+            </w:tcMar>
+            <w:vAlign w:val="center"/>
+          </w:tcPr>
+          <w:p>
+            <w:pPr>
+              <w:jc w:val="center"/>
+            </w:pPr>
+            <w:r>
+              <w:rPr>
+                <w:rFonts w:ascii="Arial" w:cs="Arial" w:eastAsia="Arial" w:hAnsi="Arial"/>
+                <w:b/>
+                <w:bCs/>
+              </w:rPr>
+              <w:t xml:space="preserve">TC-52</w:t>
+            </w:r>
+          </w:p>
+        </w:tc>
+        <w:tc>
+          <w:tcPr>
+            <w:tcW w:type="dxa" w:w="2100"/>
+            <w:tcBorders>
+              <w:top w:val="single" w:color="BFBFBF" w:sz="4"/>
+              <w:left w:val="single" w:color="BFBFBF" w:sz="4"/>
+              <w:bottom w:val="single" w:color="BFBFBF" w:sz="4"/>
+              <w:right w:val="single" w:color="BFBFBF" w:sz="4"/>
+            </w:tcBorders>
+            <w:shd w:fill="F7F7F7" w:color="auto" w:val="clear"/>
+            <w:tcMar>
+              <w:top w:type="dxa" w:w="60"/>
+              <w:left w:type="dxa" w:w="100"/>
+              <w:bottom w:type="dxa" w:w="60"/>
+              <w:right w:type="dxa" w:w="100"/>
+            </w:tcMar>
+            <w:vAlign w:val="center"/>
+          </w:tcPr>
+          <w:p>
+            <w:pPr>
+              <w:jc w:val="left"/>
+            </w:pPr>
+            <w:r>
+              <w:rPr>
+                <w:rFonts w:ascii="Arial" w:cs="Arial" w:eastAsia="Arial" w:hAnsi="Arial"/>
+              </w:rPr>
+              <w:t xml:space="preserve">Tìm kiếm</w:t>
+            </w:r>
+          </w:p>
+        </w:tc>
+        <w:tc>
+          <w:tcPr>
+            <w:tcW w:type="dxa" w:w="4900"/>
+            <w:tcBorders>
+              <w:top w:val="single" w:color="BFBFBF" w:sz="4"/>
+              <w:left w:val="single" w:color="BFBFBF" w:sz="4"/>
+              <w:bottom w:val="single" w:color="BFBFBF" w:sz="4"/>
+              <w:right w:val="single" w:color="BFBFBF" w:sz="4"/>
+            </w:tcBorders>
+            <w:shd w:fill="F7F7F7" w:color="auto" w:val="clear"/>
+            <w:tcMar>
+              <w:top w:type="dxa" w:w="60"/>
+              <w:left w:type="dxa" w:w="100"/>
+              <w:bottom w:type="dxa" w:w="60"/>
+              <w:right w:type="dxa" w:w="100"/>
+            </w:tcMar>
+            <w:vAlign w:val="center"/>
+          </w:tcPr>
+          <w:p>
+            <w:pPr>
+              <w:jc w:val="left"/>
+            </w:pPr>
+            <w:r>
+              <w:rPr>
+                <w:rFonts w:ascii="Arial" w:cs="Arial" w:eastAsia="Arial" w:hAnsi="Arial"/>
+              </w:rPr>
+              <w:t xml:space="preserve">Khách hàng và voucher: tìm không dấu + lọc trạng thái</w:t>
+            </w:r>
+          </w:p>
+        </w:tc>
+        <w:tc>
+          <w:tcPr>
+            <w:tcW w:type="dxa" w:w="5300"/>
+            <w:tcBorders>
+              <w:top w:val="single" w:color="BFBFBF" w:sz="4"/>
+              <w:left w:val="single" w:color="BFBFBF" w:sz="4"/>
+              <w:bottom w:val="single" w:color="BFBFBF" w:sz="4"/>
+              <w:right w:val="single" w:color="BFBFBF" w:sz="4"/>
+            </w:tcBorders>
+            <w:shd w:fill="F7F7F7" w:color="auto" w:val="clear"/>
+            <w:tcMar>
+              <w:top w:type="dxa" w:w="60"/>
+              <w:left w:type="dxa" w:w="100"/>
+              <w:bottom w:type="dxa" w:w="60"/>
+              <w:right w:type="dxa" w:w="100"/>
+            </w:tcMar>
+            <w:vAlign w:val="center"/>
+          </w:tcPr>
+          <w:p>
+            <w:pPr>
+              <w:jc w:val="left"/>
+            </w:pPr>
+            <w:r>
+              <w:rPr>
+                <w:rFonts w:ascii="Arial" w:cs="Arial" w:eastAsia="Arial" w:hAnsi="Arial"/>
+              </w:rPr>
+              <w:t xml:space="preserve">Tìm khách theo tên không dấu và email; lọc tài khoản đang hoạt động; tìm voucher không dấu; lọc đang diễn ra / hết hạn</w:t>
+            </w:r>
+          </w:p>
+        </w:tc>
+        <w:tc>
+          <w:tcPr>
+            <w:tcW w:type="dxa" w:w="1300"/>
+            <w:tcBorders>
+              <w:top w:val="single" w:color="BFBFBF" w:sz="4"/>
+              <w:left w:val="single" w:color="BFBFBF" w:sz="4"/>
+              <w:bottom w:val="single" w:color="BFBFBF" w:sz="4"/>
+              <w:right w:val="single" w:color="BFBFBF" w:sz="4"/>
+            </w:tcBorders>
+            <w:shd w:fill="F7F7F7" w:color="auto" w:val="clear"/>
+            <w:tcMar>
+              <w:top w:type="dxa" w:w="60"/>
+              <w:left w:type="dxa" w:w="100"/>
+              <w:bottom w:type="dxa" w:w="60"/>
+              <w:right w:type="dxa" w:w="100"/>
+            </w:tcMar>
+            <w:vAlign w:val="center"/>
+          </w:tcPr>
+          <w:p>
+            <w:pPr>
+              <w:jc w:val="center"/>
+            </w:pPr>
+            <w:r>
+              <w:rPr>
+                <w:rFonts w:ascii="Arial" w:cs="Arial" w:eastAsia="Arial" w:hAnsi="Arial"/>
+                <w:b/>
+                <w:bCs/>
+                <w:color w:val="1E8449"/>
+              </w:rPr>
+              <w:t xml:space="preserve">Đạt</w:t>
+            </w:r>
+          </w:p>
+        </w:tc>
+      </w:tr>
+      <w:tr>
+        <w:trPr>
+          <w:cantSplit/>
+        </w:trPr>
+        <w:tc>
+          <w:tcPr>
+            <w:tcW w:type="dxa" w:w="1000"/>
+            <w:tcBorders>
+              <w:top w:val="single" w:color="BFBFBF" w:sz="4"/>
+              <w:left w:val="single" w:color="BFBFBF" w:sz="4"/>
+              <w:bottom w:val="single" w:color="BFBFBF" w:sz="4"/>
+              <w:right w:val="single" w:color="BFBFBF" w:sz="4"/>
+            </w:tcBorders>
+            <w:tcMar>
+              <w:top w:type="dxa" w:w="60"/>
+              <w:left w:type="dxa" w:w="100"/>
+              <w:bottom w:type="dxa" w:w="60"/>
+              <w:right w:type="dxa" w:w="100"/>
+            </w:tcMar>
+            <w:vAlign w:val="center"/>
+          </w:tcPr>
+          <w:p>
+            <w:pPr>
+              <w:jc w:val="center"/>
+            </w:pPr>
+            <w:r>
+              <w:rPr>
+                <w:rFonts w:ascii="Arial" w:cs="Arial" w:eastAsia="Arial" w:hAnsi="Arial"/>
+                <w:b/>
+                <w:bCs/>
+              </w:rPr>
+              <w:t xml:space="preserve">TC-53</w:t>
+            </w:r>
+          </w:p>
+        </w:tc>
+        <w:tc>
+          <w:tcPr>
+            <w:tcW w:type="dxa" w:w="2100"/>
+            <w:tcBorders>
+              <w:top w:val="single" w:color="BFBFBF" w:sz="4"/>
+              <w:left w:val="single" w:color="BFBFBF" w:sz="4"/>
+              <w:bottom w:val="single" w:color="BFBFBF" w:sz="4"/>
+              <w:right w:val="single" w:color="BFBFBF" w:sz="4"/>
+            </w:tcBorders>
+            <w:tcMar>
+              <w:top w:type="dxa" w:w="60"/>
+              <w:left w:type="dxa" w:w="100"/>
+              <w:bottom w:type="dxa" w:w="60"/>
+              <w:right w:type="dxa" w:w="100"/>
+            </w:tcMar>
+            <w:vAlign w:val="center"/>
+          </w:tcPr>
+          <w:p>
+            <w:pPr>
+              <w:jc w:val="left"/>
+            </w:pPr>
+            <w:r>
+              <w:rPr>
+                <w:rFonts w:ascii="Arial" w:cs="Arial" w:eastAsia="Arial" w:hAnsi="Arial"/>
+              </w:rPr>
+              <w:t xml:space="preserve">Gửi email</w:t>
+            </w:r>
+          </w:p>
+        </w:tc>
+        <w:tc>
+          <w:tcPr>
+            <w:tcW w:type="dxa" w:w="4900"/>
+            <w:tcBorders>
+              <w:top w:val="single" w:color="BFBFBF" w:sz="4"/>
+              <w:left w:val="single" w:color="BFBFBF" w:sz="4"/>
+              <w:bottom w:val="single" w:color="BFBFBF" w:sz="4"/>
+              <w:right w:val="single" w:color="BFBFBF" w:sz="4"/>
+            </w:tcBorders>
+            <w:tcMar>
+              <w:top w:type="dxa" w:w="60"/>
+              <w:left w:type="dxa" w:w="100"/>
+              <w:bottom w:type="dxa" w:w="60"/>
+              <w:right w:type="dxa" w:w="100"/>
+            </w:tcMar>
+            <w:vAlign w:val="center"/>
+          </w:tcPr>
+          <w:p>
+            <w:pPr>
+              <w:jc w:val="left"/>
+            </w:pPr>
+            <w:r>
+              <w:rPr>
+                <w:rFonts w:ascii="Arial" w:cs="Arial" w:eastAsia="Arial" w:hAnsi="Arial"/>
+              </w:rPr>
+              <w:t xml:space="preserve">Chưa cấu hình email → chế độ demo, mã hiện trên màn hình (kể cả production) để vẫn đăng ký được</w:t>
+            </w:r>
+          </w:p>
+        </w:tc>
+        <w:tc>
+          <w:tcPr>
+            <w:tcW w:type="dxa" w:w="5300"/>
+            <w:tcBorders>
+              <w:top w:val="single" w:color="BFBFBF" w:sz="4"/>
+              <w:left w:val="single" w:color="BFBFBF" w:sz="4"/>
+              <w:bottom w:val="single" w:color="BFBFBF" w:sz="4"/>
+              <w:right w:val="single" w:color="BFBFBF" w:sz="4"/>
+            </w:tcBorders>
+            <w:tcMar>
+              <w:top w:type="dxa" w:w="60"/>
+              <w:left w:type="dxa" w:w="100"/>
+              <w:bottom w:type="dxa" w:w="60"/>
+              <w:right w:type="dxa" w:w="100"/>
+            </w:tcMar>
+            <w:vAlign w:val="center"/>
+          </w:tcPr>
+          <w:p>
+            <w:pPr>
+              <w:jc w:val="left"/>
+            </w:pPr>
+            <w:r>
+              <w:rPr>
+                <w:rFonts w:ascii="Arial" w:cs="Arial" w:eastAsia="Arial" w:hAnsi="Arial"/>
+              </w:rPr>
+              <w:t xml:space="preserve">Mã 200 và trả mã OTP 6 số về màn hình dù NODE_ENV=production</w:t>
+            </w:r>
+          </w:p>
+        </w:tc>
+        <w:tc>
+          <w:tcPr>
+            <w:tcW w:type="dxa" w:w="1300"/>
+            <w:tcBorders>
+              <w:top w:val="single" w:color="BFBFBF" w:sz="4"/>
+              <w:left w:val="single" w:color="BFBFBF" w:sz="4"/>
+              <w:bottom w:val="single" w:color="BFBFBF" w:sz="4"/>
+              <w:right w:val="single" w:color="BFBFBF" w:sz="4"/>
+            </w:tcBorders>
+            <w:tcMar>
+              <w:top w:type="dxa" w:w="60"/>
+              <w:left w:type="dxa" w:w="100"/>
+              <w:bottom w:type="dxa" w:w="60"/>
+              <w:right w:type="dxa" w:w="100"/>
+            </w:tcMar>
+            <w:vAlign w:val="center"/>
+          </w:tcPr>
+          <w:p>
+            <w:pPr>
+              <w:jc w:val="center"/>
+            </w:pPr>
+            <w:r>
+              <w:rPr>
+                <w:rFonts w:ascii="Arial" w:cs="Arial" w:eastAsia="Arial" w:hAnsi="Arial"/>
+                <w:b/>
+                <w:bCs/>
+                <w:color w:val="1E8449"/>
+              </w:rPr>
+              <w:t xml:space="preserve">Đạt</w:t>
+            </w:r>
+          </w:p>
+        </w:tc>
+      </w:tr>
+      <w:tr>
+        <w:trPr>
+          <w:cantSplit/>
+        </w:trPr>
+        <w:tc>
+          <w:tcPr>
+            <w:tcW w:type="dxa" w:w="1000"/>
+            <w:tcBorders>
+              <w:top w:val="single" w:color="BFBFBF" w:sz="4"/>
+              <w:left w:val="single" w:color="BFBFBF" w:sz="4"/>
+              <w:bottom w:val="single" w:color="BFBFBF" w:sz="4"/>
+              <w:right w:val="single" w:color="BFBFBF" w:sz="4"/>
+            </w:tcBorders>
+            <w:shd w:fill="F7F7F7" w:color="auto" w:val="clear"/>
+            <w:tcMar>
+              <w:top w:type="dxa" w:w="60"/>
+              <w:left w:type="dxa" w:w="100"/>
+              <w:bottom w:type="dxa" w:w="60"/>
+              <w:right w:type="dxa" w:w="100"/>
+            </w:tcMar>
+            <w:vAlign w:val="center"/>
+          </w:tcPr>
+          <w:p>
+            <w:pPr>
+              <w:jc w:val="center"/>
+            </w:pPr>
+            <w:r>
+              <w:rPr>
+                <w:rFonts w:ascii="Arial" w:cs="Arial" w:eastAsia="Arial" w:hAnsi="Arial"/>
+                <w:b/>
+                <w:bCs/>
+              </w:rPr>
+              <w:t xml:space="preserve">TC-54</w:t>
+            </w:r>
+          </w:p>
+        </w:tc>
+        <w:tc>
+          <w:tcPr>
+            <w:tcW w:type="dxa" w:w="2100"/>
+            <w:tcBorders>
+              <w:top w:val="single" w:color="BFBFBF" w:sz="4"/>
+              <w:left w:val="single" w:color="BFBFBF" w:sz="4"/>
+              <w:bottom w:val="single" w:color="BFBFBF" w:sz="4"/>
+              <w:right w:val="single" w:color="BFBFBF" w:sz="4"/>
+            </w:tcBorders>
+            <w:shd w:fill="F7F7F7" w:color="auto" w:val="clear"/>
+            <w:tcMar>
+              <w:top w:type="dxa" w:w="60"/>
+              <w:left w:type="dxa" w:w="100"/>
+              <w:bottom w:type="dxa" w:w="60"/>
+              <w:right w:type="dxa" w:w="100"/>
+            </w:tcMar>
+            <w:vAlign w:val="center"/>
+          </w:tcPr>
+          <w:p>
+            <w:pPr>
+              <w:jc w:val="left"/>
+            </w:pPr>
+            <w:r>
+              <w:rPr>
+                <w:rFonts w:ascii="Arial" w:cs="Arial" w:eastAsia="Arial" w:hAnsi="Arial"/>
+              </w:rPr>
+              <w:t xml:space="preserve">Gửi email</w:t>
+            </w:r>
+          </w:p>
+        </w:tc>
+        <w:tc>
+          <w:tcPr>
+            <w:tcW w:type="dxa" w:w="4900"/>
+            <w:tcBorders>
+              <w:top w:val="single" w:color="BFBFBF" w:sz="4"/>
+              <w:left w:val="single" w:color="BFBFBF" w:sz="4"/>
+              <w:bottom w:val="single" w:color="BFBFBF" w:sz="4"/>
+              <w:right w:val="single" w:color="BFBFBF" w:sz="4"/>
+            </w:tcBorders>
+            <w:shd w:fill="F7F7F7" w:color="auto" w:val="clear"/>
+            <w:tcMar>
+              <w:top w:type="dxa" w:w="60"/>
+              <w:left w:type="dxa" w:w="100"/>
+              <w:bottom w:type="dxa" w:w="60"/>
+              <w:right w:type="dxa" w:w="100"/>
+            </w:tcMar>
+            <w:vAlign w:val="center"/>
+          </w:tcPr>
+          <w:p>
+            <w:pPr>
+              <w:jc w:val="left"/>
+            </w:pPr>
+            <w:r>
+              <w:rPr>
+                <w:rFonts w:ascii="Arial" w:cs="Arial" w:eastAsia="Arial" w:hAnsi="Arial"/>
+              </w:rPr>
+              <w:t xml:space="preserve">Gửi email thất bại → báo lỗi 502, xóa mã vừa tạo</w:t>
+            </w:r>
+          </w:p>
+        </w:tc>
+        <w:tc>
+          <w:tcPr>
+            <w:tcW w:type="dxa" w:w="5300"/>
+            <w:tcBorders>
+              <w:top w:val="single" w:color="BFBFBF" w:sz="4"/>
+              <w:left w:val="single" w:color="BFBFBF" w:sz="4"/>
+              <w:bottom w:val="single" w:color="BFBFBF" w:sz="4"/>
+              <w:right w:val="single" w:color="BFBFBF" w:sz="4"/>
+            </w:tcBorders>
+            <w:shd w:fill="F7F7F7" w:color="auto" w:val="clear"/>
+            <w:tcMar>
+              <w:top w:type="dxa" w:w="60"/>
+              <w:left w:type="dxa" w:w="100"/>
+              <w:bottom w:type="dxa" w:w="60"/>
+              <w:right w:type="dxa" w:w="100"/>
+            </w:tcMar>
+            <w:vAlign w:val="center"/>
+          </w:tcPr>
+          <w:p>
+            <w:pPr>
+              <w:jc w:val="left"/>
+            </w:pPr>
+            <w:r>
+              <w:rPr>
+                <w:rFonts w:ascii="Arial" w:cs="Arial" w:eastAsia="Arial" w:hAnsi="Arial"/>
+              </w:rPr>
+              <w:t xml:space="preserve">Mã 502, thông báo "Không gửi được email"; mã OTP vừa tạo bị xóa</w:t>
+            </w:r>
+          </w:p>
+        </w:tc>
+        <w:tc>
+          <w:tcPr>
+            <w:tcW w:type="dxa" w:w="1300"/>
+            <w:tcBorders>
+              <w:top w:val="single" w:color="BFBFBF" w:sz="4"/>
+              <w:left w:val="single" w:color="BFBFBF" w:sz="4"/>
+              <w:bottom w:val="single" w:color="BFBFBF" w:sz="4"/>
+              <w:right w:val="single" w:color="BFBFBF" w:sz="4"/>
+            </w:tcBorders>
+            <w:shd w:fill="F7F7F7" w:color="auto" w:val="clear"/>
+            <w:tcMar>
+              <w:top w:type="dxa" w:w="60"/>
+              <w:left w:type="dxa" w:w="100"/>
+              <w:bottom w:type="dxa" w:w="60"/>
+              <w:right w:type="dxa" w:w="100"/>
+            </w:tcMar>
+            <w:vAlign w:val="center"/>
+          </w:tcPr>
+          <w:p>
+            <w:pPr>
+              <w:jc w:val="center"/>
+            </w:pPr>
+            <w:r>
+              <w:rPr>
+                <w:rFonts w:ascii="Arial" w:cs="Arial" w:eastAsia="Arial" w:hAnsi="Arial"/>
+                <w:b/>
+                <w:bCs/>
+                <w:color w:val="1E8449"/>
+              </w:rPr>
+              <w:t xml:space="preserve">Đạt</w:t>
+            </w:r>
+          </w:p>
+        </w:tc>
+      </w:tr>
+      <w:tr>
+        <w:trPr>
+          <w:cantSplit/>
+        </w:trPr>
+        <w:tc>
+          <w:tcPr>
+            <w:tcW w:type="dxa" w:w="1000"/>
+            <w:tcBorders>
+              <w:top w:val="single" w:color="BFBFBF" w:sz="4"/>
+              <w:left w:val="single" w:color="BFBFBF" w:sz="4"/>
+              <w:bottom w:val="single" w:color="BFBFBF" w:sz="4"/>
+              <w:right w:val="single" w:color="BFBFBF" w:sz="4"/>
+            </w:tcBorders>
+            <w:tcMar>
+              <w:top w:type="dxa" w:w="60"/>
+              <w:left w:type="dxa" w:w="100"/>
+              <w:bottom w:type="dxa" w:w="60"/>
+              <w:right w:type="dxa" w:w="100"/>
+            </w:tcMar>
+            <w:vAlign w:val="center"/>
+          </w:tcPr>
+          <w:p>
+            <w:pPr>
+              <w:jc w:val="center"/>
+            </w:pPr>
+            <w:r>
+              <w:rPr>
+                <w:rFonts w:ascii="Arial" w:cs="Arial" w:eastAsia="Arial" w:hAnsi="Arial"/>
+                <w:b/>
+                <w:bCs/>
+              </w:rPr>
+              <w:t xml:space="preserve">TC-55</w:t>
+            </w:r>
+          </w:p>
+        </w:tc>
+        <w:tc>
+          <w:tcPr>
+            <w:tcW w:type="dxa" w:w="2100"/>
+            <w:tcBorders>
+              <w:top w:val="single" w:color="BFBFBF" w:sz="4"/>
+              <w:left w:val="single" w:color="BFBFBF" w:sz="4"/>
+              <w:bottom w:val="single" w:color="BFBFBF" w:sz="4"/>
+              <w:right w:val="single" w:color="BFBFBF" w:sz="4"/>
+            </w:tcBorders>
+            <w:tcMar>
+              <w:top w:type="dxa" w:w="60"/>
+              <w:left w:type="dxa" w:w="100"/>
+              <w:bottom w:type="dxa" w:w="60"/>
+              <w:right w:type="dxa" w:w="100"/>
+            </w:tcMar>
+            <w:vAlign w:val="center"/>
+          </w:tcPr>
+          <w:p>
+            <w:pPr>
+              <w:jc w:val="left"/>
+            </w:pPr>
+            <w:r>
+              <w:rPr>
+                <w:rFonts w:ascii="Arial" w:cs="Arial" w:eastAsia="Arial" w:hAnsi="Arial"/>
+              </w:rPr>
+              <w:t xml:space="preserve">Gửi email</w:t>
+            </w:r>
+          </w:p>
+        </w:tc>
+        <w:tc>
+          <w:tcPr>
+            <w:tcW w:type="dxa" w:w="4900"/>
+            <w:tcBorders>
+              <w:top w:val="single" w:color="BFBFBF" w:sz="4"/>
+              <w:left w:val="single" w:color="BFBFBF" w:sz="4"/>
+              <w:bottom w:val="single" w:color="BFBFBF" w:sz="4"/>
+              <w:right w:val="single" w:color="BFBFBF" w:sz="4"/>
+            </w:tcBorders>
+            <w:tcMar>
+              <w:top w:type="dxa" w:w="60"/>
+              <w:left w:type="dxa" w:w="100"/>
+              <w:bottom w:type="dxa" w:w="60"/>
+              <w:right w:type="dxa" w:w="100"/>
+            </w:tcMar>
+            <w:vAlign w:val="center"/>
+          </w:tcPr>
+          <w:p>
+            <w:pPr>
+              <w:jc w:val="left"/>
+            </w:pPr>
+            <w:r>
+              <w:rPr>
+                <w:rFonts w:ascii="Arial" w:cs="Arial" w:eastAsia="Arial" w:hAnsi="Arial"/>
+              </w:rPr>
+              <w:t xml:space="preserve">Đã cấu hình email ở production → KHÔNG trả mã về màn hình (chỉ gửi qua email)</w:t>
+            </w:r>
+          </w:p>
+        </w:tc>
+        <w:tc>
+          <w:tcPr>
+            <w:tcW w:type="dxa" w:w="5300"/>
+            <w:tcBorders>
+              <w:top w:val="single" w:color="BFBFBF" w:sz="4"/>
+              <w:left w:val="single" w:color="BFBFBF" w:sz="4"/>
+              <w:bottom w:val="single" w:color="BFBFBF" w:sz="4"/>
+              <w:right w:val="single" w:color="BFBFBF" w:sz="4"/>
+            </w:tcBorders>
+            <w:tcMar>
+              <w:top w:type="dxa" w:w="60"/>
+              <w:left w:type="dxa" w:w="100"/>
+              <w:bottom w:type="dxa" w:w="60"/>
+              <w:right w:type="dxa" w:w="100"/>
+            </w:tcMar>
+            <w:vAlign w:val="center"/>
+          </w:tcPr>
+          <w:p>
+            <w:pPr>
+              <w:jc w:val="left"/>
+            </w:pPr>
+            <w:r>
+              <w:rPr>
+                <w:rFonts w:ascii="Arial" w:cs="Arial" w:eastAsia="Arial" w:hAnsi="Arial"/>
+              </w:rPr>
+              <w:t xml:space="preserve">Mã 200, không trả mã OTP; gửi đúng 1 email tới đúng người nhận qua Resend</w:t>
+            </w:r>
+          </w:p>
+        </w:tc>
+        <w:tc>
+          <w:tcPr>
+            <w:tcW w:type="dxa" w:w="1300"/>
+            <w:tcBorders>
+              <w:top w:val="single" w:color="BFBFBF" w:sz="4"/>
+              <w:left w:val="single" w:color="BFBFBF" w:sz="4"/>
+              <w:bottom w:val="single" w:color="BFBFBF" w:sz="4"/>
+              <w:right w:val="single" w:color="BFBFBF" w:sz="4"/>
+            </w:tcBorders>
+            <w:tcMar>
+              <w:top w:type="dxa" w:w="60"/>
+              <w:left w:type="dxa" w:w="100"/>
+              <w:bottom w:type="dxa" w:w="60"/>
+              <w:right w:type="dxa" w:w="100"/>
+            </w:tcMar>
+            <w:vAlign w:val="center"/>
+          </w:tcPr>
+          <w:p>
+            <w:pPr>
+              <w:jc w:val="center"/>
+            </w:pPr>
+            <w:r>
+              <w:rPr>
+                <w:rFonts w:ascii="Arial" w:cs="Arial" w:eastAsia="Arial" w:hAnsi="Arial"/>
+                <w:b/>
+                <w:bCs/>
+                <w:color w:val="1E8449"/>
+              </w:rPr>
+              <w:t xml:space="preserve">Đạt</w:t>
+            </w:r>
+          </w:p>
+        </w:tc>
+      </w:tr>
+      <w:tr>
+        <w:trPr>
+          <w:cantSplit/>
+        </w:trPr>
+        <w:tc>
+          <w:tcPr>
+            <w:tcW w:type="dxa" w:w="1000"/>
+            <w:tcBorders>
+              <w:top w:val="single" w:color="BFBFBF" w:sz="4"/>
+              <w:left w:val="single" w:color="BFBFBF" w:sz="4"/>
+              <w:bottom w:val="single" w:color="BFBFBF" w:sz="4"/>
+              <w:right w:val="single" w:color="BFBFBF" w:sz="4"/>
+            </w:tcBorders>
+            <w:shd w:fill="F7F7F7" w:color="auto" w:val="clear"/>
+            <w:tcMar>
+              <w:top w:type="dxa" w:w="60"/>
+              <w:left w:type="dxa" w:w="100"/>
+              <w:bottom w:type="dxa" w:w="60"/>
+              <w:right w:type="dxa" w:w="100"/>
+            </w:tcMar>
+            <w:vAlign w:val="center"/>
+          </w:tcPr>
+          <w:p>
+            <w:pPr>
+              <w:jc w:val="center"/>
+            </w:pPr>
+            <w:r>
+              <w:rPr>
+                <w:rFonts w:ascii="Arial" w:cs="Arial" w:eastAsia="Arial" w:hAnsi="Arial"/>
+                <w:b/>
+                <w:bCs/>
+              </w:rPr>
+              <w:t xml:space="preserve">TC-56</w:t>
+            </w:r>
+          </w:p>
+        </w:tc>
+        <w:tc>
+          <w:tcPr>
+            <w:tcW w:type="dxa" w:w="2100"/>
+            <w:tcBorders>
+              <w:top w:val="single" w:color="BFBFBF" w:sz="4"/>
+              <w:left w:val="single" w:color="BFBFBF" w:sz="4"/>
+              <w:bottom w:val="single" w:color="BFBFBF" w:sz="4"/>
+              <w:right w:val="single" w:color="BFBFBF" w:sz="4"/>
+            </w:tcBorders>
+            <w:shd w:fill="F7F7F7" w:color="auto" w:val="clear"/>
+            <w:tcMar>
+              <w:top w:type="dxa" w:w="60"/>
+              <w:left w:type="dxa" w:w="100"/>
+              <w:bottom w:type="dxa" w:w="60"/>
+              <w:right w:type="dxa" w:w="100"/>
+            </w:tcMar>
+            <w:vAlign w:val="center"/>
+          </w:tcPr>
+          <w:p>
+            <w:pPr>
+              <w:jc w:val="left"/>
+            </w:pPr>
+            <w:r>
+              <w:rPr>
+                <w:rFonts w:ascii="Arial" w:cs="Arial" w:eastAsia="Arial" w:hAnsi="Arial"/>
+              </w:rPr>
+              <w:t xml:space="preserve">Cấu hình gửi email</w:t>
+            </w:r>
+          </w:p>
+        </w:tc>
+        <w:tc>
+          <w:tcPr>
+            <w:tcW w:type="dxa" w:w="4900"/>
+            <w:tcBorders>
+              <w:top w:val="single" w:color="BFBFBF" w:sz="4"/>
+              <w:left w:val="single" w:color="BFBFBF" w:sz="4"/>
+              <w:bottom w:val="single" w:color="BFBFBF" w:sz="4"/>
+              <w:right w:val="single" w:color="BFBFBF" w:sz="4"/>
+            </w:tcBorders>
+            <w:shd w:fill="F7F7F7" w:color="auto" w:val="clear"/>
+            <w:tcMar>
+              <w:top w:type="dxa" w:w="60"/>
+              <w:left w:type="dxa" w:w="100"/>
+              <w:bottom w:type="dxa" w:w="60"/>
+              <w:right w:type="dxa" w:w="100"/>
+            </w:tcMar>
+            <w:vAlign w:val="center"/>
+          </w:tcPr>
+          <w:p>
+            <w:pPr>
+              <w:jc w:val="left"/>
+            </w:pPr>
+            <w:r>
+              <w:rPr>
+                <w:rFonts w:ascii="Arial" w:cs="Arial" w:eastAsia="Arial" w:hAnsi="Arial"/>
+              </w:rPr>
+              <w:t xml:space="preserve">Lưu SMTP: mật khẩu được mã hóa trong DB, không trả về trình duyệt, không ghi vào nhật ký</w:t>
+            </w:r>
+          </w:p>
+        </w:tc>
+        <w:tc>
+          <w:tcPr>
+            <w:tcW w:type="dxa" w:w="5300"/>
+            <w:tcBorders>
+              <w:top w:val="single" w:color="BFBFBF" w:sz="4"/>
+              <w:left w:val="single" w:color="BFBFBF" w:sz="4"/>
+              <w:bottom w:val="single" w:color="BFBFBF" w:sz="4"/>
+              <w:right w:val="single" w:color="BFBFBF" w:sz="4"/>
+            </w:tcBorders>
+            <w:shd w:fill="F7F7F7" w:color="auto" w:val="clear"/>
+            <w:tcMar>
+              <w:top w:type="dxa" w:w="60"/>
+              <w:left w:type="dxa" w:w="100"/>
+              <w:bottom w:type="dxa" w:w="60"/>
+              <w:right w:type="dxa" w:w="100"/>
+            </w:tcMar>
+            <w:vAlign w:val="center"/>
+          </w:tcPr>
+          <w:p>
+            <w:pPr>
+              <w:jc w:val="left"/>
+            </w:pPr>
+            <w:r>
+              <w:rPr>
+                <w:rFonts w:ascii="Arial" w:cs="Arial" w:eastAsia="Arial" w:hAnsi="Arial"/>
+              </w:rPr>
+              <w:t xml:space="preserve">Mật khẩu lưu dạng mã hóa "v1:..."; không xuất hiện trong phản hồi API, API công khai /settings, nhật ký thao tác</w:t>
+            </w:r>
+          </w:p>
+        </w:tc>
+        <w:tc>
+          <w:tcPr>
+            <w:tcW w:type="dxa" w:w="1300"/>
+            <w:tcBorders>
+              <w:top w:val="single" w:color="BFBFBF" w:sz="4"/>
+              <w:left w:val="single" w:color="BFBFBF" w:sz="4"/>
+              <w:bottom w:val="single" w:color="BFBFBF" w:sz="4"/>
+              <w:right w:val="single" w:color="BFBFBF" w:sz="4"/>
+            </w:tcBorders>
+            <w:shd w:fill="F7F7F7" w:color="auto" w:val="clear"/>
+            <w:tcMar>
+              <w:top w:type="dxa" w:w="60"/>
+              <w:left w:type="dxa" w:w="100"/>
+              <w:bottom w:type="dxa" w:w="60"/>
+              <w:right w:type="dxa" w:w="100"/>
+            </w:tcMar>
+            <w:vAlign w:val="center"/>
+          </w:tcPr>
+          <w:p>
+            <w:pPr>
+              <w:jc w:val="center"/>
+            </w:pPr>
+            <w:r>
+              <w:rPr>
+                <w:rFonts w:ascii="Arial" w:cs="Arial" w:eastAsia="Arial" w:hAnsi="Arial"/>
+                <w:b/>
+                <w:bCs/>
+                <w:color w:val="1E8449"/>
+              </w:rPr>
+              <w:t xml:space="preserve">Đạt</w:t>
+            </w:r>
+          </w:p>
+        </w:tc>
+      </w:tr>
+      <w:tr>
+        <w:trPr>
+          <w:cantSplit/>
+        </w:trPr>
+        <w:tc>
+          <w:tcPr>
+            <w:tcW w:type="dxa" w:w="1000"/>
+            <w:tcBorders>
+              <w:top w:val="single" w:color="BFBFBF" w:sz="4"/>
+              <w:left w:val="single" w:color="BFBFBF" w:sz="4"/>
+              <w:bottom w:val="single" w:color="BFBFBF" w:sz="4"/>
+              <w:right w:val="single" w:color="BFBFBF" w:sz="4"/>
+            </w:tcBorders>
+            <w:tcMar>
+              <w:top w:type="dxa" w:w="60"/>
+              <w:left w:type="dxa" w:w="100"/>
+              <w:bottom w:type="dxa" w:w="60"/>
+              <w:right w:type="dxa" w:w="100"/>
+            </w:tcMar>
+            <w:vAlign w:val="center"/>
+          </w:tcPr>
+          <w:p>
+            <w:pPr>
+              <w:jc w:val="center"/>
+            </w:pPr>
+            <w:r>
+              <w:rPr>
+                <w:rFonts w:ascii="Arial" w:cs="Arial" w:eastAsia="Arial" w:hAnsi="Arial"/>
+                <w:b/>
+                <w:bCs/>
+              </w:rPr>
+              <w:t xml:space="preserve">TC-57</w:t>
+            </w:r>
+          </w:p>
+        </w:tc>
+        <w:tc>
+          <w:tcPr>
+            <w:tcW w:type="dxa" w:w="2100"/>
+            <w:tcBorders>
+              <w:top w:val="single" w:color="BFBFBF" w:sz="4"/>
+              <w:left w:val="single" w:color="BFBFBF" w:sz="4"/>
+              <w:bottom w:val="single" w:color="BFBFBF" w:sz="4"/>
+              <w:right w:val="single" w:color="BFBFBF" w:sz="4"/>
+            </w:tcBorders>
+            <w:tcMar>
+              <w:top w:type="dxa" w:w="60"/>
+              <w:left w:type="dxa" w:w="100"/>
+              <w:bottom w:type="dxa" w:w="60"/>
+              <w:right w:type="dxa" w:w="100"/>
+            </w:tcMar>
+            <w:vAlign w:val="center"/>
+          </w:tcPr>
+          <w:p>
+            <w:pPr>
+              <w:jc w:val="left"/>
+            </w:pPr>
+            <w:r>
+              <w:rPr>
+                <w:rFonts w:ascii="Arial" w:cs="Arial" w:eastAsia="Arial" w:hAnsi="Arial"/>
+              </w:rPr>
+              <w:t xml:space="preserve">Cấu hình gửi email</w:t>
+            </w:r>
+          </w:p>
+        </w:tc>
+        <w:tc>
+          <w:tcPr>
+            <w:tcW w:type="dxa" w:w="4900"/>
+            <w:tcBorders>
+              <w:top w:val="single" w:color="BFBFBF" w:sz="4"/>
+              <w:left w:val="single" w:color="BFBFBF" w:sz="4"/>
+              <w:bottom w:val="single" w:color="BFBFBF" w:sz="4"/>
+              <w:right w:val="single" w:color="BFBFBF" w:sz="4"/>
+            </w:tcBorders>
+            <w:tcMar>
+              <w:top w:type="dxa" w:w="60"/>
+              <w:left w:type="dxa" w:w="100"/>
+              <w:bottom w:type="dxa" w:w="60"/>
+              <w:right w:type="dxa" w:w="100"/>
+            </w:tcMar>
+            <w:vAlign w:val="center"/>
+          </w:tcPr>
+          <w:p>
+            <w:pPr>
+              <w:jc w:val="left"/>
+            </w:pPr>
+            <w:r>
+              <w:rPr>
+                <w:rFonts w:ascii="Arial" w:cs="Arial" w:eastAsia="Arial" w:hAnsi="Arial"/>
+              </w:rPr>
+              <w:t xml:space="preserve">Để trống mật khẩu khi lưu lại → giữ mật khẩu cũ; thiếu mật khẩu lần đầu → báo lỗi</w:t>
+            </w:r>
+          </w:p>
+        </w:tc>
+        <w:tc>
+          <w:tcPr>
+            <w:tcW w:type="dxa" w:w="5300"/>
+            <w:tcBorders>
+              <w:top w:val="single" w:color="BFBFBF" w:sz="4"/>
+              <w:left w:val="single" w:color="BFBFBF" w:sz="4"/>
+              <w:bottom w:val="single" w:color="BFBFBF" w:sz="4"/>
+              <w:right w:val="single" w:color="BFBFBF" w:sz="4"/>
+            </w:tcBorders>
+            <w:tcMar>
+              <w:top w:type="dxa" w:w="60"/>
+              <w:left w:type="dxa" w:w="100"/>
+              <w:bottom w:type="dxa" w:w="60"/>
+              <w:right w:type="dxa" w:w="100"/>
+            </w:tcMar>
+            <w:vAlign w:val="center"/>
+          </w:tcPr>
+          <w:p>
+            <w:pPr>
+              <w:jc w:val="left"/>
+            </w:pPr>
+            <w:r>
+              <w:rPr>
+                <w:rFonts w:ascii="Arial" w:cs="Arial" w:eastAsia="Arial" w:hAnsi="Arial"/>
+              </w:rPr>
+              <w:t xml:space="preserve">Lưu lần đầu thiếu mật khẩu: 400; lưu lại để trống mật khẩu: giữ nguyên bản mã hóa cũ, các trường khác được cập nhật</w:t>
+            </w:r>
+          </w:p>
+        </w:tc>
+        <w:tc>
+          <w:tcPr>
+            <w:tcW w:type="dxa" w:w="1300"/>
+            <w:tcBorders>
+              <w:top w:val="single" w:color="BFBFBF" w:sz="4"/>
+              <w:left w:val="single" w:color="BFBFBF" w:sz="4"/>
+              <w:bottom w:val="single" w:color="BFBFBF" w:sz="4"/>
+              <w:right w:val="single" w:color="BFBFBF" w:sz="4"/>
+            </w:tcBorders>
+            <w:tcMar>
+              <w:top w:type="dxa" w:w="60"/>
+              <w:left w:type="dxa" w:w="100"/>
+              <w:bottom w:type="dxa" w:w="60"/>
+              <w:right w:type="dxa" w:w="100"/>
+            </w:tcMar>
+            <w:vAlign w:val="center"/>
+          </w:tcPr>
+          <w:p>
+            <w:pPr>
+              <w:jc w:val="center"/>
+            </w:pPr>
+            <w:r>
+              <w:rPr>
+                <w:rFonts w:ascii="Arial" w:cs="Arial" w:eastAsia="Arial" w:hAnsi="Arial"/>
+                <w:b/>
+                <w:bCs/>
+                <w:color w:val="1E8449"/>
+              </w:rPr>
+              <w:t xml:space="preserve">Đạt</w:t>
+            </w:r>
+          </w:p>
+        </w:tc>
+      </w:tr>
+      <w:tr>
+        <w:trPr>
+          <w:cantSplit/>
+        </w:trPr>
+        <w:tc>
+          <w:tcPr>
+            <w:tcW w:type="dxa" w:w="1000"/>
+            <w:tcBorders>
+              <w:top w:val="single" w:color="BFBFBF" w:sz="4"/>
+              <w:left w:val="single" w:color="BFBFBF" w:sz="4"/>
+              <w:bottom w:val="single" w:color="BFBFBF" w:sz="4"/>
+              <w:right w:val="single" w:color="BFBFBF" w:sz="4"/>
+            </w:tcBorders>
+            <w:shd w:fill="F7F7F7" w:color="auto" w:val="clear"/>
+            <w:tcMar>
+              <w:top w:type="dxa" w:w="60"/>
+              <w:left w:type="dxa" w:w="100"/>
+              <w:bottom w:type="dxa" w:w="60"/>
+              <w:right w:type="dxa" w:w="100"/>
+            </w:tcMar>
+            <w:vAlign w:val="center"/>
+          </w:tcPr>
+          <w:p>
+            <w:pPr>
+              <w:jc w:val="center"/>
+            </w:pPr>
+            <w:r>
+              <w:rPr>
+                <w:rFonts w:ascii="Arial" w:cs="Arial" w:eastAsia="Arial" w:hAnsi="Arial"/>
+                <w:b/>
+                <w:bCs/>
+              </w:rPr>
+              <w:t xml:space="preserve">TC-58</w:t>
+            </w:r>
+          </w:p>
+        </w:tc>
+        <w:tc>
+          <w:tcPr>
+            <w:tcW w:type="dxa" w:w="2100"/>
+            <w:tcBorders>
+              <w:top w:val="single" w:color="BFBFBF" w:sz="4"/>
+              <w:left w:val="single" w:color="BFBFBF" w:sz="4"/>
+              <w:bottom w:val="single" w:color="BFBFBF" w:sz="4"/>
+              <w:right w:val="single" w:color="BFBFBF" w:sz="4"/>
+            </w:tcBorders>
+            <w:shd w:fill="F7F7F7" w:color="auto" w:val="clear"/>
+            <w:tcMar>
+              <w:top w:type="dxa" w:w="60"/>
+              <w:left w:type="dxa" w:w="100"/>
+              <w:bottom w:type="dxa" w:w="60"/>
+              <w:right w:type="dxa" w:w="100"/>
+            </w:tcMar>
+            <w:vAlign w:val="center"/>
+          </w:tcPr>
+          <w:p>
+            <w:pPr>
+              <w:jc w:val="left"/>
+            </w:pPr>
+            <w:r>
+              <w:rPr>
+                <w:rFonts w:ascii="Arial" w:cs="Arial" w:eastAsia="Arial" w:hAnsi="Arial"/>
+              </w:rPr>
+              <w:t xml:space="preserve">Cấu hình gửi email</w:t>
+            </w:r>
+          </w:p>
+        </w:tc>
+        <w:tc>
+          <w:tcPr>
+            <w:tcW w:type="dxa" w:w="4900"/>
+            <w:tcBorders>
+              <w:top w:val="single" w:color="BFBFBF" w:sz="4"/>
+              <w:left w:val="single" w:color="BFBFBF" w:sz="4"/>
+              <w:bottom w:val="single" w:color="BFBFBF" w:sz="4"/>
+              <w:right w:val="single" w:color="BFBFBF" w:sz="4"/>
+            </w:tcBorders>
+            <w:shd w:fill="F7F7F7" w:color="auto" w:val="clear"/>
+            <w:tcMar>
+              <w:top w:type="dxa" w:w="60"/>
+              <w:left w:type="dxa" w:w="100"/>
+              <w:bottom w:type="dxa" w:w="60"/>
+              <w:right w:type="dxa" w:w="100"/>
+            </w:tcMar>
+            <w:vAlign w:val="center"/>
+          </w:tcPr>
+          <w:p>
+            <w:pPr>
+              <w:jc w:val="left"/>
+            </w:pPr>
+            <w:r>
+              <w:rPr>
+                <w:rFonts w:ascii="Arial" w:cs="Arial" w:eastAsia="Arial" w:hAnsi="Arial"/>
+              </w:rPr>
+              <w:t xml:space="preserve">Chỉ admin được xem/sửa/gửi thử; nhân viên và khách bị chặn</w:t>
+            </w:r>
+          </w:p>
+        </w:tc>
+        <w:tc>
+          <w:tcPr>
+            <w:tcW w:type="dxa" w:w="5300"/>
+            <w:tcBorders>
+              <w:top w:val="single" w:color="BFBFBF" w:sz="4"/>
+              <w:left w:val="single" w:color="BFBFBF" w:sz="4"/>
+              <w:bottom w:val="single" w:color="BFBFBF" w:sz="4"/>
+              <w:right w:val="single" w:color="BFBFBF" w:sz="4"/>
+            </w:tcBorders>
+            <w:shd w:fill="F7F7F7" w:color="auto" w:val="clear"/>
+            <w:tcMar>
+              <w:top w:type="dxa" w:w="60"/>
+              <w:left w:type="dxa" w:w="100"/>
+              <w:bottom w:type="dxa" w:w="60"/>
+              <w:right w:type="dxa" w:w="100"/>
+            </w:tcMar>
+            <w:vAlign w:val="center"/>
+          </w:tcPr>
+          <w:p>
+            <w:pPr>
+              <w:jc w:val="left"/>
+            </w:pPr>
+            <w:r>
+              <w:rPr>
+                <w:rFonts w:ascii="Arial" w:cs="Arial" w:eastAsia="Arial" w:hAnsi="Arial"/>
+              </w:rPr>
+              <w:t xml:space="preserve">Nhân viên: 403 với xem, sửa, gửi thử; chưa đăng nhập: 401</w:t>
+            </w:r>
+          </w:p>
+        </w:tc>
+        <w:tc>
+          <w:tcPr>
+            <w:tcW w:type="dxa" w:w="1300"/>
+            <w:tcBorders>
+              <w:top w:val="single" w:color="BFBFBF" w:sz="4"/>
+              <w:left w:val="single" w:color="BFBFBF" w:sz="4"/>
+              <w:bottom w:val="single" w:color="BFBFBF" w:sz="4"/>
+              <w:right w:val="single" w:color="BFBFBF" w:sz="4"/>
+            </w:tcBorders>
+            <w:shd w:fill="F7F7F7" w:color="auto" w:val="clear"/>
+            <w:tcMar>
+              <w:top w:type="dxa" w:w="60"/>
+              <w:left w:type="dxa" w:w="100"/>
+              <w:bottom w:type="dxa" w:w="60"/>
+              <w:right w:type="dxa" w:w="100"/>
+            </w:tcMar>
+            <w:vAlign w:val="center"/>
+          </w:tcPr>
+          <w:p>
+            <w:pPr>
+              <w:jc w:val="center"/>
+            </w:pPr>
+            <w:r>
+              <w:rPr>
+                <w:rFonts w:ascii="Arial" w:cs="Arial" w:eastAsia="Arial" w:hAnsi="Arial"/>
+                <w:b/>
+                <w:bCs/>
+                <w:color w:val="1E8449"/>
+              </w:rPr>
+              <w:t xml:space="preserve">Đạt</w:t>
+            </w:r>
+          </w:p>
+        </w:tc>
+      </w:tr>
+      <w:tr>
+        <w:trPr>
+          <w:cantSplit/>
+        </w:trPr>
+        <w:tc>
+          <w:tcPr>
+            <w:tcW w:type="dxa" w:w="1000"/>
+            <w:tcBorders>
+              <w:top w:val="single" w:color="BFBFBF" w:sz="4"/>
+              <w:left w:val="single" w:color="BFBFBF" w:sz="4"/>
+              <w:bottom w:val="single" w:color="BFBFBF" w:sz="4"/>
+              <w:right w:val="single" w:color="BFBFBF" w:sz="4"/>
+            </w:tcBorders>
+            <w:tcMar>
+              <w:top w:type="dxa" w:w="60"/>
+              <w:left w:type="dxa" w:w="100"/>
+              <w:bottom w:type="dxa" w:w="60"/>
+              <w:right w:type="dxa" w:w="100"/>
+            </w:tcMar>
+            <w:vAlign w:val="center"/>
+          </w:tcPr>
+          <w:p>
+            <w:pPr>
+              <w:jc w:val="center"/>
+            </w:pPr>
+            <w:r>
+              <w:rPr>
+                <w:rFonts w:ascii="Arial" w:cs="Arial" w:eastAsia="Arial" w:hAnsi="Arial"/>
+                <w:b/>
+                <w:bCs/>
+              </w:rPr>
+              <w:t xml:space="preserve">TC-59</w:t>
+            </w:r>
+          </w:p>
+        </w:tc>
+        <w:tc>
+          <w:tcPr>
+            <w:tcW w:type="dxa" w:w="2100"/>
+            <w:tcBorders>
+              <w:top w:val="single" w:color="BFBFBF" w:sz="4"/>
+              <w:left w:val="single" w:color="BFBFBF" w:sz="4"/>
+              <w:bottom w:val="single" w:color="BFBFBF" w:sz="4"/>
+              <w:right w:val="single" w:color="BFBFBF" w:sz="4"/>
+            </w:tcBorders>
+            <w:tcMar>
+              <w:top w:type="dxa" w:w="60"/>
+              <w:left w:type="dxa" w:w="100"/>
+              <w:bottom w:type="dxa" w:w="60"/>
+              <w:right w:type="dxa" w:w="100"/>
+            </w:tcMar>
+            <w:vAlign w:val="center"/>
+          </w:tcPr>
+          <w:p>
+            <w:pPr>
+              <w:jc w:val="left"/>
+            </w:pPr>
+            <w:r>
+              <w:rPr>
+                <w:rFonts w:ascii="Arial" w:cs="Arial" w:eastAsia="Arial" w:hAnsi="Arial"/>
+              </w:rPr>
+              <w:t xml:space="preserve">Cấu hình gửi email</w:t>
+            </w:r>
+          </w:p>
+        </w:tc>
+        <w:tc>
+          <w:tcPr>
+            <w:tcW w:type="dxa" w:w="4900"/>
+            <w:tcBorders>
+              <w:top w:val="single" w:color="BFBFBF" w:sz="4"/>
+              <w:left w:val="single" w:color="BFBFBF" w:sz="4"/>
+              <w:bottom w:val="single" w:color="BFBFBF" w:sz="4"/>
+              <w:right w:val="single" w:color="BFBFBF" w:sz="4"/>
+            </w:tcBorders>
+            <w:tcMar>
+              <w:top w:type="dxa" w:w="60"/>
+              <w:left w:type="dxa" w:w="100"/>
+              <w:bottom w:type="dxa" w:w="60"/>
+              <w:right w:type="dxa" w:w="100"/>
+            </w:tcMar>
+            <w:vAlign w:val="center"/>
+          </w:tcPr>
+          <w:p>
+            <w:pPr>
+              <w:jc w:val="left"/>
+            </w:pPr>
+            <w:r>
+              <w:rPr>
+                <w:rFonts w:ascii="Arial" w:cs="Arial" w:eastAsia="Arial" w:hAnsi="Arial"/>
+              </w:rPr>
+              <w:t xml:space="preserve">Gửi thử với cấu hình sai → báo lỗi dễ hiểu; dữ liệu không hợp lệ bị từ chối</w:t>
+            </w:r>
+          </w:p>
+        </w:tc>
+        <w:tc>
+          <w:tcPr>
+            <w:tcW w:type="dxa" w:w="5300"/>
+            <w:tcBorders>
+              <w:top w:val="single" w:color="BFBFBF" w:sz="4"/>
+              <w:left w:val="single" w:color="BFBFBF" w:sz="4"/>
+              <w:bottom w:val="single" w:color="BFBFBF" w:sz="4"/>
+              <w:right w:val="single" w:color="BFBFBF" w:sz="4"/>
+            </w:tcBorders>
+            <w:tcMar>
+              <w:top w:type="dxa" w:w="60"/>
+              <w:left w:type="dxa" w:w="100"/>
+              <w:bottom w:type="dxa" w:w="60"/>
+              <w:right w:type="dxa" w:w="100"/>
+            </w:tcMar>
+            <w:vAlign w:val="center"/>
+          </w:tcPr>
+          <w:p>
+            <w:pPr>
+              <w:jc w:val="left"/>
+            </w:pPr>
+            <w:r>
+              <w:rPr>
+                <w:rFonts w:ascii="Arial" w:cs="Arial" w:eastAsia="Arial" w:hAnsi="Arial"/>
+              </w:rPr>
+              <w:t xml:space="preserve">Gửi thử tới máy chủ không tồn tại: 502 "không kết nối được máy chủ SMTP"; máy chủ, cách gửi, người gửi sai định dạng: 400</w:t>
+            </w:r>
+          </w:p>
+        </w:tc>
+        <w:tc>
+          <w:tcPr>
+            <w:tcW w:type="dxa" w:w="1300"/>
+            <w:tcBorders>
+              <w:top w:val="single" w:color="BFBFBF" w:sz="4"/>
+              <w:left w:val="single" w:color="BFBFBF" w:sz="4"/>
+              <w:bottom w:val="single" w:color="BFBFBF" w:sz="4"/>
+              <w:right w:val="single" w:color="BFBFBF" w:sz="4"/>
+            </w:tcBorders>
+            <w:tcMar>
+              <w:top w:type="dxa" w:w="60"/>
+              <w:left w:type="dxa" w:w="100"/>
+              <w:bottom w:type="dxa" w:w="60"/>
+              <w:right w:type="dxa" w:w="100"/>
+            </w:tcMar>
+            <w:vAlign w:val="center"/>
+          </w:tcPr>
+          <w:p>
+            <w:pPr>
+              <w:jc w:val="center"/>
+            </w:pPr>
+            <w:r>
+              <w:rPr>
+                <w:rFonts w:ascii="Arial" w:cs="Arial" w:eastAsia="Arial" w:hAnsi="Arial"/>
+                <w:b/>
+                <w:bCs/>
+                <w:color w:val="1E8449"/>
+              </w:rPr>
+              <w:t xml:space="preserve">Đạt</w:t>
+            </w:r>
+          </w:p>
+        </w:tc>
+      </w:tr>
+      <w:tr>
+        <w:trPr>
+          <w:cantSplit/>
+        </w:trPr>
+        <w:tc>
+          <w:tcPr>
+            <w:tcW w:type="dxa" w:w="1000"/>
+            <w:tcBorders>
+              <w:top w:val="single" w:color="BFBFBF" w:sz="4"/>
+              <w:left w:val="single" w:color="BFBFBF" w:sz="4"/>
+              <w:bottom w:val="single" w:color="BFBFBF" w:sz="4"/>
+              <w:right w:val="single" w:color="BFBFBF" w:sz="4"/>
+            </w:tcBorders>
+            <w:shd w:fill="F7F7F7" w:color="auto" w:val="clear"/>
+            <w:tcMar>
+              <w:top w:type="dxa" w:w="60"/>
+              <w:left w:type="dxa" w:w="100"/>
+              <w:bottom w:type="dxa" w:w="60"/>
+              <w:right w:type="dxa" w:w="100"/>
+            </w:tcMar>
+            <w:vAlign w:val="center"/>
+          </w:tcPr>
+          <w:p>
+            <w:pPr>
+              <w:jc w:val="center"/>
+            </w:pPr>
+            <w:r>
+              <w:rPr>
+                <w:rFonts w:ascii="Arial" w:cs="Arial" w:eastAsia="Arial" w:hAnsi="Arial"/>
+                <w:b/>
+                <w:bCs/>
+              </w:rPr>
+              <w:t xml:space="preserve">TC-60</w:t>
+            </w:r>
+          </w:p>
+        </w:tc>
+        <w:tc>
+          <w:tcPr>
+            <w:tcW w:type="dxa" w:w="2100"/>
+            <w:tcBorders>
+              <w:top w:val="single" w:color="BFBFBF" w:sz="4"/>
+              <w:left w:val="single" w:color="BFBFBF" w:sz="4"/>
+              <w:bottom w:val="single" w:color="BFBFBF" w:sz="4"/>
+              <w:right w:val="single" w:color="BFBFBF" w:sz="4"/>
+            </w:tcBorders>
+            <w:shd w:fill="F7F7F7" w:color="auto" w:val="clear"/>
+            <w:tcMar>
+              <w:top w:type="dxa" w:w="60"/>
+              <w:left w:type="dxa" w:w="100"/>
+              <w:bottom w:type="dxa" w:w="60"/>
+              <w:right w:type="dxa" w:w="100"/>
+            </w:tcMar>
+            <w:vAlign w:val="center"/>
+          </w:tcPr>
+          <w:p>
+            <w:pPr>
+              <w:jc w:val="left"/>
+            </w:pPr>
+            <w:r>
+              <w:rPr>
+                <w:rFonts w:ascii="Arial" w:cs="Arial" w:eastAsia="Arial" w:hAnsi="Arial"/>
+              </w:rPr>
+              <w:t xml:space="preserve">Cấu hình gửi email</w:t>
+            </w:r>
+          </w:p>
+        </w:tc>
+        <w:tc>
+          <w:tcPr>
+            <w:tcW w:type="dxa" w:w="4900"/>
+            <w:tcBorders>
+              <w:top w:val="single" w:color="BFBFBF" w:sz="4"/>
+              <w:left w:val="single" w:color="BFBFBF" w:sz="4"/>
+              <w:bottom w:val="single" w:color="BFBFBF" w:sz="4"/>
+              <w:right w:val="single" w:color="BFBFBF" w:sz="4"/>
+            </w:tcBorders>
+            <w:shd w:fill="F7F7F7" w:color="auto" w:val="clear"/>
+            <w:tcMar>
+              <w:top w:type="dxa" w:w="60"/>
+              <w:left w:type="dxa" w:w="100"/>
+              <w:bottom w:type="dxa" w:w="60"/>
+              <w:right w:type="dxa" w:w="100"/>
+            </w:tcMar>
+            <w:vAlign w:val="center"/>
+          </w:tcPr>
+          <w:p>
+            <w:pPr>
+              <w:jc w:val="left"/>
+            </w:pPr>
+            <w:r>
+              <w:rPr>
+                <w:rFonts w:ascii="Arial" w:cs="Arial" w:eastAsia="Arial" w:hAnsi="Arial"/>
+              </w:rPr>
+              <w:t xml:space="preserve">Cấu hình admin (Resend) được dùng để gửi OTP đăng ký, ưu tiên hơn biến môi trường</w:t>
+            </w:r>
+          </w:p>
+        </w:tc>
+        <w:tc>
+          <w:tcPr>
+            <w:tcW w:type="dxa" w:w="5300"/>
+            <w:tcBorders>
+              <w:top w:val="single" w:color="BFBFBF" w:sz="4"/>
+              <w:left w:val="single" w:color="BFBFBF" w:sz="4"/>
+              <w:bottom w:val="single" w:color="BFBFBF" w:sz="4"/>
+              <w:right w:val="single" w:color="BFBFBF" w:sz="4"/>
+            </w:tcBorders>
+            <w:shd w:fill="F7F7F7" w:color="auto" w:val="clear"/>
+            <w:tcMar>
+              <w:top w:type="dxa" w:w="60"/>
+              <w:left w:type="dxa" w:w="100"/>
+              <w:bottom w:type="dxa" w:w="60"/>
+              <w:right w:type="dxa" w:w="100"/>
+            </w:tcMar>
+            <w:vAlign w:val="center"/>
+          </w:tcPr>
+          <w:p>
+            <w:pPr>
+              <w:jc w:val="left"/>
+            </w:pPr>
+            <w:r>
+              <w:rPr>
+                <w:rFonts w:ascii="Arial" w:cs="Arial" w:eastAsia="Arial" w:hAnsi="Arial"/>
+              </w:rPr>
+              <w:t xml:space="preserve">Email OTP gửi bằng API key và người gửi trong cấu hình admin; không trả mã về màn hình</w:t>
+            </w:r>
+          </w:p>
+        </w:tc>
+        <w:tc>
+          <w:tcPr>
+            <w:tcW w:type="dxa" w:w="1300"/>
+            <w:tcBorders>
+              <w:top w:val="single" w:color="BFBFBF" w:sz="4"/>
+              <w:left w:val="single" w:color="BFBFBF" w:sz="4"/>
+              <w:bottom w:val="single" w:color="BFBFBF" w:sz="4"/>
+              <w:right w:val="single" w:color="BFBFBF" w:sz="4"/>
+            </w:tcBorders>
+            <w:shd w:fill="F7F7F7" w:color="auto" w:val="clear"/>
+            <w:tcMar>
+              <w:top w:type="dxa" w:w="60"/>
+              <w:left w:type="dxa" w:w="100"/>
+              <w:bottom w:type="dxa" w:w="60"/>
+              <w:right w:type="dxa" w:w="100"/>
+            </w:tcMar>
+            <w:vAlign w:val="center"/>
+          </w:tcPr>
+          <w:p>
+            <w:pPr>
+              <w:jc w:val="center"/>
+            </w:pPr>
+            <w:r>
+              <w:rPr>
+                <w:rFonts w:ascii="Arial" w:cs="Arial" w:eastAsia="Arial" w:hAnsi="Arial"/>
+                <w:b/>
+                <w:bCs/>
+                <w:color w:val="1E8449"/>
+              </w:rPr>
+              <w:t xml:space="preserve">Đạt</w:t>
+            </w:r>
+          </w:p>
+        </w:tc>
+      </w:tr>
+      <w:tr>
+        <w:trPr>
+          <w:cantSplit/>
+        </w:trPr>
+        <w:tc>
+          <w:tcPr>
+            <w:tcW w:type="dxa" w:w="1000"/>
+            <w:tcBorders>
+              <w:top w:val="single" w:color="BFBFBF" w:sz="4"/>
+              <w:left w:val="single" w:color="BFBFBF" w:sz="4"/>
+              <w:bottom w:val="single" w:color="BFBFBF" w:sz="4"/>
+              <w:right w:val="single" w:color="BFBFBF" w:sz="4"/>
+            </w:tcBorders>
+            <w:tcMar>
+              <w:top w:type="dxa" w:w="60"/>
+              <w:left w:type="dxa" w:w="100"/>
+              <w:bottom w:type="dxa" w:w="60"/>
+              <w:right w:type="dxa" w:w="100"/>
+            </w:tcMar>
+            <w:vAlign w:val="center"/>
+          </w:tcPr>
+          <w:p>
+            <w:pPr>
+              <w:jc w:val="center"/>
+            </w:pPr>
+            <w:r>
+              <w:rPr>
+                <w:rFonts w:ascii="Arial" w:cs="Arial" w:eastAsia="Arial" w:hAnsi="Arial"/>
+                <w:b/>
+                <w:bCs/>
+              </w:rPr>
+              <w:t xml:space="preserve">TC-61</w:t>
+            </w:r>
+          </w:p>
+        </w:tc>
+        <w:tc>
+          <w:tcPr>
+            <w:tcW w:type="dxa" w:w="2100"/>
+            <w:tcBorders>
+              <w:top w:val="single" w:color="BFBFBF" w:sz="4"/>
+              <w:left w:val="single" w:color="BFBFBF" w:sz="4"/>
+              <w:bottom w:val="single" w:color="BFBFBF" w:sz="4"/>
+              <w:right w:val="single" w:color="BFBFBF" w:sz="4"/>
+            </w:tcBorders>
+            <w:tcMar>
+              <w:top w:type="dxa" w:w="60"/>
+              <w:left w:type="dxa" w:w="100"/>
+              <w:bottom w:type="dxa" w:w="60"/>
+              <w:right w:type="dxa" w:w="100"/>
+            </w:tcMar>
+            <w:vAlign w:val="center"/>
+          </w:tcPr>
+          <w:p>
+            <w:pPr>
+              <w:jc w:val="left"/>
+            </w:pPr>
+            <w:r>
+              <w:rPr>
+                <w:rFonts w:ascii="Arial" w:cs="Arial" w:eastAsia="Arial" w:hAnsi="Arial"/>
+              </w:rPr>
+              <w:t xml:space="preserve">Cấu hình gửi email</w:t>
+            </w:r>
+          </w:p>
+        </w:tc>
+        <w:tc>
+          <w:tcPr>
+            <w:tcW w:type="dxa" w:w="4900"/>
+            <w:tcBorders>
+              <w:top w:val="single" w:color="BFBFBF" w:sz="4"/>
+              <w:left w:val="single" w:color="BFBFBF" w:sz="4"/>
+              <w:bottom w:val="single" w:color="BFBFBF" w:sz="4"/>
+              <w:right w:val="single" w:color="BFBFBF" w:sz="4"/>
+            </w:tcBorders>
+            <w:tcMar>
+              <w:top w:type="dxa" w:w="60"/>
+              <w:left w:type="dxa" w:w="100"/>
+              <w:bottom w:type="dxa" w:w="60"/>
+              <w:right w:type="dxa" w:w="100"/>
+            </w:tcMar>
+            <w:vAlign w:val="center"/>
+          </w:tcPr>
+          <w:p>
+            <w:pPr>
+              <w:jc w:val="left"/>
+            </w:pPr>
+            <w:r>
+              <w:rPr>
+                <w:rFonts w:ascii="Arial" w:cs="Arial" w:eastAsia="Arial" w:hAnsi="Arial"/>
+              </w:rPr>
+              <w:t xml:space="preserve">Kết nối tài khoản Gmail: link cấp quyền đúng, chặn "state" giả, lưu refresh token đã mã hóa</w:t>
+            </w:r>
+          </w:p>
+        </w:tc>
+        <w:tc>
+          <w:tcPr>
+            <w:tcW w:type="dxa" w:w="5300"/>
+            <w:tcBorders>
+              <w:top w:val="single" w:color="BFBFBF" w:sz="4"/>
+              <w:left w:val="single" w:color="BFBFBF" w:sz="4"/>
+              <w:bottom w:val="single" w:color="BFBFBF" w:sz="4"/>
+              <w:right w:val="single" w:color="BFBFBF" w:sz="4"/>
+            </w:tcBorders>
+            <w:tcMar>
+              <w:top w:type="dxa" w:w="60"/>
+              <w:left w:type="dxa" w:w="100"/>
+              <w:bottom w:type="dxa" w:w="60"/>
+              <w:right w:type="dxa" w:w="100"/>
+            </w:tcMar>
+            <w:vAlign w:val="center"/>
+          </w:tcPr>
+          <w:p>
+            <w:pPr>
+              <w:jc w:val="left"/>
+            </w:pPr>
+            <w:r>
+              <w:rPr>
+                <w:rFonts w:ascii="Arial" w:cs="Arial" w:eastAsia="Arial" w:hAnsi="Arial"/>
+              </w:rPr>
+              <w:t xml:space="preserve">Link Google đúng client, chỉ xin quyền gmail.send, access_type=offline; "state" bị sửa: quay về với lỗi; đổi mã thành công: lưu email Gmail, refresh token và Client Secret đều mã hóa, không lộ ra API</w:t>
+            </w:r>
+          </w:p>
+        </w:tc>
+        <w:tc>
+          <w:tcPr>
+            <w:tcW w:type="dxa" w:w="1300"/>
+            <w:tcBorders>
+              <w:top w:val="single" w:color="BFBFBF" w:sz="4"/>
+              <w:left w:val="single" w:color="BFBFBF" w:sz="4"/>
+              <w:bottom w:val="single" w:color="BFBFBF" w:sz="4"/>
+              <w:right w:val="single" w:color="BFBFBF" w:sz="4"/>
+            </w:tcBorders>
+            <w:tcMar>
+              <w:top w:type="dxa" w:w="60"/>
+              <w:left w:type="dxa" w:w="100"/>
+              <w:bottom w:type="dxa" w:w="60"/>
+              <w:right w:type="dxa" w:w="100"/>
+            </w:tcMar>
+            <w:vAlign w:val="center"/>
+          </w:tcPr>
+          <w:p>
+            <w:pPr>
+              <w:jc w:val="center"/>
+            </w:pPr>
+            <w:r>
+              <w:rPr>
+                <w:rFonts w:ascii="Arial" w:cs="Arial" w:eastAsia="Arial" w:hAnsi="Arial"/>
+                <w:b/>
+                <w:bCs/>
+                <w:color w:val="1E8449"/>
+              </w:rPr>
+              <w:t xml:space="preserve">Đạt</w:t>
+            </w:r>
+          </w:p>
+        </w:tc>
+      </w:tr>
+      <w:tr>
+        <w:trPr>
+          <w:cantSplit/>
+        </w:trPr>
+        <w:tc>
+          <w:tcPr>
+            <w:tcW w:type="dxa" w:w="1000"/>
+            <w:tcBorders>
+              <w:top w:val="single" w:color="BFBFBF" w:sz="4"/>
+              <w:left w:val="single" w:color="BFBFBF" w:sz="4"/>
+              <w:bottom w:val="single" w:color="BFBFBF" w:sz="4"/>
+              <w:right w:val="single" w:color="BFBFBF" w:sz="4"/>
+            </w:tcBorders>
+            <w:shd w:fill="F7F7F7" w:color="auto" w:val="clear"/>
+            <w:tcMar>
+              <w:top w:type="dxa" w:w="60"/>
+              <w:left w:type="dxa" w:w="100"/>
+              <w:bottom w:type="dxa" w:w="60"/>
+              <w:right w:type="dxa" w:w="100"/>
+            </w:tcMar>
+            <w:vAlign w:val="center"/>
+          </w:tcPr>
+          <w:p>
+            <w:pPr>
+              <w:jc w:val="center"/>
+            </w:pPr>
+            <w:r>
+              <w:rPr>
+                <w:rFonts w:ascii="Arial" w:cs="Arial" w:eastAsia="Arial" w:hAnsi="Arial"/>
+                <w:b/>
+                <w:bCs/>
+              </w:rPr>
+              <w:t xml:space="preserve">TC-62</w:t>
+            </w:r>
+          </w:p>
+        </w:tc>
+        <w:tc>
+          <w:tcPr>
+            <w:tcW w:type="dxa" w:w="2100"/>
+            <w:tcBorders>
+              <w:top w:val="single" w:color="BFBFBF" w:sz="4"/>
+              <w:left w:val="single" w:color="BFBFBF" w:sz="4"/>
+              <w:bottom w:val="single" w:color="BFBFBF" w:sz="4"/>
+              <w:right w:val="single" w:color="BFBFBF" w:sz="4"/>
+            </w:tcBorders>
+            <w:shd w:fill="F7F7F7" w:color="auto" w:val="clear"/>
+            <w:tcMar>
+              <w:top w:type="dxa" w:w="60"/>
+              <w:left w:type="dxa" w:w="100"/>
+              <w:bottom w:type="dxa" w:w="60"/>
+              <w:right w:type="dxa" w:w="100"/>
+            </w:tcMar>
+            <w:vAlign w:val="center"/>
+          </w:tcPr>
+          <w:p>
+            <w:pPr>
+              <w:jc w:val="left"/>
+            </w:pPr>
+            <w:r>
+              <w:rPr>
+                <w:rFonts w:ascii="Arial" w:cs="Arial" w:eastAsia="Arial" w:hAnsi="Arial"/>
+              </w:rPr>
+              <w:t xml:space="preserve">Cấu hình gửi email</w:t>
+            </w:r>
+          </w:p>
+        </w:tc>
+        <w:tc>
+          <w:tcPr>
+            <w:tcW w:type="dxa" w:w="4900"/>
+            <w:tcBorders>
+              <w:top w:val="single" w:color="BFBFBF" w:sz="4"/>
+              <w:left w:val="single" w:color="BFBFBF" w:sz="4"/>
+              <w:bottom w:val="single" w:color="BFBFBF" w:sz="4"/>
+              <w:right w:val="single" w:color="BFBFBF" w:sz="4"/>
+            </w:tcBorders>
+            <w:shd w:fill="F7F7F7" w:color="auto" w:val="clear"/>
+            <w:tcMar>
+              <w:top w:type="dxa" w:w="60"/>
+              <w:left w:type="dxa" w:w="100"/>
+              <w:bottom w:type="dxa" w:w="60"/>
+              <w:right w:type="dxa" w:w="100"/>
+            </w:tcMar>
+            <w:vAlign w:val="center"/>
+          </w:tcPr>
+          <w:p>
+            <w:pPr>
+              <w:jc w:val="left"/>
+            </w:pPr>
+            <w:r>
+              <w:rPr>
+                <w:rFonts w:ascii="Arial" w:cs="Arial" w:eastAsia="Arial" w:hAnsi="Arial"/>
+              </w:rPr>
+              <w:t xml:space="preserve">OTP đăng ký gửi qua Gmail API: đúng người nhận, người gửi là Gmail đã kết nối, tiêu đề tiếng Việt</w:t>
+            </w:r>
+          </w:p>
+        </w:tc>
+        <w:tc>
+          <w:tcPr>
+            <w:tcW w:type="dxa" w:w="5300"/>
+            <w:tcBorders>
+              <w:top w:val="single" w:color="BFBFBF" w:sz="4"/>
+              <w:left w:val="single" w:color="BFBFBF" w:sz="4"/>
+              <w:bottom w:val="single" w:color="BFBFBF" w:sz="4"/>
+              <w:right w:val="single" w:color="BFBFBF" w:sz="4"/>
+            </w:tcBorders>
+            <w:shd w:fill="F7F7F7" w:color="auto" w:val="clear"/>
+            <w:tcMar>
+              <w:top w:type="dxa" w:w="60"/>
+              <w:left w:type="dxa" w:w="100"/>
+              <w:bottom w:type="dxa" w:w="60"/>
+              <w:right w:type="dxa" w:w="100"/>
+            </w:tcMar>
+            <w:vAlign w:val="center"/>
+          </w:tcPr>
+          <w:p>
+            <w:pPr>
+              <w:jc w:val="left"/>
+            </w:pPr>
+            <w:r>
+              <w:rPr>
+                <w:rFonts w:ascii="Arial" w:cs="Arial" w:eastAsia="Arial" w:hAnsi="Arial"/>
+              </w:rPr>
+              <w:t xml:space="preserve">Gửi qua Gmail API với access token mới; thư có đúng người nhận, người gửi là Gmail đã kết nối, tiêu đề mã hóa chuẩn UTF-8</w:t>
+            </w:r>
+          </w:p>
+        </w:tc>
+        <w:tc>
+          <w:tcPr>
+            <w:tcW w:type="dxa" w:w="1300"/>
+            <w:tcBorders>
+              <w:top w:val="single" w:color="BFBFBF" w:sz="4"/>
+              <w:left w:val="single" w:color="BFBFBF" w:sz="4"/>
+              <w:bottom w:val="single" w:color="BFBFBF" w:sz="4"/>
+              <w:right w:val="single" w:color="BFBFBF" w:sz="4"/>
+            </w:tcBorders>
+            <w:shd w:fill="F7F7F7" w:color="auto" w:val="clear"/>
+            <w:tcMar>
+              <w:top w:type="dxa" w:w="60"/>
+              <w:left w:type="dxa" w:w="100"/>
+              <w:bottom w:type="dxa" w:w="60"/>
+              <w:right w:type="dxa" w:w="100"/>
+            </w:tcMar>
+            <w:vAlign w:val="center"/>
+          </w:tcPr>
+          <w:p>
+            <w:pPr>
+              <w:jc w:val="center"/>
+            </w:pPr>
+            <w:r>
+              <w:rPr>
+                <w:rFonts w:ascii="Arial" w:cs="Arial" w:eastAsia="Arial" w:hAnsi="Arial"/>
+                <w:b/>
+                <w:bCs/>
+                <w:color w:val="1E8449"/>
+              </w:rPr>
+              <w:t xml:space="preserve">Đạt</w:t>
+            </w:r>
+          </w:p>
+        </w:tc>
+      </w:tr>
+      <w:tr>
+        <w:trPr>
+          <w:cantSplit/>
+        </w:trPr>
+        <w:tc>
+          <w:tcPr>
+            <w:tcW w:type="dxa" w:w="1000"/>
+            <w:tcBorders>
+              <w:top w:val="single" w:color="BFBFBF" w:sz="4"/>
+              <w:left w:val="single" w:color="BFBFBF" w:sz="4"/>
+              <w:bottom w:val="single" w:color="BFBFBF" w:sz="4"/>
+              <w:right w:val="single" w:color="BFBFBF" w:sz="4"/>
+            </w:tcBorders>
+            <w:tcMar>
+              <w:top w:type="dxa" w:w="60"/>
+              <w:left w:type="dxa" w:w="100"/>
+              <w:bottom w:type="dxa" w:w="60"/>
+              <w:right w:type="dxa" w:w="100"/>
+            </w:tcMar>
+            <w:vAlign w:val="center"/>
+          </w:tcPr>
+          <w:p>
+            <w:pPr>
+              <w:jc w:val="center"/>
+            </w:pPr>
+            <w:r>
+              <w:rPr>
+                <w:rFonts w:ascii="Arial" w:cs="Arial" w:eastAsia="Arial" w:hAnsi="Arial"/>
+                <w:b/>
+                <w:bCs/>
+              </w:rPr>
+              <w:t xml:space="preserve">TC-63</w:t>
+            </w:r>
+          </w:p>
+        </w:tc>
+        <w:tc>
+          <w:tcPr>
+            <w:tcW w:type="dxa" w:w="2100"/>
+            <w:tcBorders>
+              <w:top w:val="single" w:color="BFBFBF" w:sz="4"/>
+              <w:left w:val="single" w:color="BFBFBF" w:sz="4"/>
+              <w:bottom w:val="single" w:color="BFBFBF" w:sz="4"/>
+              <w:right w:val="single" w:color="BFBFBF" w:sz="4"/>
+            </w:tcBorders>
+            <w:tcMar>
+              <w:top w:type="dxa" w:w="60"/>
+              <w:left w:type="dxa" w:w="100"/>
+              <w:bottom w:type="dxa" w:w="60"/>
+              <w:right w:type="dxa" w:w="100"/>
+            </w:tcMar>
+            <w:vAlign w:val="center"/>
+          </w:tcPr>
+          <w:p>
+            <w:pPr>
+              <w:jc w:val="left"/>
+            </w:pPr>
+            <w:r>
+              <w:rPr>
+                <w:rFonts w:ascii="Arial" w:cs="Arial" w:eastAsia="Arial" w:hAnsi="Arial"/>
+              </w:rPr>
+              <w:t xml:space="preserve">Cấu hình gửi email</w:t>
+            </w:r>
+          </w:p>
+        </w:tc>
+        <w:tc>
+          <w:tcPr>
+            <w:tcW w:type="dxa" w:w="4900"/>
+            <w:tcBorders>
+              <w:top w:val="single" w:color="BFBFBF" w:sz="4"/>
+              <w:left w:val="single" w:color="BFBFBF" w:sz="4"/>
+              <w:bottom w:val="single" w:color="BFBFBF" w:sz="4"/>
+              <w:right w:val="single" w:color="BFBFBF" w:sz="4"/>
+            </w:tcBorders>
+            <w:tcMar>
+              <w:top w:type="dxa" w:w="60"/>
+              <w:left w:type="dxa" w:w="100"/>
+              <w:bottom w:type="dxa" w:w="60"/>
+              <w:right w:type="dxa" w:w="100"/>
+            </w:tcMar>
+            <w:vAlign w:val="center"/>
+          </w:tcPr>
+          <w:p>
+            <w:pPr>
+              <w:jc w:val="left"/>
+            </w:pPr>
+            <w:r>
+              <w:rPr>
+                <w:rFonts w:ascii="Arial" w:cs="Arial" w:eastAsia="Arial" w:hAnsi="Arial"/>
+              </w:rPr>
+              <w:t xml:space="preserve">Quyền Gmail hết hạn → gửi thử báo lỗi dễ hiểu; ngắt kết nối → xóa token</w:t>
+            </w:r>
+          </w:p>
+        </w:tc>
+        <w:tc>
+          <w:tcPr>
+            <w:tcW w:type="dxa" w:w="5300"/>
+            <w:tcBorders>
+              <w:top w:val="single" w:color="BFBFBF" w:sz="4"/>
+              <w:left w:val="single" w:color="BFBFBF" w:sz="4"/>
+              <w:bottom w:val="single" w:color="BFBFBF" w:sz="4"/>
+              <w:right w:val="single" w:color="BFBFBF" w:sz="4"/>
+            </w:tcBorders>
+            <w:tcMar>
+              <w:top w:type="dxa" w:w="60"/>
+              <w:left w:type="dxa" w:w="100"/>
+              <w:bottom w:type="dxa" w:w="60"/>
+              <w:right w:type="dxa" w:w="100"/>
+            </w:tcMar>
+            <w:vAlign w:val="center"/>
+          </w:tcPr>
+          <w:p>
+            <w:pPr>
+              <w:jc w:val="left"/>
+            </w:pPr>
+            <w:r>
+              <w:rPr>
+                <w:rFonts w:ascii="Arial" w:cs="Arial" w:eastAsia="Arial" w:hAnsi="Arial"/>
+              </w:rPr>
+              <w:t xml:space="preserve">Gửi thử: 502 "quyền truy cập Gmail đã hết hạn hoặc bị thu hồi"; ngắt kết nối: thu hồi bên Google, xóa refresh token</w:t>
+            </w:r>
+          </w:p>
+        </w:tc>
+        <w:tc>
+          <w:tcPr>
+            <w:tcW w:type="dxa" w:w="1300"/>
+            <w:tcBorders>
+              <w:top w:val="single" w:color="BFBFBF" w:sz="4"/>
+              <w:left w:val="single" w:color="BFBFBF" w:sz="4"/>
+              <w:bottom w:val="single" w:color="BFBFBF" w:sz="4"/>
+              <w:right w:val="single" w:color="BFBFBF" w:sz="4"/>
+            </w:tcBorders>
+            <w:tcMar>
+              <w:top w:type="dxa" w:w="60"/>
+              <w:left w:type="dxa" w:w="100"/>
+              <w:bottom w:type="dxa" w:w="60"/>
+              <w:right w:type="dxa" w:w="100"/>
+            </w:tcMar>
+            <w:vAlign w:val="center"/>
+          </w:tcPr>
+          <w:p>
+            <w:pPr>
+              <w:jc w:val="center"/>
+            </w:pPr>
+            <w:r>
+              <w:rPr>
+                <w:rFonts w:ascii="Arial" w:cs="Arial" w:eastAsia="Arial" w:hAnsi="Arial"/>
+                <w:b/>
+                <w:bCs/>
+                <w:color w:val="1E8449"/>
+              </w:rPr>
+              <w:t xml:space="preserve">Đạt</w:t>
+            </w:r>
+          </w:p>
+        </w:tc>
+      </w:tr>
+      <w:tr>
+        <w:trPr>
+          <w:cantSplit/>
+        </w:trPr>
+        <w:tc>
+          <w:tcPr>
+            <w:tcW w:type="dxa" w:w="1000"/>
+            <w:tcBorders>
+              <w:top w:val="single" w:color="BFBFBF" w:sz="4"/>
+              <w:left w:val="single" w:color="BFBFBF" w:sz="4"/>
+              <w:bottom w:val="single" w:color="BFBFBF" w:sz="4"/>
+              <w:right w:val="single" w:color="BFBFBF" w:sz="4"/>
+            </w:tcBorders>
+            <w:shd w:fill="F7F7F7" w:color="auto" w:val="clear"/>
+            <w:tcMar>
+              <w:top w:type="dxa" w:w="60"/>
+              <w:left w:type="dxa" w:w="100"/>
+              <w:bottom w:type="dxa" w:w="60"/>
+              <w:right w:type="dxa" w:w="100"/>
+            </w:tcMar>
+            <w:vAlign w:val="center"/>
+          </w:tcPr>
+          <w:p>
+            <w:pPr>
+              <w:jc w:val="center"/>
+            </w:pPr>
+            <w:r>
+              <w:rPr>
+                <w:rFonts w:ascii="Arial" w:cs="Arial" w:eastAsia="Arial" w:hAnsi="Arial"/>
+                <w:b/>
+                <w:bCs/>
+              </w:rPr>
+              <w:t xml:space="preserve">TC-64</w:t>
+            </w:r>
+          </w:p>
+        </w:tc>
+        <w:tc>
+          <w:tcPr>
+            <w:tcW w:type="dxa" w:w="2100"/>
+            <w:tcBorders>
+              <w:top w:val="single" w:color="BFBFBF" w:sz="4"/>
+              <w:left w:val="single" w:color="BFBFBF" w:sz="4"/>
+              <w:bottom w:val="single" w:color="BFBFBF" w:sz="4"/>
+              <w:right w:val="single" w:color="BFBFBF" w:sz="4"/>
+            </w:tcBorders>
+            <w:shd w:fill="F7F7F7" w:color="auto" w:val="clear"/>
+            <w:tcMar>
+              <w:top w:type="dxa" w:w="60"/>
+              <w:left w:type="dxa" w:w="100"/>
+              <w:bottom w:type="dxa" w:w="60"/>
+              <w:right w:type="dxa" w:w="100"/>
+            </w:tcMar>
+            <w:vAlign w:val="center"/>
+          </w:tcPr>
+          <w:p>
+            <w:pPr>
+              <w:jc w:val="left"/>
+            </w:pPr>
+            <w:r>
+              <w:rPr>
+                <w:rFonts w:ascii="Arial" w:cs="Arial" w:eastAsia="Arial" w:hAnsi="Arial"/>
+              </w:rPr>
+              <w:t xml:space="preserve">Cấu hình gửi email</w:t>
+            </w:r>
+          </w:p>
+        </w:tc>
+        <w:tc>
+          <w:tcPr>
+            <w:tcW w:type="dxa" w:w="4900"/>
+            <w:tcBorders>
+              <w:top w:val="single" w:color="BFBFBF" w:sz="4"/>
+              <w:left w:val="single" w:color="BFBFBF" w:sz="4"/>
+              <w:bottom w:val="single" w:color="BFBFBF" w:sz="4"/>
+              <w:right w:val="single" w:color="BFBFBF" w:sz="4"/>
+            </w:tcBorders>
+            <w:shd w:fill="F7F7F7" w:color="auto" w:val="clear"/>
+            <w:tcMar>
+              <w:top w:type="dxa" w:w="60"/>
+              <w:left w:type="dxa" w:w="100"/>
+              <w:bottom w:type="dxa" w:w="60"/>
+              <w:right w:type="dxa" w:w="100"/>
+            </w:tcMar>
+            <w:vAlign w:val="center"/>
+          </w:tcPr>
+          <w:p>
+            <w:pPr>
+              <w:jc w:val="left"/>
+            </w:pPr>
+            <w:r>
+              <w:rPr>
+                <w:rFonts w:ascii="Arial" w:cs="Arial" w:eastAsia="Arial" w:hAnsi="Arial"/>
+              </w:rPr>
+              <w:t xml:space="preserve">Người dùng bỏ tích quyền gửi email khi cấp quyền → báo rõ, không lưu kết nối</w:t>
+            </w:r>
+          </w:p>
+        </w:tc>
+        <w:tc>
+          <w:tcPr>
+            <w:tcW w:type="dxa" w:w="5300"/>
+            <w:tcBorders>
+              <w:top w:val="single" w:color="BFBFBF" w:sz="4"/>
+              <w:left w:val="single" w:color="BFBFBF" w:sz="4"/>
+              <w:bottom w:val="single" w:color="BFBFBF" w:sz="4"/>
+              <w:right w:val="single" w:color="BFBFBF" w:sz="4"/>
+            </w:tcBorders>
+            <w:shd w:fill="F7F7F7" w:color="auto" w:val="clear"/>
+            <w:tcMar>
+              <w:top w:type="dxa" w:w="60"/>
+              <w:left w:type="dxa" w:w="100"/>
+              <w:bottom w:type="dxa" w:w="60"/>
+              <w:right w:type="dxa" w:w="100"/>
+            </w:tcMar>
+            <w:vAlign w:val="center"/>
+          </w:tcPr>
+          <w:p>
+            <w:pPr>
+              <w:jc w:val="left"/>
+            </w:pPr>
+            <w:r>
+              <w:rPr>
+                <w:rFonts w:ascii="Arial" w:cs="Arial" w:eastAsia="Arial" w:hAnsi="Arial"/>
+              </w:rPr>
+              <w:t xml:space="preserve">Quay về trang cấu hình với lỗi "chưa cấp quyền gửi email"; không lưu refresh token</w:t>
+            </w:r>
+          </w:p>
+        </w:tc>
+        <w:tc>
+          <w:tcPr>
+            <w:tcW w:type="dxa" w:w="1300"/>
+            <w:tcBorders>
+              <w:top w:val="single" w:color="BFBFBF" w:sz="4"/>
+              <w:left w:val="single" w:color="BFBFBF" w:sz="4"/>
+              <w:bottom w:val="single" w:color="BFBFBF" w:sz="4"/>
+              <w:right w:val="single" w:color="BFBFBF" w:sz="4"/>
+            </w:tcBorders>
+            <w:shd w:fill="F7F7F7" w:color="auto" w:val="clear"/>
+            <w:tcMar>
+              <w:top w:type="dxa" w:w="60"/>
+              <w:left w:type="dxa" w:w="100"/>
+              <w:bottom w:type="dxa" w:w="60"/>
+              <w:right w:type="dxa" w:w="100"/>
+            </w:tcMar>
+            <w:vAlign w:val="center"/>
+          </w:tcPr>
+          <w:p>
+            <w:pPr>
+              <w:jc w:val="center"/>
+            </w:pPr>
+            <w:r>
+              <w:rPr>
+                <w:rFonts w:ascii="Arial" w:cs="Arial" w:eastAsia="Arial" w:hAnsi="Arial"/>
+                <w:b/>
+                <w:bCs/>
+                <w:color w:val="1E8449"/>
+              </w:rPr>
+              <w:t xml:space="preserve">Đạt</w:t>
+            </w:r>
+          </w:p>
+        </w:tc>
+      </w:tr>
+      <w:tr>
+        <w:trPr>
+          <w:cantSplit/>
+        </w:trPr>
+        <w:tc>
+          <w:tcPr>
+            <w:tcW w:type="dxa" w:w="1000"/>
+            <w:tcBorders>
+              <w:top w:val="single" w:color="BFBFBF" w:sz="4"/>
+              <w:left w:val="single" w:color="BFBFBF" w:sz="4"/>
+              <w:bottom w:val="single" w:color="BFBFBF" w:sz="4"/>
+              <w:right w:val="single" w:color="BFBFBF" w:sz="4"/>
+            </w:tcBorders>
+            <w:tcMar>
+              <w:top w:type="dxa" w:w="60"/>
+              <w:left w:type="dxa" w:w="100"/>
+              <w:bottom w:type="dxa" w:w="60"/>
+              <w:right w:type="dxa" w:w="100"/>
+            </w:tcMar>
+            <w:vAlign w:val="center"/>
+          </w:tcPr>
+          <w:p>
+            <w:pPr>
+              <w:jc w:val="center"/>
+            </w:pPr>
+            <w:r>
+              <w:rPr>
+                <w:rFonts w:ascii="Arial" w:cs="Arial" w:eastAsia="Arial" w:hAnsi="Arial"/>
+                <w:b/>
+                <w:bCs/>
+              </w:rPr>
+              <w:t xml:space="preserve">TC-65</w:t>
+            </w:r>
+          </w:p>
+        </w:tc>
+        <w:tc>
+          <w:tcPr>
+            <w:tcW w:type="dxa" w:w="2100"/>
+            <w:tcBorders>
+              <w:top w:val="single" w:color="BFBFBF" w:sz="4"/>
+              <w:left w:val="single" w:color="BFBFBF" w:sz="4"/>
+              <w:bottom w:val="single" w:color="BFBFBF" w:sz="4"/>
+              <w:right w:val="single" w:color="BFBFBF" w:sz="4"/>
+            </w:tcBorders>
+            <w:tcMar>
+              <w:top w:type="dxa" w:w="60"/>
+              <w:left w:type="dxa" w:w="100"/>
+              <w:bottom w:type="dxa" w:w="60"/>
+              <w:right w:type="dxa" w:w="100"/>
+            </w:tcMar>
+            <w:vAlign w:val="center"/>
+          </w:tcPr>
+          <w:p>
+            <w:pPr>
+              <w:jc w:val="left"/>
+            </w:pPr>
+            <w:r>
+              <w:rPr>
+                <w:rFonts w:ascii="Arial" w:cs="Arial" w:eastAsia="Arial" w:hAnsi="Arial"/>
+              </w:rPr>
+              <w:t xml:space="preserve">Quên mật khẩu</w:t>
+            </w:r>
+          </w:p>
+        </w:tc>
+        <w:tc>
+          <w:tcPr>
+            <w:tcW w:type="dxa" w:w="4900"/>
+            <w:tcBorders>
+              <w:top w:val="single" w:color="BFBFBF" w:sz="4"/>
+              <w:left w:val="single" w:color="BFBFBF" w:sz="4"/>
+              <w:bottom w:val="single" w:color="BFBFBF" w:sz="4"/>
+              <w:right w:val="single" w:color="BFBFBF" w:sz="4"/>
+            </w:tcBorders>
+            <w:tcMar>
+              <w:top w:type="dxa" w:w="60"/>
+              <w:left w:type="dxa" w:w="100"/>
+              <w:bottom w:type="dxa" w:w="60"/>
+              <w:right w:type="dxa" w:w="100"/>
+            </w:tcMar>
+            <w:vAlign w:val="center"/>
+          </w:tcPr>
+          <w:p>
+            <w:pPr>
+              <w:jc w:val="left"/>
+            </w:pPr>
+            <w:r>
+              <w:rPr>
+                <w:rFonts w:ascii="Arial" w:cs="Arial" w:eastAsia="Arial" w:hAnsi="Arial"/>
+              </w:rPr>
+              <w:t xml:space="preserve">Email chưa đăng ký → vẫn trả lời chung, không tạo mã, không gửi email</w:t>
+            </w:r>
+          </w:p>
+        </w:tc>
+        <w:tc>
+          <w:tcPr>
+            <w:tcW w:type="dxa" w:w="5300"/>
+            <w:tcBorders>
+              <w:top w:val="single" w:color="BFBFBF" w:sz="4"/>
+              <w:left w:val="single" w:color="BFBFBF" w:sz="4"/>
+              <w:bottom w:val="single" w:color="BFBFBF" w:sz="4"/>
+              <w:right w:val="single" w:color="BFBFBF" w:sz="4"/>
+            </w:tcBorders>
+            <w:tcMar>
+              <w:top w:type="dxa" w:w="60"/>
+              <w:left w:type="dxa" w:w="100"/>
+              <w:bottom w:type="dxa" w:w="60"/>
+              <w:right w:type="dxa" w:w="100"/>
+            </w:tcMar>
+            <w:vAlign w:val="center"/>
+          </w:tcPr>
+          <w:p>
+            <w:pPr>
+              <w:jc w:val="left"/>
+            </w:pPr>
+            <w:r>
+              <w:rPr>
+                <w:rFonts w:ascii="Arial" w:cs="Arial" w:eastAsia="Arial" w:hAnsi="Arial"/>
+              </w:rPr>
+              <w:t xml:space="preserve">Mã 200 với thông báo chung; không tạo mã, không gửi email</w:t>
+            </w:r>
+          </w:p>
+        </w:tc>
+        <w:tc>
+          <w:tcPr>
+            <w:tcW w:type="dxa" w:w="1300"/>
+            <w:tcBorders>
+              <w:top w:val="single" w:color="BFBFBF" w:sz="4"/>
+              <w:left w:val="single" w:color="BFBFBF" w:sz="4"/>
+              <w:bottom w:val="single" w:color="BFBFBF" w:sz="4"/>
+              <w:right w:val="single" w:color="BFBFBF" w:sz="4"/>
+            </w:tcBorders>
+            <w:tcMar>
+              <w:top w:type="dxa" w:w="60"/>
+              <w:left w:type="dxa" w:w="100"/>
+              <w:bottom w:type="dxa" w:w="60"/>
+              <w:right w:type="dxa" w:w="100"/>
+            </w:tcMar>
+            <w:vAlign w:val="center"/>
+          </w:tcPr>
+          <w:p>
+            <w:pPr>
+              <w:jc w:val="center"/>
+            </w:pPr>
+            <w:r>
+              <w:rPr>
+                <w:rFonts w:ascii="Arial" w:cs="Arial" w:eastAsia="Arial" w:hAnsi="Arial"/>
+                <w:b/>
+                <w:bCs/>
+                <w:color w:val="1E8449"/>
+              </w:rPr>
+              <w:t xml:space="preserve">Đạt</w:t>
+            </w:r>
+          </w:p>
+        </w:tc>
+      </w:tr>
+      <w:tr>
+        <w:trPr>
+          <w:cantSplit/>
+        </w:trPr>
+        <w:tc>
+          <w:tcPr>
+            <w:tcW w:type="dxa" w:w="1000"/>
+            <w:tcBorders>
+              <w:top w:val="single" w:color="BFBFBF" w:sz="4"/>
+              <w:left w:val="single" w:color="BFBFBF" w:sz="4"/>
+              <w:bottom w:val="single" w:color="BFBFBF" w:sz="4"/>
+              <w:right w:val="single" w:color="BFBFBF" w:sz="4"/>
+            </w:tcBorders>
+            <w:shd w:fill="F7F7F7" w:color="auto" w:val="clear"/>
+            <w:tcMar>
+              <w:top w:type="dxa" w:w="60"/>
+              <w:left w:type="dxa" w:w="100"/>
+              <w:bottom w:type="dxa" w:w="60"/>
+              <w:right w:type="dxa" w:w="100"/>
+            </w:tcMar>
+            <w:vAlign w:val="center"/>
+          </w:tcPr>
+          <w:p>
+            <w:pPr>
+              <w:jc w:val="center"/>
+            </w:pPr>
+            <w:r>
+              <w:rPr>
+                <w:rFonts w:ascii="Arial" w:cs="Arial" w:eastAsia="Arial" w:hAnsi="Arial"/>
+                <w:b/>
+                <w:bCs/>
+              </w:rPr>
+              <w:t xml:space="preserve">TC-66</w:t>
+            </w:r>
+          </w:p>
+        </w:tc>
+        <w:tc>
+          <w:tcPr>
+            <w:tcW w:type="dxa" w:w="2100"/>
+            <w:tcBorders>
+              <w:top w:val="single" w:color="BFBFBF" w:sz="4"/>
+              <w:left w:val="single" w:color="BFBFBF" w:sz="4"/>
+              <w:bottom w:val="single" w:color="BFBFBF" w:sz="4"/>
+              <w:right w:val="single" w:color="BFBFBF" w:sz="4"/>
+            </w:tcBorders>
+            <w:shd w:fill="F7F7F7" w:color="auto" w:val="clear"/>
+            <w:tcMar>
+              <w:top w:type="dxa" w:w="60"/>
+              <w:left w:type="dxa" w:w="100"/>
+              <w:bottom w:type="dxa" w:w="60"/>
+              <w:right w:type="dxa" w:w="100"/>
+            </w:tcMar>
+            <w:vAlign w:val="center"/>
+          </w:tcPr>
+          <w:p>
+            <w:pPr>
+              <w:jc w:val="left"/>
+            </w:pPr>
+            <w:r>
+              <w:rPr>
+                <w:rFonts w:ascii="Arial" w:cs="Arial" w:eastAsia="Arial" w:hAnsi="Arial"/>
+              </w:rPr>
+              <w:t xml:space="preserve">Quên mật khẩu</w:t>
+            </w:r>
+          </w:p>
+        </w:tc>
+        <w:tc>
+          <w:tcPr>
+            <w:tcW w:type="dxa" w:w="4900"/>
+            <w:tcBorders>
+              <w:top w:val="single" w:color="BFBFBF" w:sz="4"/>
+              <w:left w:val="single" w:color="BFBFBF" w:sz="4"/>
+              <w:bottom w:val="single" w:color="BFBFBF" w:sz="4"/>
+              <w:right w:val="single" w:color="BFBFBF" w:sz="4"/>
+            </w:tcBorders>
+            <w:shd w:fill="F7F7F7" w:color="auto" w:val="clear"/>
+            <w:tcMar>
+              <w:top w:type="dxa" w:w="60"/>
+              <w:left w:type="dxa" w:w="100"/>
+              <w:bottom w:type="dxa" w:w="60"/>
+              <w:right w:type="dxa" w:w="100"/>
+            </w:tcMar>
+            <w:vAlign w:val="center"/>
+          </w:tcPr>
+          <w:p>
+            <w:pPr>
+              <w:jc w:val="left"/>
+            </w:pPr>
+            <w:r>
+              <w:rPr>
+                <w:rFonts w:ascii="Arial" w:cs="Arial" w:eastAsia="Arial" w:hAnsi="Arial"/>
+              </w:rPr>
+              <w:t xml:space="preserve">Đặt lại mật khẩu bằng mã qua email: kiểm tra mã, mật khẩu mới, mã chỉ dùng 1 lần</w:t>
+            </w:r>
+          </w:p>
+        </w:tc>
+        <w:tc>
+          <w:tcPr>
+            <w:tcW w:type="dxa" w:w="5300"/>
+            <w:tcBorders>
+              <w:top w:val="single" w:color="BFBFBF" w:sz="4"/>
+              <w:left w:val="single" w:color="BFBFBF" w:sz="4"/>
+              <w:bottom w:val="single" w:color="BFBFBF" w:sz="4"/>
+              <w:right w:val="single" w:color="BFBFBF" w:sz="4"/>
+            </w:tcBorders>
+            <w:shd w:fill="F7F7F7" w:color="auto" w:val="clear"/>
+            <w:tcMar>
+              <w:top w:type="dxa" w:w="60"/>
+              <w:left w:type="dxa" w:w="100"/>
+              <w:bottom w:type="dxa" w:w="60"/>
+              <w:right w:type="dxa" w:w="100"/>
+            </w:tcMar>
+            <w:vAlign w:val="center"/>
+          </w:tcPr>
+          <w:p>
+            <w:pPr>
+              <w:jc w:val="left"/>
+            </w:pPr>
+            <w:r>
+              <w:rPr>
+                <w:rFonts w:ascii="Arial" w:cs="Arial" w:eastAsia="Arial" w:hAnsi="Arial"/>
+              </w:rPr>
+              <w:t xml:space="preserve">Sai mã, mật khẩu yếu, không khớp: 400; đúng: 200; dùng lại mã: 400; đăng nhập mật khẩu cũ 401, mật khẩu mới 200</w:t>
+            </w:r>
+          </w:p>
+        </w:tc>
+        <w:tc>
+          <w:tcPr>
+            <w:tcW w:type="dxa" w:w="1300"/>
+            <w:tcBorders>
+              <w:top w:val="single" w:color="BFBFBF" w:sz="4"/>
+              <w:left w:val="single" w:color="BFBFBF" w:sz="4"/>
+              <w:bottom w:val="single" w:color="BFBFBF" w:sz="4"/>
+              <w:right w:val="single" w:color="BFBFBF" w:sz="4"/>
+            </w:tcBorders>
+            <w:shd w:fill="F7F7F7" w:color="auto" w:val="clear"/>
+            <w:tcMar>
+              <w:top w:type="dxa" w:w="60"/>
+              <w:left w:type="dxa" w:w="100"/>
+              <w:bottom w:type="dxa" w:w="60"/>
+              <w:right w:type="dxa" w:w="100"/>
+            </w:tcMar>
+            <w:vAlign w:val="center"/>
+          </w:tcPr>
+          <w:p>
+            <w:pPr>
+              <w:jc w:val="center"/>
+            </w:pPr>
+            <w:r>
+              <w:rPr>
+                <w:rFonts w:ascii="Arial" w:cs="Arial" w:eastAsia="Arial" w:hAnsi="Arial"/>
+                <w:b/>
+                <w:bCs/>
+                <w:color w:val="1E8449"/>
+              </w:rPr>
+              <w:t xml:space="preserve">Đạt</w:t>
+            </w:r>
+          </w:p>
+        </w:tc>
+      </w:tr>
+      <w:tr>
+        <w:trPr>
+          <w:cantSplit/>
+        </w:trPr>
+        <w:tc>
+          <w:tcPr>
+            <w:tcW w:type="dxa" w:w="1000"/>
+            <w:tcBorders>
+              <w:top w:val="single" w:color="BFBFBF" w:sz="4"/>
+              <w:left w:val="single" w:color="BFBFBF" w:sz="4"/>
+              <w:bottom w:val="single" w:color="BFBFBF" w:sz="4"/>
+              <w:right w:val="single" w:color="BFBFBF" w:sz="4"/>
+            </w:tcBorders>
+            <w:tcMar>
+              <w:top w:type="dxa" w:w="60"/>
+              <w:left w:type="dxa" w:w="100"/>
+              <w:bottom w:type="dxa" w:w="60"/>
+              <w:right w:type="dxa" w:w="100"/>
+            </w:tcMar>
+            <w:vAlign w:val="center"/>
+          </w:tcPr>
+          <w:p>
+            <w:pPr>
+              <w:jc w:val="center"/>
+            </w:pPr>
+            <w:r>
+              <w:rPr>
+                <w:rFonts w:ascii="Arial" w:cs="Arial" w:eastAsia="Arial" w:hAnsi="Arial"/>
+                <w:b/>
+                <w:bCs/>
+              </w:rPr>
+              <w:t xml:space="preserve">TC-67</w:t>
+            </w:r>
+          </w:p>
+        </w:tc>
+        <w:tc>
+          <w:tcPr>
+            <w:tcW w:type="dxa" w:w="2100"/>
+            <w:tcBorders>
+              <w:top w:val="single" w:color="BFBFBF" w:sz="4"/>
+              <w:left w:val="single" w:color="BFBFBF" w:sz="4"/>
+              <w:bottom w:val="single" w:color="BFBFBF" w:sz="4"/>
+              <w:right w:val="single" w:color="BFBFBF" w:sz="4"/>
+            </w:tcBorders>
+            <w:tcMar>
+              <w:top w:type="dxa" w:w="60"/>
+              <w:left w:type="dxa" w:w="100"/>
+              <w:bottom w:type="dxa" w:w="60"/>
+              <w:right w:type="dxa" w:w="100"/>
+            </w:tcMar>
+            <w:vAlign w:val="center"/>
+          </w:tcPr>
+          <w:p>
+            <w:pPr>
+              <w:jc w:val="left"/>
+            </w:pPr>
+            <w:r>
+              <w:rPr>
+                <w:rFonts w:ascii="Arial" w:cs="Arial" w:eastAsia="Arial" w:hAnsi="Arial"/>
+              </w:rPr>
+              <w:t xml:space="preserve">Quên mật khẩu</w:t>
+            </w:r>
+          </w:p>
+        </w:tc>
+        <w:tc>
+          <w:tcPr>
+            <w:tcW w:type="dxa" w:w="4900"/>
+            <w:tcBorders>
+              <w:top w:val="single" w:color="BFBFBF" w:sz="4"/>
+              <w:left w:val="single" w:color="BFBFBF" w:sz="4"/>
+              <w:bottom w:val="single" w:color="BFBFBF" w:sz="4"/>
+              <w:right w:val="single" w:color="BFBFBF" w:sz="4"/>
+            </w:tcBorders>
+            <w:tcMar>
+              <w:top w:type="dxa" w:w="60"/>
+              <w:left w:type="dxa" w:w="100"/>
+              <w:bottom w:type="dxa" w:w="60"/>
+              <w:right w:type="dxa" w:w="100"/>
+            </w:tcMar>
+            <w:vAlign w:val="center"/>
+          </w:tcPr>
+          <w:p>
+            <w:pPr>
+              <w:jc w:val="left"/>
+            </w:pPr>
+            <w:r>
+              <w:rPr>
+                <w:rFonts w:ascii="Arial" w:cs="Arial" w:eastAsia="Arial" w:hAnsi="Arial"/>
+              </w:rPr>
+              <w:t xml:space="preserve">Nhập sai mã quá 5 lần → khóa mã, phải xin mã mới</w:t>
+            </w:r>
+          </w:p>
+        </w:tc>
+        <w:tc>
+          <w:tcPr>
+            <w:tcW w:type="dxa" w:w="5300"/>
+            <w:tcBorders>
+              <w:top w:val="single" w:color="BFBFBF" w:sz="4"/>
+              <w:left w:val="single" w:color="BFBFBF" w:sz="4"/>
+              <w:bottom w:val="single" w:color="BFBFBF" w:sz="4"/>
+              <w:right w:val="single" w:color="BFBFBF" w:sz="4"/>
+            </w:tcBorders>
+            <w:tcMar>
+              <w:top w:type="dxa" w:w="60"/>
+              <w:left w:type="dxa" w:w="100"/>
+              <w:bottom w:type="dxa" w:w="60"/>
+              <w:right w:type="dxa" w:w="100"/>
+            </w:tcMar>
+            <w:vAlign w:val="center"/>
+          </w:tcPr>
+          <w:p>
+            <w:pPr>
+              <w:jc w:val="left"/>
+            </w:pPr>
+            <w:r>
+              <w:rPr>
+                <w:rFonts w:ascii="Arial" w:cs="Arial" w:eastAsia="Arial" w:hAnsi="Arial"/>
+              </w:rPr>
+              <w:t xml:space="preserve">Sau 5 lần sai, nhập cả mã đúng cũng bị từ chối (429)</w:t>
+            </w:r>
+          </w:p>
+        </w:tc>
+        <w:tc>
+          <w:tcPr>
+            <w:tcW w:type="dxa" w:w="1300"/>
+            <w:tcBorders>
+              <w:top w:val="single" w:color="BFBFBF" w:sz="4"/>
+              <w:left w:val="single" w:color="BFBFBF" w:sz="4"/>
+              <w:bottom w:val="single" w:color="BFBFBF" w:sz="4"/>
+              <w:right w:val="single" w:color="BFBFBF" w:sz="4"/>
+            </w:tcBorders>
+            <w:tcMar>
+              <w:top w:type="dxa" w:w="60"/>
+              <w:left w:type="dxa" w:w="100"/>
+              <w:bottom w:type="dxa" w:w="60"/>
+              <w:right w:type="dxa" w:w="100"/>
+            </w:tcMar>
+            <w:vAlign w:val="center"/>
+          </w:tcPr>
+          <w:p>
+            <w:pPr>
+              <w:jc w:val="center"/>
+            </w:pPr>
+            <w:r>
+              <w:rPr>
+                <w:rFonts w:ascii="Arial" w:cs="Arial" w:eastAsia="Arial" w:hAnsi="Arial"/>
+                <w:b/>
+                <w:bCs/>
+                <w:color w:val="1E8449"/>
+              </w:rPr>
+              <w:t xml:space="preserve">Đạt</w:t>
+            </w:r>
+          </w:p>
+        </w:tc>
+      </w:tr>
+      <w:tr>
+        <w:trPr>
+          <w:cantSplit/>
+        </w:trPr>
+        <w:tc>
+          <w:tcPr>
+            <w:tcW w:type="dxa" w:w="1000"/>
+            <w:tcBorders>
+              <w:top w:val="single" w:color="BFBFBF" w:sz="4"/>
+              <w:left w:val="single" w:color="BFBFBF" w:sz="4"/>
+              <w:bottom w:val="single" w:color="BFBFBF" w:sz="4"/>
+              <w:right w:val="single" w:color="BFBFBF" w:sz="4"/>
+            </w:tcBorders>
+            <w:shd w:fill="F7F7F7" w:color="auto" w:val="clear"/>
+            <w:tcMar>
+              <w:top w:type="dxa" w:w="60"/>
+              <w:left w:type="dxa" w:w="100"/>
+              <w:bottom w:type="dxa" w:w="60"/>
+              <w:right w:type="dxa" w:w="100"/>
+            </w:tcMar>
+            <w:vAlign w:val="center"/>
+          </w:tcPr>
+          <w:p>
+            <w:pPr>
+              <w:jc w:val="center"/>
+            </w:pPr>
+            <w:r>
+              <w:rPr>
+                <w:rFonts w:ascii="Arial" w:cs="Arial" w:eastAsia="Arial" w:hAnsi="Arial"/>
+                <w:b/>
+                <w:bCs/>
+              </w:rPr>
+              <w:t xml:space="preserve">TC-68</w:t>
+            </w:r>
+          </w:p>
+        </w:tc>
+        <w:tc>
+          <w:tcPr>
+            <w:tcW w:type="dxa" w:w="2100"/>
+            <w:tcBorders>
+              <w:top w:val="single" w:color="BFBFBF" w:sz="4"/>
+              <w:left w:val="single" w:color="BFBFBF" w:sz="4"/>
+              <w:bottom w:val="single" w:color="BFBFBF" w:sz="4"/>
+              <w:right w:val="single" w:color="BFBFBF" w:sz="4"/>
+            </w:tcBorders>
+            <w:shd w:fill="F7F7F7" w:color="auto" w:val="clear"/>
+            <w:tcMar>
+              <w:top w:type="dxa" w:w="60"/>
+              <w:left w:type="dxa" w:w="100"/>
+              <w:bottom w:type="dxa" w:w="60"/>
+              <w:right w:type="dxa" w:w="100"/>
+            </w:tcMar>
+            <w:vAlign w:val="center"/>
+          </w:tcPr>
+          <w:p>
+            <w:pPr>
+              <w:jc w:val="left"/>
+            </w:pPr>
+            <w:r>
+              <w:rPr>
+                <w:rFonts w:ascii="Arial" w:cs="Arial" w:eastAsia="Arial" w:hAnsi="Arial"/>
+              </w:rPr>
+              <w:t xml:space="preserve">Gửi email</w:t>
+            </w:r>
+          </w:p>
+        </w:tc>
+        <w:tc>
+          <w:tcPr>
+            <w:tcW w:type="dxa" w:w="4900"/>
+            <w:tcBorders>
+              <w:top w:val="single" w:color="BFBFBF" w:sz="4"/>
+              <w:left w:val="single" w:color="BFBFBF" w:sz="4"/>
+              <w:bottom w:val="single" w:color="BFBFBF" w:sz="4"/>
+              <w:right w:val="single" w:color="BFBFBF" w:sz="4"/>
+            </w:tcBorders>
+            <w:shd w:fill="F7F7F7" w:color="auto" w:val="clear"/>
+            <w:tcMar>
+              <w:top w:type="dxa" w:w="60"/>
+              <w:left w:type="dxa" w:w="100"/>
+              <w:bottom w:type="dxa" w:w="60"/>
+              <w:right w:type="dxa" w:w="100"/>
+            </w:tcMar>
+            <w:vAlign w:val="center"/>
+          </w:tcPr>
+          <w:p>
+            <w:pPr>
+              <w:jc w:val="left"/>
+            </w:pPr>
+            <w:r>
+              <w:rPr>
+                <w:rFonts w:ascii="Arial" w:cs="Arial" w:eastAsia="Arial" w:hAnsi="Arial"/>
+              </w:rPr>
+              <w:t xml:space="preserve">Đặt hàng → email xác nhận có mã đơn, sản phẩm, tổng tiền, link xem đơn</w:t>
+            </w:r>
+          </w:p>
+        </w:tc>
+        <w:tc>
+          <w:tcPr>
+            <w:tcW w:type="dxa" w:w="5300"/>
+            <w:tcBorders>
+              <w:top w:val="single" w:color="BFBFBF" w:sz="4"/>
+              <w:left w:val="single" w:color="BFBFBF" w:sz="4"/>
+              <w:bottom w:val="single" w:color="BFBFBF" w:sz="4"/>
+              <w:right w:val="single" w:color="BFBFBF" w:sz="4"/>
+            </w:tcBorders>
+            <w:shd w:fill="F7F7F7" w:color="auto" w:val="clear"/>
+            <w:tcMar>
+              <w:top w:type="dxa" w:w="60"/>
+              <w:left w:type="dxa" w:w="100"/>
+              <w:bottom w:type="dxa" w:w="60"/>
+              <w:right w:type="dxa" w:w="100"/>
+            </w:tcMar>
+            <w:vAlign w:val="center"/>
+          </w:tcPr>
+          <w:p>
+            <w:pPr>
+              <w:jc w:val="left"/>
+            </w:pPr>
+            <w:r>
+              <w:rPr>
+                <w:rFonts w:ascii="Arial" w:cs="Arial" w:eastAsia="Arial" w:hAnsi="Arial"/>
+              </w:rPr>
+              <w:t xml:space="preserve">Email tiêu đề "Xác nhận đơn hàng &lt;mã đơn&gt;", có tên sản phẩm, phiên bản, tổng tiền, link /account/orders/&lt;id&gt;</w:t>
+            </w:r>
+          </w:p>
+        </w:tc>
+        <w:tc>
+          <w:tcPr>
+            <w:tcW w:type="dxa" w:w="1300"/>
+            <w:tcBorders>
+              <w:top w:val="single" w:color="BFBFBF" w:sz="4"/>
+              <w:left w:val="single" w:color="BFBFBF" w:sz="4"/>
+              <w:bottom w:val="single" w:color="BFBFBF" w:sz="4"/>
+              <w:right w:val="single" w:color="BFBFBF" w:sz="4"/>
+            </w:tcBorders>
+            <w:shd w:fill="F7F7F7" w:color="auto" w:val="clear"/>
+            <w:tcMar>
+              <w:top w:type="dxa" w:w="60"/>
+              <w:left w:type="dxa" w:w="100"/>
+              <w:bottom w:type="dxa" w:w="60"/>
+              <w:right w:type="dxa" w:w="100"/>
+            </w:tcMar>
+            <w:vAlign w:val="center"/>
+          </w:tcPr>
+          <w:p>
+            <w:pPr>
+              <w:jc w:val="center"/>
+            </w:pPr>
+            <w:r>
+              <w:rPr>
+                <w:rFonts w:ascii="Arial" w:cs="Arial" w:eastAsia="Arial" w:hAnsi="Arial"/>
+                <w:b/>
+                <w:bCs/>
+                <w:color w:val="1E8449"/>
+              </w:rPr>
+              <w:t xml:space="preserve">Đạt</w:t>
+            </w:r>
+          </w:p>
+        </w:tc>
+      </w:tr>
+      <w:tr>
+        <w:trPr>
+          <w:cantSplit/>
+        </w:trPr>
+        <w:tc>
+          <w:tcPr>
+            <w:tcW w:type="dxa" w:w="1000"/>
+            <w:tcBorders>
+              <w:top w:val="single" w:color="BFBFBF" w:sz="4"/>
+              <w:left w:val="single" w:color="BFBFBF" w:sz="4"/>
+              <w:bottom w:val="single" w:color="BFBFBF" w:sz="4"/>
+              <w:right w:val="single" w:color="BFBFBF" w:sz="4"/>
+            </w:tcBorders>
+            <w:tcMar>
+              <w:top w:type="dxa" w:w="60"/>
+              <w:left w:type="dxa" w:w="100"/>
+              <w:bottom w:type="dxa" w:w="60"/>
+              <w:right w:type="dxa" w:w="100"/>
+            </w:tcMar>
+            <w:vAlign w:val="center"/>
+          </w:tcPr>
+          <w:p>
+            <w:pPr>
+              <w:jc w:val="center"/>
+            </w:pPr>
+            <w:r>
+              <w:rPr>
+                <w:rFonts w:ascii="Arial" w:cs="Arial" w:eastAsia="Arial" w:hAnsi="Arial"/>
+                <w:b/>
+                <w:bCs/>
+              </w:rPr>
+              <w:t xml:space="preserve">TC-69</w:t>
+            </w:r>
+          </w:p>
+        </w:tc>
+        <w:tc>
+          <w:tcPr>
+            <w:tcW w:type="dxa" w:w="2100"/>
+            <w:tcBorders>
+              <w:top w:val="single" w:color="BFBFBF" w:sz="4"/>
+              <w:left w:val="single" w:color="BFBFBF" w:sz="4"/>
+              <w:bottom w:val="single" w:color="BFBFBF" w:sz="4"/>
+              <w:right w:val="single" w:color="BFBFBF" w:sz="4"/>
+            </w:tcBorders>
+            <w:tcMar>
+              <w:top w:type="dxa" w:w="60"/>
+              <w:left w:type="dxa" w:w="100"/>
+              <w:bottom w:type="dxa" w:w="60"/>
+              <w:right w:type="dxa" w:w="100"/>
+            </w:tcMar>
+            <w:vAlign w:val="center"/>
+          </w:tcPr>
+          <w:p>
+            <w:pPr>
+              <w:jc w:val="left"/>
+            </w:pPr>
+            <w:r>
+              <w:rPr>
+                <w:rFonts w:ascii="Arial" w:cs="Arial" w:eastAsia="Arial" w:hAnsi="Arial"/>
+              </w:rPr>
+              <w:t xml:space="preserve">Gửi email</w:t>
+            </w:r>
+          </w:p>
+        </w:tc>
+        <w:tc>
+          <w:tcPr>
+            <w:tcW w:type="dxa" w:w="4900"/>
+            <w:tcBorders>
+              <w:top w:val="single" w:color="BFBFBF" w:sz="4"/>
+              <w:left w:val="single" w:color="BFBFBF" w:sz="4"/>
+              <w:bottom w:val="single" w:color="BFBFBF" w:sz="4"/>
+              <w:right w:val="single" w:color="BFBFBF" w:sz="4"/>
+            </w:tcBorders>
+            <w:tcMar>
+              <w:top w:type="dxa" w:w="60"/>
+              <w:left w:type="dxa" w:w="100"/>
+              <w:bottom w:type="dxa" w:w="60"/>
+              <w:right w:type="dxa" w:w="100"/>
+            </w:tcMar>
+            <w:vAlign w:val="center"/>
+          </w:tcPr>
+          <w:p>
+            <w:pPr>
+              <w:jc w:val="left"/>
+            </w:pPr>
+            <w:r>
+              <w:rPr>
+                <w:rFonts w:ascii="Arial" w:cs="Arial" w:eastAsia="Arial" w:hAnsi="Arial"/>
+              </w:rPr>
+              <w:t xml:space="preserve">Đổi trạng thái đơn → email cho khách (không gửi cho bước chờ xác nhận); khách hủy → email</w:t>
+            </w:r>
+          </w:p>
+        </w:tc>
+        <w:tc>
+          <w:tcPr>
+            <w:tcW w:type="dxa" w:w="5300"/>
+            <w:tcBorders>
+              <w:top w:val="single" w:color="BFBFBF" w:sz="4"/>
+              <w:left w:val="single" w:color="BFBFBF" w:sz="4"/>
+              <w:bottom w:val="single" w:color="BFBFBF" w:sz="4"/>
+              <w:right w:val="single" w:color="BFBFBF" w:sz="4"/>
+            </w:tcBorders>
+            <w:tcMar>
+              <w:top w:type="dxa" w:w="60"/>
+              <w:left w:type="dxa" w:w="100"/>
+              <w:bottom w:type="dxa" w:w="60"/>
+              <w:right w:type="dxa" w:w="100"/>
+            </w:tcMar>
+            <w:vAlign w:val="center"/>
+          </w:tcPr>
+          <w:p>
+            <w:pPr>
+              <w:jc w:val="left"/>
+            </w:pPr>
+            <w:r>
+              <w:rPr>
+                <w:rFonts w:ascii="Arial" w:cs="Arial" w:eastAsia="Arial" w:hAnsi="Arial"/>
+              </w:rPr>
+              <w:t xml:space="preserve">Xác nhận đơn: email "Đã xác nhận"; khách hủy: email "Đã hủy" kèm lý do hủy</w:t>
+            </w:r>
+          </w:p>
+        </w:tc>
+        <w:tc>
+          <w:tcPr>
+            <w:tcW w:type="dxa" w:w="1300"/>
+            <w:tcBorders>
+              <w:top w:val="single" w:color="BFBFBF" w:sz="4"/>
+              <w:left w:val="single" w:color="BFBFBF" w:sz="4"/>
+              <w:bottom w:val="single" w:color="BFBFBF" w:sz="4"/>
+              <w:right w:val="single" w:color="BFBFBF" w:sz="4"/>
+            </w:tcBorders>
+            <w:tcMar>
+              <w:top w:type="dxa" w:w="60"/>
+              <w:left w:type="dxa" w:w="100"/>
+              <w:bottom w:type="dxa" w:w="60"/>
+              <w:right w:type="dxa" w:w="100"/>
+            </w:tcMar>
+            <w:vAlign w:val="center"/>
+          </w:tcPr>
+          <w:p>
+            <w:pPr>
+              <w:jc w:val="center"/>
+            </w:pPr>
+            <w:r>
+              <w:rPr>
+                <w:rFonts w:ascii="Arial" w:cs="Arial" w:eastAsia="Arial" w:hAnsi="Arial"/>
+                <w:b/>
+                <w:bCs/>
+                <w:color w:val="1E8449"/>
+              </w:rPr>
+              <w:t xml:space="preserve">Đạt</w:t>
+            </w:r>
+          </w:p>
+        </w:tc>
+      </w:tr>
+      <w:tr>
+        <w:trPr>
+          <w:cantSplit/>
+        </w:trPr>
+        <w:tc>
+          <w:tcPr>
+            <w:tcW w:type="dxa" w:w="1000"/>
+            <w:tcBorders>
+              <w:top w:val="single" w:color="BFBFBF" w:sz="4"/>
+              <w:left w:val="single" w:color="BFBFBF" w:sz="4"/>
+              <w:bottom w:val="single" w:color="BFBFBF" w:sz="4"/>
+              <w:right w:val="single" w:color="BFBFBF" w:sz="4"/>
+            </w:tcBorders>
+            <w:shd w:fill="F7F7F7" w:color="auto" w:val="clear"/>
+            <w:tcMar>
+              <w:top w:type="dxa" w:w="60"/>
+              <w:left w:type="dxa" w:w="100"/>
+              <w:bottom w:type="dxa" w:w="60"/>
+              <w:right w:type="dxa" w:w="100"/>
+            </w:tcMar>
+            <w:vAlign w:val="center"/>
+          </w:tcPr>
+          <w:p>
+            <w:pPr>
+              <w:jc w:val="center"/>
+            </w:pPr>
+            <w:r>
+              <w:rPr>
+                <w:rFonts w:ascii="Arial" w:cs="Arial" w:eastAsia="Arial" w:hAnsi="Arial"/>
+                <w:b/>
+                <w:bCs/>
+              </w:rPr>
+              <w:t xml:space="preserve">TC-70</w:t>
+            </w:r>
+          </w:p>
+        </w:tc>
+        <w:tc>
+          <w:tcPr>
+            <w:tcW w:type="dxa" w:w="2100"/>
+            <w:tcBorders>
+              <w:top w:val="single" w:color="BFBFBF" w:sz="4"/>
+              <w:left w:val="single" w:color="BFBFBF" w:sz="4"/>
+              <w:bottom w:val="single" w:color="BFBFBF" w:sz="4"/>
+              <w:right w:val="single" w:color="BFBFBF" w:sz="4"/>
+            </w:tcBorders>
+            <w:shd w:fill="F7F7F7" w:color="auto" w:val="clear"/>
+            <w:tcMar>
+              <w:top w:type="dxa" w:w="60"/>
+              <w:left w:type="dxa" w:w="100"/>
+              <w:bottom w:type="dxa" w:w="60"/>
+              <w:right w:type="dxa" w:w="100"/>
+            </w:tcMar>
+            <w:vAlign w:val="center"/>
+          </w:tcPr>
+          <w:p>
+            <w:pPr>
+              <w:jc w:val="left"/>
+            </w:pPr>
+            <w:r>
+              <w:rPr>
+                <w:rFonts w:ascii="Arial" w:cs="Arial" w:eastAsia="Arial" w:hAnsi="Arial"/>
+              </w:rPr>
+              <w:t xml:space="preserve">Gửi email</w:t>
+            </w:r>
+          </w:p>
+        </w:tc>
+        <w:tc>
+          <w:tcPr>
+            <w:tcW w:type="dxa" w:w="4900"/>
+            <w:tcBorders>
+              <w:top w:val="single" w:color="BFBFBF" w:sz="4"/>
+              <w:left w:val="single" w:color="BFBFBF" w:sz="4"/>
+              <w:bottom w:val="single" w:color="BFBFBF" w:sz="4"/>
+              <w:right w:val="single" w:color="BFBFBF" w:sz="4"/>
+            </w:tcBorders>
+            <w:shd w:fill="F7F7F7" w:color="auto" w:val="clear"/>
+            <w:tcMar>
+              <w:top w:type="dxa" w:w="60"/>
+              <w:left w:type="dxa" w:w="100"/>
+              <w:bottom w:type="dxa" w:w="60"/>
+              <w:right w:type="dxa" w:w="100"/>
+            </w:tcMar>
+            <w:vAlign w:val="center"/>
+          </w:tcPr>
+          <w:p>
+            <w:pPr>
+              <w:jc w:val="left"/>
+            </w:pPr>
+            <w:r>
+              <w:rPr>
+                <w:rFonts w:ascii="Arial" w:cs="Arial" w:eastAsia="Arial" w:hAnsi="Arial"/>
+              </w:rPr>
+              <w:t xml:space="preserve">Thanh toán VNPay thành công → email xác nhận thanh toán</w:t>
+            </w:r>
+          </w:p>
+        </w:tc>
+        <w:tc>
+          <w:tcPr>
+            <w:tcW w:type="dxa" w:w="5300"/>
+            <w:tcBorders>
+              <w:top w:val="single" w:color="BFBFBF" w:sz="4"/>
+              <w:left w:val="single" w:color="BFBFBF" w:sz="4"/>
+              <w:bottom w:val="single" w:color="BFBFBF" w:sz="4"/>
+              <w:right w:val="single" w:color="BFBFBF" w:sz="4"/>
+            </w:tcBorders>
+            <w:shd w:fill="F7F7F7" w:color="auto" w:val="clear"/>
+            <w:tcMar>
+              <w:top w:type="dxa" w:w="60"/>
+              <w:left w:type="dxa" w:w="100"/>
+              <w:bottom w:type="dxa" w:w="60"/>
+              <w:right w:type="dxa" w:w="100"/>
+            </w:tcMar>
+            <w:vAlign w:val="center"/>
+          </w:tcPr>
+          <w:p>
+            <w:pPr>
+              <w:jc w:val="left"/>
+            </w:pPr>
+            <w:r>
+              <w:rPr>
+                <w:rFonts w:ascii="Arial" w:cs="Arial" w:eastAsia="Arial" w:hAnsi="Arial"/>
+              </w:rPr>
+              <w:t xml:space="preserve">Email "Thanh toán thành công" có mã giao dịch VNPay</w:t>
+            </w:r>
+          </w:p>
+        </w:tc>
+        <w:tc>
+          <w:tcPr>
+            <w:tcW w:type="dxa" w:w="1300"/>
+            <w:tcBorders>
+              <w:top w:val="single" w:color="BFBFBF" w:sz="4"/>
+              <w:left w:val="single" w:color="BFBFBF" w:sz="4"/>
+              <w:bottom w:val="single" w:color="BFBFBF" w:sz="4"/>
+              <w:right w:val="single" w:color="BFBFBF" w:sz="4"/>
+            </w:tcBorders>
+            <w:shd w:fill="F7F7F7" w:color="auto" w:val="clear"/>
+            <w:tcMar>
+              <w:top w:type="dxa" w:w="60"/>
+              <w:left w:type="dxa" w:w="100"/>
+              <w:bottom w:type="dxa" w:w="60"/>
+              <w:right w:type="dxa" w:w="100"/>
+            </w:tcMar>
+            <w:vAlign w:val="center"/>
+          </w:tcPr>
+          <w:p>
+            <w:pPr>
+              <w:jc w:val="center"/>
+            </w:pPr>
+            <w:r>
+              <w:rPr>
+                <w:rFonts w:ascii="Arial" w:cs="Arial" w:eastAsia="Arial" w:hAnsi="Arial"/>
+                <w:b/>
+                <w:bCs/>
+                <w:color w:val="1E8449"/>
+              </w:rPr>
+              <w:t xml:space="preserve">Đạt</w:t>
+            </w:r>
+          </w:p>
+        </w:tc>
+      </w:tr>
+      <w:tr>
+        <w:trPr>
+          <w:cantSplit/>
+        </w:trPr>
+        <w:tc>
+          <w:tcPr>
+            <w:tcW w:type="dxa" w:w="1000"/>
+            <w:tcBorders>
+              <w:top w:val="single" w:color="BFBFBF" w:sz="4"/>
+              <w:left w:val="single" w:color="BFBFBF" w:sz="4"/>
+              <w:bottom w:val="single" w:color="BFBFBF" w:sz="4"/>
+              <w:right w:val="single" w:color="BFBFBF" w:sz="4"/>
+            </w:tcBorders>
+            <w:tcMar>
+              <w:top w:type="dxa" w:w="60"/>
+              <w:left w:type="dxa" w:w="100"/>
+              <w:bottom w:type="dxa" w:w="60"/>
+              <w:right w:type="dxa" w:w="100"/>
+            </w:tcMar>
+            <w:vAlign w:val="center"/>
+          </w:tcPr>
+          <w:p>
+            <w:pPr>
+              <w:jc w:val="center"/>
+            </w:pPr>
+            <w:r>
+              <w:rPr>
+                <w:rFonts w:ascii="Arial" w:cs="Arial" w:eastAsia="Arial" w:hAnsi="Arial"/>
+                <w:b/>
+                <w:bCs/>
+              </w:rPr>
+              <w:t xml:space="preserve">TC-71</w:t>
+            </w:r>
+          </w:p>
+        </w:tc>
+        <w:tc>
+          <w:tcPr>
+            <w:tcW w:type="dxa" w:w="2100"/>
+            <w:tcBorders>
+              <w:top w:val="single" w:color="BFBFBF" w:sz="4"/>
+              <w:left w:val="single" w:color="BFBFBF" w:sz="4"/>
+              <w:bottom w:val="single" w:color="BFBFBF" w:sz="4"/>
+              <w:right w:val="single" w:color="BFBFBF" w:sz="4"/>
+            </w:tcBorders>
+            <w:tcMar>
+              <w:top w:type="dxa" w:w="60"/>
+              <w:left w:type="dxa" w:w="100"/>
+              <w:bottom w:type="dxa" w:w="60"/>
+              <w:right w:type="dxa" w:w="100"/>
+            </w:tcMar>
+            <w:vAlign w:val="center"/>
+          </w:tcPr>
+          <w:p>
+            <w:pPr>
+              <w:jc w:val="left"/>
+            </w:pPr>
+            <w:r>
+              <w:rPr>
+                <w:rFonts w:ascii="Arial" w:cs="Arial" w:eastAsia="Arial" w:hAnsi="Arial"/>
+              </w:rPr>
+              <w:t xml:space="preserve">Gửi email</w:t>
+            </w:r>
+          </w:p>
+        </w:tc>
+        <w:tc>
+          <w:tcPr>
+            <w:tcW w:type="dxa" w:w="4900"/>
+            <w:tcBorders>
+              <w:top w:val="single" w:color="BFBFBF" w:sz="4"/>
+              <w:left w:val="single" w:color="BFBFBF" w:sz="4"/>
+              <w:bottom w:val="single" w:color="BFBFBF" w:sz="4"/>
+              <w:right w:val="single" w:color="BFBFBF" w:sz="4"/>
+            </w:tcBorders>
+            <w:tcMar>
+              <w:top w:type="dxa" w:w="60"/>
+              <w:left w:type="dxa" w:w="100"/>
+              <w:bottom w:type="dxa" w:w="60"/>
+              <w:right w:type="dxa" w:w="100"/>
+            </w:tcMar>
+            <w:vAlign w:val="center"/>
+          </w:tcPr>
+          <w:p>
+            <w:pPr>
+              <w:jc w:val="left"/>
+            </w:pPr>
+            <w:r>
+              <w:rPr>
+                <w:rFonts w:ascii="Arial" w:cs="Arial" w:eastAsia="Arial" w:hAnsi="Arial"/>
+              </w:rPr>
+              <w:t xml:space="preserve">Bảo hành: tạo phiếu và đổi trạng thái → email kèm mã phiếu và link tra cứu</w:t>
+            </w:r>
+          </w:p>
+        </w:tc>
+        <w:tc>
+          <w:tcPr>
+            <w:tcW w:type="dxa" w:w="5300"/>
+            <w:tcBorders>
+              <w:top w:val="single" w:color="BFBFBF" w:sz="4"/>
+              <w:left w:val="single" w:color="BFBFBF" w:sz="4"/>
+              <w:bottom w:val="single" w:color="BFBFBF" w:sz="4"/>
+              <w:right w:val="single" w:color="BFBFBF" w:sz="4"/>
+            </w:tcBorders>
+            <w:tcMar>
+              <w:top w:type="dxa" w:w="60"/>
+              <w:left w:type="dxa" w:w="100"/>
+              <w:bottom w:type="dxa" w:w="60"/>
+              <w:right w:type="dxa" w:w="100"/>
+            </w:tcMar>
+            <w:vAlign w:val="center"/>
+          </w:tcPr>
+          <w:p>
+            <w:pPr>
+              <w:jc w:val="left"/>
+            </w:pPr>
+            <w:r>
+              <w:rPr>
+                <w:rFonts w:ascii="Arial" w:cs="Arial" w:eastAsia="Arial" w:hAnsi="Arial"/>
+              </w:rPr>
+              <w:t xml:space="preserve">Email tiếp nhận có mã phiếu và link /tra-cuu-bao-hanh?code=&lt;mã&gt;; email cập nhật có trạng thái "Đang sửa chữa" và ghi chú</w:t>
+            </w:r>
+          </w:p>
+        </w:tc>
+        <w:tc>
+          <w:tcPr>
+            <w:tcW w:type="dxa" w:w="1300"/>
+            <w:tcBorders>
+              <w:top w:val="single" w:color="BFBFBF" w:sz="4"/>
+              <w:left w:val="single" w:color="BFBFBF" w:sz="4"/>
+              <w:bottom w:val="single" w:color="BFBFBF" w:sz="4"/>
+              <w:right w:val="single" w:color="BFBFBF" w:sz="4"/>
+            </w:tcBorders>
+            <w:tcMar>
+              <w:top w:type="dxa" w:w="60"/>
+              <w:left w:type="dxa" w:w="100"/>
+              <w:bottom w:type="dxa" w:w="60"/>
+              <w:right w:type="dxa" w:w="100"/>
+            </w:tcMar>
+            <w:vAlign w:val="center"/>
+          </w:tcPr>
+          <w:p>
+            <w:pPr>
+              <w:jc w:val="center"/>
+            </w:pPr>
+            <w:r>
+              <w:rPr>
+                <w:rFonts w:ascii="Arial" w:cs="Arial" w:eastAsia="Arial" w:hAnsi="Arial"/>
+                <w:b/>
+                <w:bCs/>
+                <w:color w:val="1E8449"/>
+              </w:rPr>
+              <w:t xml:space="preserve">Đạt</w:t>
+            </w:r>
+          </w:p>
+        </w:tc>
+      </w:tr>
+      <w:tr>
+        <w:trPr>
+          <w:cantSplit/>
+        </w:trPr>
+        <w:tc>
+          <w:tcPr>
+            <w:tcW w:type="dxa" w:w="1000"/>
+            <w:tcBorders>
+              <w:top w:val="single" w:color="BFBFBF" w:sz="4"/>
+              <w:left w:val="single" w:color="BFBFBF" w:sz="4"/>
+              <w:bottom w:val="single" w:color="BFBFBF" w:sz="4"/>
+              <w:right w:val="single" w:color="BFBFBF" w:sz="4"/>
+            </w:tcBorders>
+            <w:shd w:fill="F7F7F7" w:color="auto" w:val="clear"/>
+            <w:tcMar>
+              <w:top w:type="dxa" w:w="60"/>
+              <w:left w:type="dxa" w:w="100"/>
+              <w:bottom w:type="dxa" w:w="60"/>
+              <w:right w:type="dxa" w:w="100"/>
+            </w:tcMar>
+            <w:vAlign w:val="center"/>
+          </w:tcPr>
+          <w:p>
+            <w:pPr>
+              <w:jc w:val="center"/>
+            </w:pPr>
+            <w:r>
+              <w:rPr>
+                <w:rFonts w:ascii="Arial" w:cs="Arial" w:eastAsia="Arial" w:hAnsi="Arial"/>
+                <w:b/>
+                <w:bCs/>
+              </w:rPr>
+              <w:t xml:space="preserve">TC-72</w:t>
+            </w:r>
+          </w:p>
+        </w:tc>
+        <w:tc>
+          <w:tcPr>
+            <w:tcW w:type="dxa" w:w="2100"/>
+            <w:tcBorders>
+              <w:top w:val="single" w:color="BFBFBF" w:sz="4"/>
+              <w:left w:val="single" w:color="BFBFBF" w:sz="4"/>
+              <w:bottom w:val="single" w:color="BFBFBF" w:sz="4"/>
+              <w:right w:val="single" w:color="BFBFBF" w:sz="4"/>
+            </w:tcBorders>
+            <w:shd w:fill="F7F7F7" w:color="auto" w:val="clear"/>
+            <w:tcMar>
+              <w:top w:type="dxa" w:w="60"/>
+              <w:left w:type="dxa" w:w="100"/>
+              <w:bottom w:type="dxa" w:w="60"/>
+              <w:right w:type="dxa" w:w="100"/>
+            </w:tcMar>
+            <w:vAlign w:val="center"/>
+          </w:tcPr>
+          <w:p>
+            <w:pPr>
+              <w:jc w:val="left"/>
+            </w:pPr>
+            <w:r>
+              <w:rPr>
+                <w:rFonts w:ascii="Arial" w:cs="Arial" w:eastAsia="Arial" w:hAnsi="Arial"/>
+              </w:rPr>
+              <w:t xml:space="preserve">Gửi email</w:t>
+            </w:r>
+          </w:p>
+        </w:tc>
+        <w:tc>
+          <w:tcPr>
+            <w:tcW w:type="dxa" w:w="4900"/>
+            <w:tcBorders>
+              <w:top w:val="single" w:color="BFBFBF" w:sz="4"/>
+              <w:left w:val="single" w:color="BFBFBF" w:sz="4"/>
+              <w:bottom w:val="single" w:color="BFBFBF" w:sz="4"/>
+              <w:right w:val="single" w:color="BFBFBF" w:sz="4"/>
+            </w:tcBorders>
+            <w:shd w:fill="F7F7F7" w:color="auto" w:val="clear"/>
+            <w:tcMar>
+              <w:top w:type="dxa" w:w="60"/>
+              <w:left w:type="dxa" w:w="100"/>
+              <w:bottom w:type="dxa" w:w="60"/>
+              <w:right w:type="dxa" w:w="100"/>
+            </w:tcMar>
+            <w:vAlign w:val="center"/>
+          </w:tcPr>
+          <w:p>
+            <w:pPr>
+              <w:jc w:val="left"/>
+            </w:pPr>
+            <w:r>
+              <w:rPr>
+                <w:rFonts w:ascii="Arial" w:cs="Arial" w:eastAsia="Arial" w:hAnsi="Arial"/>
+              </w:rPr>
+              <w:t xml:space="preserve">Gửi email lỗi không làm hỏng đặt hàng</w:t>
+            </w:r>
+          </w:p>
+        </w:tc>
+        <w:tc>
+          <w:tcPr>
+            <w:tcW w:type="dxa" w:w="5300"/>
+            <w:tcBorders>
+              <w:top w:val="single" w:color="BFBFBF" w:sz="4"/>
+              <w:left w:val="single" w:color="BFBFBF" w:sz="4"/>
+              <w:bottom w:val="single" w:color="BFBFBF" w:sz="4"/>
+              <w:right w:val="single" w:color="BFBFBF" w:sz="4"/>
+            </w:tcBorders>
+            <w:shd w:fill="F7F7F7" w:color="auto" w:val="clear"/>
+            <w:tcMar>
+              <w:top w:type="dxa" w:w="60"/>
+              <w:left w:type="dxa" w:w="100"/>
+              <w:bottom w:type="dxa" w:w="60"/>
+              <w:right w:type="dxa" w:w="100"/>
+            </w:tcMar>
+            <w:vAlign w:val="center"/>
+          </w:tcPr>
+          <w:p>
+            <w:pPr>
+              <w:jc w:val="left"/>
+            </w:pPr>
+            <w:r>
+              <w:rPr>
+                <w:rFonts w:ascii="Arial" w:cs="Arial" w:eastAsia="Arial" w:hAnsi="Arial"/>
+              </w:rPr>
+              <w:t xml:space="preserve">Máy chủ mail lỗi: đặt hàng vẫn thành công (201), lỗi chỉ được ghi log</w:t>
+            </w:r>
+          </w:p>
+        </w:tc>
+        <w:tc>
+          <w:tcPr>
+            <w:tcW w:type="dxa" w:w="1300"/>
+            <w:tcBorders>
+              <w:top w:val="single" w:color="BFBFBF" w:sz="4"/>
+              <w:left w:val="single" w:color="BFBFBF" w:sz="4"/>
+              <w:bottom w:val="single" w:color="BFBFBF" w:sz="4"/>
+              <w:right w:val="single" w:color="BFBFBF" w:sz="4"/>
+            </w:tcBorders>
+            <w:shd w:fill="F7F7F7" w:color="auto" w:val="clear"/>
             <w:tcMar>
               <w:top w:type="dxa" w:w="60"/>
               <w:left w:type="dxa" w:w="100"/>
